--- a/modelos/Dispensa xx Proc xx -  MINUTA DP 13.07.2026.docx
+++ b/modelos/Dispensa xx Proc xx -  MINUTA DP 13.07.2026.docx
@@ -40,7 +40,27 @@
           <w:sz w:val="40"/>
           <w:szCs w:val="40"/>
         </w:rPr>
-        <w:t>{{N.MODALIDADE}}</w:t>
+        <w:t>{{</w:t>
+      </w:r>
+      <w:proofErr w:type="gramStart"/>
+      <w:r>
+        <w:rPr>
+          <w:rFonts w:ascii="Calibri" w:hAnsi="Calibri" w:cs="Calibri"/>
+          <w:iCs/>
+          <w:sz w:val="40"/>
+          <w:szCs w:val="40"/>
+        </w:rPr>
+        <w:t>N.MODALIDADE</w:t>
+      </w:r>
+      <w:proofErr w:type="gramEnd"/>
+      <w:r>
+        <w:rPr>
+          <w:rFonts w:ascii="Calibri" w:hAnsi="Calibri" w:cs="Calibri"/>
+          <w:iCs/>
+          <w:sz w:val="40"/>
+          <w:szCs w:val="40"/>
+        </w:rPr>
+        <w:t>}}</w:t>
       </w:r>
     </w:p>
     <w:p>
@@ -699,10 +719,18 @@
       <w:bookmarkStart w:id="1" w:name="_Toc216938896"/>
       <w:r>
         <w:lastRenderedPageBreak/>
-        <w:t>{{MINUTA DE}}</w:t>
-      </w:r>
-      <w:r>
-        <w:t>AVISO DE DISPENSA</w:t>
+        <w:t>{{MINUTA DE</w:t>
+      </w:r>
+      <w:proofErr w:type="gramStart"/>
+      <w:r>
+        <w:t>}}</w:t>
+      </w:r>
+      <w:r>
+        <w:t>AVISO</w:t>
+      </w:r>
+      <w:proofErr w:type="gramEnd"/>
+      <w:r>
+        <w:t xml:space="preserve"> DE DISPENSA</w:t>
       </w:r>
       <w:r>
         <w:t xml:space="preserve"> DE LICITAÇÃO</w:t>
@@ -758,7 +786,25 @@
           <w:sz w:val="24"/>
           <w:szCs w:val="24"/>
         </w:rPr>
-        <w:t>{{N.PROCESSO}}</w:t>
+        <w:t>{{</w:t>
+      </w:r>
+      <w:proofErr w:type="gramStart"/>
+      <w:r>
+        <w:rPr>
+          <w:rFonts w:ascii="Calibri" w:hAnsi="Calibri" w:cs="Calibri"/>
+          <w:sz w:val="24"/>
+          <w:szCs w:val="24"/>
+        </w:rPr>
+        <w:t>N.PROCESSO</w:t>
+      </w:r>
+      <w:proofErr w:type="gramEnd"/>
+      <w:r>
+        <w:rPr>
+          <w:rFonts w:ascii="Calibri" w:hAnsi="Calibri" w:cs="Calibri"/>
+          <w:sz w:val="24"/>
+          <w:szCs w:val="24"/>
+        </w:rPr>
+        <w:t>}}</w:t>
       </w:r>
     </w:p>
     <w:p>
@@ -807,7 +853,25 @@
           <w:sz w:val="24"/>
           <w:szCs w:val="24"/>
         </w:rPr>
-        <w:t>{{N.MODALIDADE}}</w:t>
+        <w:t>{{</w:t>
+      </w:r>
+      <w:proofErr w:type="gramStart"/>
+      <w:r>
+        <w:rPr>
+          <w:rFonts w:ascii="Calibri" w:hAnsi="Calibri" w:cs="Calibri"/>
+          <w:sz w:val="24"/>
+          <w:szCs w:val="24"/>
+        </w:rPr>
+        <w:t>N.MODALIDADE</w:t>
+      </w:r>
+      <w:proofErr w:type="gramEnd"/>
+      <w:r>
+        <w:rPr>
+          <w:rFonts w:ascii="Calibri" w:hAnsi="Calibri" w:cs="Calibri"/>
+          <w:sz w:val="24"/>
+          <w:szCs w:val="24"/>
+        </w:rPr>
+        <w:t>}}</w:t>
       </w:r>
     </w:p>
     <w:p>
@@ -962,7 +1026,16 @@
           <w:sz w:val="24"/>
           <w:szCs w:val="24"/>
         </w:rPr>
-        <w:t xml:space="preserve"> e pelo </w:t>
+        <w:t>,</w:t>
+      </w:r>
+      <w:r>
+        <w:rPr>
+          <w:rFonts w:ascii="Calibri" w:hAnsi="Calibri" w:cs="Calibri"/>
+          <w:bCs/>
+          <w:sz w:val="24"/>
+          <w:szCs w:val="24"/>
+        </w:rPr>
+        <w:t xml:space="preserve"> pelo </w:t>
       </w:r>
       <w:r>
         <w:rPr>
@@ -1012,7 +1085,56 @@
           <w:sz w:val="24"/>
           <w:szCs w:val="24"/>
         </w:rPr>
-        <w:t xml:space="preserve">.  </w:t>
+        <w:t xml:space="preserve"> </w:t>
+      </w:r>
+      <w:r>
+        <w:rPr>
+          <w:rFonts w:ascii="Calibri" w:hAnsi="Calibri" w:cs="Calibri"/>
+          <w:bCs/>
+          <w:sz w:val="24"/>
+          <w:szCs w:val="24"/>
+        </w:rPr>
+        <w:t xml:space="preserve">e pelo Decreto Municipal nº </w:t>
+      </w:r>
+      <w:r>
+        <w:rPr>
+          <w:rFonts w:ascii="Calibri" w:hAnsi="Calibri" w:cs="Calibri"/>
+          <w:b/>
+          <w:bCs/>
+          <w:sz w:val="24"/>
+          <w:szCs w:val="24"/>
+        </w:rPr>
+        <w:t>2249</w:t>
+      </w:r>
+      <w:r>
+        <w:rPr>
+          <w:rFonts w:ascii="Calibri" w:hAnsi="Calibri" w:cs="Calibri"/>
+          <w:bCs/>
+          <w:sz w:val="24"/>
+          <w:szCs w:val="24"/>
+        </w:rPr>
+        <w:t xml:space="preserve"> de 18 de junho de 2026 (acesso em: </w:t>
+      </w:r>
+      <w:hyperlink r:id="rId15" w:history="1">
+        <w:r>
+          <w:rPr>
+            <w:rStyle w:val="Hyperlink"/>
+            <w:rFonts w:ascii="Calibri" w:hAnsi="Calibri" w:cs="Calibri"/>
+            <w:bCs/>
+            <w:sz w:val="24"/>
+            <w:szCs w:val="24"/>
+          </w:rPr>
+          <w:t>https://ecrie.com.br/Sistema/Conteudos/DiarioOficial/upload/ASS_u_164_18062026165338.pdf</w:t>
+        </w:r>
+      </w:hyperlink>
+      <w:r>
+        <w:rPr>
+          <w:rFonts w:ascii="Calibri" w:hAnsi="Calibri" w:cs="Calibri"/>
+          <w:bCs/>
+          <w:sz w:val="24"/>
+          <w:szCs w:val="24"/>
+        </w:rPr>
+        <w:t>).</w:t>
       </w:r>
     </w:p>
     <w:p>
@@ -1089,7 +1211,27 @@
           <w:sz w:val="24"/>
           <w:szCs w:val="24"/>
         </w:rPr>
-        <w:t>I - para contratação que envolva valores inferiores a R$ 130.984,20* (cento e trinta mil novecentos e oitenta e quatro reais e vinte centavos), no caso de obras e serviços de engenharia ou de serviços de manutenção de veículos automotores;</w:t>
+        <w:t xml:space="preserve">I - </w:t>
+      </w:r>
+      <w:proofErr w:type="gramStart"/>
+      <w:r>
+        <w:rPr>
+          <w:rFonts w:ascii="Calibri" w:hAnsi="Calibri" w:cs="Calibri"/>
+          <w:i/>
+          <w:sz w:val="24"/>
+          <w:szCs w:val="24"/>
+        </w:rPr>
+        <w:t>para</w:t>
+      </w:r>
+      <w:proofErr w:type="gramEnd"/>
+      <w:r>
+        <w:rPr>
+          <w:rFonts w:ascii="Calibri" w:hAnsi="Calibri" w:cs="Calibri"/>
+          <w:i/>
+          <w:sz w:val="24"/>
+          <w:szCs w:val="24"/>
+        </w:rPr>
+        <w:t xml:space="preserve"> contratação que envolva valores inferiores a R$ 130.984,20* (cento e trinta mil novecentos e oitenta e quatro reais e vinte centavos), no caso de obras e serviços de engenharia ou de serviços de manutenção de veículos automotores;</w:t>
       </w:r>
     </w:p>
     <w:p>
@@ -1117,7 +1259,27 @@
           <w:sz w:val="24"/>
           <w:szCs w:val="24"/>
         </w:rPr>
-        <w:t>II - para contratação que envolva valores inferiores a R$ 65.492,11* (sessenta e cinco mil quatrocentos e noventa e dois reais e onze centavos), no caso de outros serviços e compras;</w:t>
+        <w:t xml:space="preserve">II - </w:t>
+      </w:r>
+      <w:proofErr w:type="gramStart"/>
+      <w:r>
+        <w:rPr>
+          <w:rFonts w:ascii="Calibri" w:hAnsi="Calibri" w:cs="Calibri"/>
+          <w:i/>
+          <w:sz w:val="24"/>
+          <w:szCs w:val="24"/>
+        </w:rPr>
+        <w:t>para</w:t>
+      </w:r>
+      <w:proofErr w:type="gramEnd"/>
+      <w:r>
+        <w:rPr>
+          <w:rFonts w:ascii="Calibri" w:hAnsi="Calibri" w:cs="Calibri"/>
+          <w:i/>
+          <w:sz w:val="24"/>
+          <w:szCs w:val="24"/>
+        </w:rPr>
+        <w:t xml:space="preserve"> contratação que envolva valores inferiores a R$ 65.492,11* (sessenta e cinco mil quatrocentos e noventa e dois reais e onze centavos), no caso de outros serviços e compras;</w:t>
       </w:r>
     </w:p>
     <w:p>
@@ -2272,11 +2434,12 @@
           <w:sz w:val="24"/>
           <w:szCs w:val="24"/>
         </w:rPr>
-        <w:t>Decreto Municipal nº 2056 de 29 de julho de 2024, da Lei Complementar n° 123 de 14 de dezembro de 2006 e demais legislações aplicáveis</w:t>
-      </w:r>
-      <w:r>
-        <w:rPr>
-          <w:rFonts w:ascii="Calibri" w:hAnsi="Calibri" w:cs="Calibri"/>
+        <w:t>Decreto Municipal nº 2056 de 29 de julho de 2024,</w:t>
+      </w:r>
+      <w:r>
+        <w:rPr>
+          <w:rFonts w:ascii="Calibri" w:hAnsi="Calibri" w:cs="Calibri"/>
+          <w:bCs/>
           <w:sz w:val="24"/>
           <w:szCs w:val="24"/>
         </w:rPr>
@@ -2285,6 +2448,42 @@
       <w:r>
         <w:rPr>
           <w:rFonts w:ascii="Calibri" w:hAnsi="Calibri" w:cs="Calibri"/>
+          <w:bCs/>
+          <w:sz w:val="24"/>
+          <w:szCs w:val="24"/>
+        </w:rPr>
+        <w:t>Decreto Municipal nº 2249 de 18 de junho de 2026,</w:t>
+      </w:r>
+      <w:r>
+        <w:rPr>
+          <w:rFonts w:ascii="Calibri" w:hAnsi="Calibri" w:cs="Calibri"/>
+          <w:bCs/>
+          <w:sz w:val="24"/>
+          <w:szCs w:val="24"/>
+        </w:rPr>
+        <w:t xml:space="preserve"> da Lei Complementar n° 123 de 14 de dezembro de 2006 e demais </w:t>
+      </w:r>
+      <w:r>
+        <w:rPr>
+          <w:rFonts w:ascii="Calibri" w:hAnsi="Calibri" w:cs="Calibri"/>
+          <w:bCs/>
+          <w:sz w:val="24"/>
+          <w:szCs w:val="24"/>
+        </w:rPr>
+        <w:lastRenderedPageBreak/>
+        <w:t>legislações aplicáveis</w:t>
+      </w:r>
+      <w:r>
+        <w:rPr>
+          <w:rFonts w:ascii="Calibri" w:hAnsi="Calibri" w:cs="Calibri"/>
+          <w:sz w:val="24"/>
+          <w:szCs w:val="24"/>
+        </w:rPr>
+        <w:t xml:space="preserve"> </w:t>
+      </w:r>
+      <w:r>
+        <w:rPr>
+          <w:rFonts w:ascii="Calibri" w:hAnsi="Calibri" w:cs="Calibri"/>
           <w:sz w:val="24"/>
           <w:szCs w:val="24"/>
         </w:rPr>
@@ -2341,7 +2540,6 @@
       </w:pPr>
       <w:bookmarkStart w:id="7" w:name="_Hlk188257281"/>
       <w:r>
-        <w:lastRenderedPageBreak/>
         <w:t xml:space="preserve">Integram o presente </w:t>
       </w:r>
       <w:r>
@@ -3044,9 +3242,11 @@
       <w:r>
         <w:t>“</w:t>
       </w:r>
+      <w:proofErr w:type="spellStart"/>
       <w:r>
         <w:t>Fiorilli</w:t>
       </w:r>
+      <w:proofErr w:type="spellEnd"/>
       <w:r>
         <w:t>”.</w:t>
       </w:r>
@@ -3113,7 +3313,7 @@
         </w:rPr>
         <w:t xml:space="preserve">, E-MAIL: </w:t>
       </w:r>
-      <w:hyperlink r:id="rId15" w:history="1">
+      <w:hyperlink r:id="rId16" w:history="1">
         <w:r>
           <w:rPr>
             <w:rStyle w:val="Hyperlink"/>
@@ -3275,7 +3475,7 @@
       <w:r>
         <w:t xml:space="preserve"> ou e-mail </w:t>
       </w:r>
-      <w:hyperlink r:id="rId16" w:history="1">
+      <w:hyperlink r:id="rId17" w:history="1">
         <w:r>
           <w:rPr>
             <w:rStyle w:val="Hyperlink"/>
@@ -3339,17 +3539,27 @@
           <w:sz w:val="24"/>
           <w:szCs w:val="24"/>
         </w:rPr>
-        <w:t xml:space="preserve">ualquer transação efetuada diretamente ou </w:t>
-      </w:r>
-      <w:r>
-        <w:rPr>
-          <w:rFonts w:ascii="Calibri" w:hAnsi="Calibri" w:cs="Calibri"/>
-          <w:bCs/>
-          <w:sz w:val="24"/>
-          <w:szCs w:val="24"/>
-        </w:rPr>
-        <w:lastRenderedPageBreak/>
-        <w:t xml:space="preserve">por seu representante, não cabendo à este município de São Francisco - SP a responsabilidade por eventuais danos decorrentes de uso indevido </w:t>
+        <w:t xml:space="preserve">ualquer transação efetuada diretamente ou por seu representante, não cabendo </w:t>
+      </w:r>
+      <w:proofErr w:type="gramStart"/>
+      <w:r>
+        <w:rPr>
+          <w:rFonts w:ascii="Calibri" w:hAnsi="Calibri" w:cs="Calibri"/>
+          <w:bCs/>
+          <w:sz w:val="24"/>
+          <w:szCs w:val="24"/>
+        </w:rPr>
+        <w:t>à</w:t>
+      </w:r>
+      <w:proofErr w:type="gramEnd"/>
+      <w:r>
+        <w:rPr>
+          <w:rFonts w:ascii="Calibri" w:hAnsi="Calibri" w:cs="Calibri"/>
+          <w:bCs/>
+          <w:sz w:val="24"/>
+          <w:szCs w:val="24"/>
+        </w:rPr>
+        <w:t xml:space="preserve"> este município de São Francisco - SP a responsabilidade por eventuais danos decorrentes de uso indevido </w:t>
       </w:r>
       <w:r>
         <w:rPr>
@@ -3735,7 +3945,7 @@
       <w:r>
         <w:t xml:space="preserve"> deve ser acompanhado pelos participantes por meio do portal </w:t>
       </w:r>
-      <w:hyperlink r:id="rId17" w:history="1">
+      <w:hyperlink r:id="rId18" w:history="1">
         <w:r>
           <w:rPr>
             <w:rStyle w:val="Hyperlink"/>
@@ -3761,7 +3971,7 @@
       <w:r>
         <w:t xml:space="preserve">, disponível em </w:t>
       </w:r>
-      <w:hyperlink r:id="rId18" w:history="1">
+      <w:hyperlink r:id="rId19" w:history="1">
         <w:r>
           <w:rPr>
             <w:rStyle w:val="Hyperlink"/>
@@ -3784,7 +3994,11 @@
         <w:ind w:left="0" w:firstLine="0"/>
       </w:pPr>
       <w:r>
-        <w:t xml:space="preserve">A declaração falsa relativa ao cumprimento dos requisitos de habilitação e proposta sujeitará o licitante às sanções previstas no </w:t>
+        <w:t xml:space="preserve">A declaração falsa relativa ao cumprimento dos requisitos de habilitação e proposta </w:t>
+      </w:r>
+      <w:r>
+        <w:lastRenderedPageBreak/>
+        <w:t xml:space="preserve">sujeitará o licitante às sanções previstas no </w:t>
       </w:r>
       <w:r>
         <w:t>Aviso</w:t>
@@ -4535,7 +4749,16 @@
           <w:sz w:val="24"/>
           <w:szCs w:val="24"/>
         </w:rPr>
-        <w:t>pessoa física ou jurídica que, nos 5 (cinco) anos anteriores à divulgação do aviso, tenha sido condenada judicialmente, com trânsito em julgado, por exploração de trabalho infantil, por submissão de trabalhadores a condições análogas às de escravo ou por contratação de adolescentes nos casos vedados pela legislação trabalhista</w:t>
+        <w:t xml:space="preserve">pessoa física ou jurídica que, nos 5 (cinco) anos anteriores à divulgação do aviso, tenha sido condenada judicialmente, com trânsito em julgado, por exploração de trabalho infantil, por </w:t>
+      </w:r>
+      <w:r>
+        <w:rPr>
+          <w:rFonts w:ascii="Calibri" w:hAnsi="Calibri" w:cs="Calibri"/>
+          <w:sz w:val="24"/>
+          <w:szCs w:val="24"/>
+        </w:rPr>
+        <w:lastRenderedPageBreak/>
+        <w:t>submissão de trabalhadores a condições análogas às de escravo ou por contratação de adolescentes nos casos vedados pela legislação trabalhista</w:t>
       </w:r>
       <w:r>
         <w:rPr>
@@ -4572,16 +4795,7 @@
           <w:sz w:val="24"/>
           <w:szCs w:val="24"/>
         </w:rPr>
-        <w:t xml:space="preserve">aplica-se o disposto na alínea acima também ao fornecedor que atue em </w:t>
-      </w:r>
-      <w:r>
-        <w:rPr>
-          <w:rFonts w:ascii="Calibri" w:hAnsi="Calibri" w:cs="Calibri"/>
-          <w:sz w:val="24"/>
-          <w:szCs w:val="24"/>
-        </w:rPr>
-        <w:lastRenderedPageBreak/>
-        <w:t>substituição a outra pessoa, física ou jurídica, com o intuito de burlar a efetividade da sanção a ela aplicada, inclusive a sua controladora, controlada ou coligada, desde que devidamente comprovado o ilícito ou a utilização fraudulenta da personalidade jurídica do fornecedor;</w:t>
+        <w:t>aplica-se o disposto na alínea acima também ao fornecedor que atue em substituição a outra pessoa, física ou jurídica, com o intuito de burlar a efetividade da sanção a ela aplicada, inclusive a sua controladora, controlada ou coligada, desde que devidamente comprovado o ilícito ou a utilização fraudulenta da personalidade jurídica do fornecedor;</w:t>
       </w:r>
     </w:p>
     <w:p>
@@ -4886,7 +5100,14 @@
         <w:rPr>
           <w:rFonts w:eastAsiaTheme="minorEastAsia"/>
         </w:rPr>
-        <w:t>O licitante fica obrigado a comunicar esta prefeitura em até 24 (vinte e quatro) horas qualquer incidente de acessos não autorizados aos dados pessoais, situações acidentais ou ilícitas de destruição, perda, alteração, comunicação ou qualquer forma de tratamento inadequado ou ilícito, bem como adotar as providências dispostas no art. 48 da Lei Geral de Proteção de Dados, que porventura teve acesso, seja ele devido ou não.</w:t>
+        <w:t xml:space="preserve">O licitante fica obrigado a comunicar esta prefeitura em até 24 (vinte e quatro) horas qualquer incidente de acessos não autorizados aos dados pessoais, situações acidentais ou ilícitas de destruição, perda, alteração, comunicação ou qualquer forma de tratamento inadequado ou </w:t>
+      </w:r>
+      <w:r>
+        <w:rPr>
+          <w:rFonts w:eastAsiaTheme="minorEastAsia"/>
+        </w:rPr>
+        <w:lastRenderedPageBreak/>
+        <w:t>ilícito, bem como adotar as providências dispostas no art. 48 da Lei Geral de Proteção de Dados, que porventura teve acesso, seja ele devido ou não.</w:t>
       </w:r>
     </w:p>
     <w:p>
@@ -4934,7 +5155,6 @@
           <w:sz w:val="24"/>
           <w:szCs w:val="24"/>
         </w:rPr>
-        <w:lastRenderedPageBreak/>
         <w:t>Breve relato dos fatos e descrição da natureza dos dados pessoais afetados;</w:t>
       </w:r>
     </w:p>
@@ -5137,7 +5357,21 @@
         <w:rPr>
           <w:rFonts w:eastAsiaTheme="minorEastAsia"/>
         </w:rPr>
-        <w:t>Os licitantes e esta prefeitura cooperarão entre si no cumprimento das obrigações referentes ao exercício dos direitos dos Titulares previstos na LGPD e nas Leis e Regulamentos de Proteção de Dados em vigor e no atendimento de requisições e determinações do Poder Judiciário, Ministério Público, órgãos de controle administrativo etc.</w:t>
+        <w:t xml:space="preserve">Os licitantes e </w:t>
+      </w:r>
+      <w:proofErr w:type="spellStart"/>
+      <w:r>
+        <w:rPr>
+          <w:rFonts w:eastAsiaTheme="minorEastAsia"/>
+        </w:rPr>
+        <w:t>esta</w:t>
+      </w:r>
+      <w:proofErr w:type="spellEnd"/>
+      <w:r>
+        <w:rPr>
+          <w:rFonts w:eastAsiaTheme="minorEastAsia"/>
+        </w:rPr>
+        <w:t xml:space="preserve"> prefeitura cooperarão entre si no cumprimento das obrigações referentes ao exercício dos direitos dos Titulares previstos na LGPD e nas Leis e Regulamentos de Proteção de Dados em vigor e no atendimento de requisições e determinações do Poder Judiciário, Ministério Público, órgãos de controle administrativo etc.</w:t>
       </w:r>
     </w:p>
     <w:p>
@@ -5771,6 +6005,7 @@
       <w:bookmarkStart w:id="17" w:name="_Toc216938902"/>
       <w:bookmarkStart w:id="18" w:name="_Toc216940982"/>
       <w:r>
+        <w:lastRenderedPageBreak/>
         <w:t xml:space="preserve">DA IMPUGNAÇÃO AO </w:t>
       </w:r>
       <w:r>
@@ -5818,11 +6053,7 @@
         <w:t>Por analogia ao art. 164 da Lei Federal nº 14.133/2021, q</w:t>
       </w:r>
       <w:r>
-        <w:t xml:space="preserve">ualquer pessoa é parte legítima </w:t>
-      </w:r>
-      <w:r>
-        <w:lastRenderedPageBreak/>
-        <w:t xml:space="preserve">para </w:t>
+        <w:t xml:space="preserve">ualquer pessoa é parte legítima para </w:t>
       </w:r>
       <w:r>
         <w:rPr>
@@ -6635,6 +6866,7 @@
         <w:rPr>
           <w:u w:val="single"/>
         </w:rPr>
+        <w:lastRenderedPageBreak/>
         <w:t>até o</w:t>
       </w:r>
       <w:r>
@@ -6793,7 +7025,6 @@
           <w:sz w:val="24"/>
           <w:szCs w:val="24"/>
         </w:rPr>
-        <w:lastRenderedPageBreak/>
         <w:t>Tal medida visa atender o princípio da eficiência, e não significa a inversão de fases prevista no §1 do art. 17 da Lei Federal nº 14.133/2021.</w:t>
       </w:r>
     </w:p>
@@ -7175,7 +7406,25 @@
                 <w:sz w:val="24"/>
                 <w:szCs w:val="24"/>
               </w:rPr>
-              <w:t>{{N.PROCESSO}}</w:t>
+              <w:t>{{</w:t>
+            </w:r>
+            <w:proofErr w:type="gramStart"/>
+            <w:r>
+              <w:rPr>
+                <w:rFonts w:ascii="Calibri" w:hAnsi="Calibri" w:cs="Calibri"/>
+                <w:sz w:val="24"/>
+                <w:szCs w:val="24"/>
+              </w:rPr>
+              <w:t>N.PROCESSO</w:t>
+            </w:r>
+            <w:proofErr w:type="gramEnd"/>
+            <w:r>
+              <w:rPr>
+                <w:rFonts w:ascii="Calibri" w:hAnsi="Calibri" w:cs="Calibri"/>
+                <w:sz w:val="24"/>
+                <w:szCs w:val="24"/>
+              </w:rPr>
+              <w:t>}}</w:t>
             </w:r>
           </w:p>
           <w:p>
@@ -7219,7 +7468,27 @@
                 <w:sz w:val="24"/>
                 <w:szCs w:val="24"/>
               </w:rPr>
-              <w:t>{{N.MODALIDADE}}</w:t>
+              <w:t>{{</w:t>
+            </w:r>
+            <w:proofErr w:type="gramStart"/>
+            <w:r>
+              <w:rPr>
+                <w:rFonts w:ascii="Calibri" w:hAnsi="Calibri" w:cs="Calibri"/>
+                <w:iCs/>
+                <w:sz w:val="24"/>
+                <w:szCs w:val="24"/>
+              </w:rPr>
+              <w:t>N.MODALIDADE</w:t>
+            </w:r>
+            <w:proofErr w:type="gramEnd"/>
+            <w:r>
+              <w:rPr>
+                <w:rFonts w:ascii="Calibri" w:hAnsi="Calibri" w:cs="Calibri"/>
+                <w:iCs/>
+                <w:sz w:val="24"/>
+                <w:szCs w:val="24"/>
+              </w:rPr>
+              <w:t>}}</w:t>
             </w:r>
           </w:p>
         </w:tc>
@@ -7376,7 +7645,25 @@
                 <w:sz w:val="24"/>
                 <w:szCs w:val="24"/>
               </w:rPr>
-              <w:t>{{N.PROCESSO}}</w:t>
+              <w:t>{{</w:t>
+            </w:r>
+            <w:proofErr w:type="gramStart"/>
+            <w:r>
+              <w:rPr>
+                <w:rFonts w:ascii="Calibri" w:hAnsi="Calibri" w:cs="Calibri"/>
+                <w:sz w:val="24"/>
+                <w:szCs w:val="24"/>
+              </w:rPr>
+              <w:t>N.PROCESSO</w:t>
+            </w:r>
+            <w:proofErr w:type="gramEnd"/>
+            <w:r>
+              <w:rPr>
+                <w:rFonts w:ascii="Calibri" w:hAnsi="Calibri" w:cs="Calibri"/>
+                <w:sz w:val="24"/>
+                <w:szCs w:val="24"/>
+              </w:rPr>
+              <w:t>}}</w:t>
             </w:r>
           </w:p>
           <w:p>
@@ -7413,7 +7700,27 @@
                 <w:sz w:val="24"/>
                 <w:szCs w:val="24"/>
               </w:rPr>
-              <w:t>{{N.MODALIDADE}}</w:t>
+              <w:t>{{</w:t>
+            </w:r>
+            <w:proofErr w:type="gramStart"/>
+            <w:r>
+              <w:rPr>
+                <w:rFonts w:ascii="Calibri" w:hAnsi="Calibri" w:cs="Calibri"/>
+                <w:iCs/>
+                <w:sz w:val="24"/>
+                <w:szCs w:val="24"/>
+              </w:rPr>
+              <w:t>N.MODALIDADE</w:t>
+            </w:r>
+            <w:proofErr w:type="gramEnd"/>
+            <w:r>
+              <w:rPr>
+                <w:rFonts w:ascii="Calibri" w:hAnsi="Calibri" w:cs="Calibri"/>
+                <w:iCs/>
+                <w:sz w:val="24"/>
+                <w:szCs w:val="24"/>
+              </w:rPr>
+              <w:t>}}</w:t>
             </w:r>
           </w:p>
         </w:tc>
@@ -7822,6 +8129,7 @@
         <w:t xml:space="preserve"> no telefone 17 3693-1101, e-mail </w:t>
       </w:r>
       <w:r>
+        <w:lastRenderedPageBreak/>
         <w:t>dispensa</w:t>
       </w:r>
       <w:r>
@@ -7852,7 +8160,6 @@
           <w:sz w:val="24"/>
           <w:szCs w:val="24"/>
         </w:rPr>
-        <w:lastRenderedPageBreak/>
         <w:t xml:space="preserve">Os documentos que compõem a proposta e a habilitação </w:t>
       </w:r>
       <w:r>
@@ -8139,7 +8446,15 @@
         <w:t xml:space="preserve"> entre o detalhamento dos descritivos dos itens registrados </w:t>
       </w:r>
       <w:r>
-        <w:t>no software Fiorilli, se for o caso,</w:t>
+        <w:t xml:space="preserve">no software </w:t>
+      </w:r>
+      <w:proofErr w:type="spellStart"/>
+      <w:r>
+        <w:t>Fiorilli</w:t>
+      </w:r>
+      <w:proofErr w:type="spellEnd"/>
+      <w:r>
+        <w:t>, se for o caso,</w:t>
       </w:r>
       <w:r>
         <w:t xml:space="preserve"> e as especificações constantes no Termo de Referência, </w:t>
@@ -8335,14 +8650,11 @@
         <w:t xml:space="preserve">, contados a partir da data </w:t>
       </w:r>
       <w:r>
+        <w:lastRenderedPageBreak/>
         <w:t>de julgamento do processo</w:t>
       </w:r>
       <w:r>
-        <w:t xml:space="preserve">, podendo ser admitido prazo superior se assim descrito na proposta </w:t>
-      </w:r>
-      <w:r>
-        <w:lastRenderedPageBreak/>
-        <w:t>do licitante, mas não sendo aceito prazos inferiores</w:t>
+        <w:t>, podendo ser admitido prazo superior se assim descrito na proposta do licitante, mas não sendo aceito prazos inferiores</w:t>
       </w:r>
       <w:r>
         <w:t>.</w:t>
@@ -9158,7 +9470,25 @@
           <w:sz w:val="24"/>
           <w:szCs w:val="24"/>
         </w:rPr>
-        <w:t xml:space="preserve"> Certidão da Junta Comercial comprovando Enquadramento – ME ou EPP ou Equiparadas, registrada na Junta Comercial na forma do Art. 8º. da IN 103/2007 do DNRC,</w:t>
+        <w:t xml:space="preserve"> Certidão da Junta Comercial comprovando Enquadramento – ME ou EPP ou Equiparadas, registrada na Junta Comercial na forma do Art. 8º. </w:t>
+      </w:r>
+      <w:proofErr w:type="spellStart"/>
+      <w:r>
+        <w:rPr>
+          <w:rFonts w:ascii="Calibri" w:hAnsi="Calibri" w:cs="Calibri"/>
+          <w:sz w:val="24"/>
+          <w:szCs w:val="24"/>
+        </w:rPr>
+        <w:t>da</w:t>
+      </w:r>
+      <w:proofErr w:type="spellEnd"/>
+      <w:r>
+        <w:rPr>
+          <w:rFonts w:ascii="Calibri" w:hAnsi="Calibri" w:cs="Calibri"/>
+          <w:sz w:val="24"/>
+          <w:szCs w:val="24"/>
+        </w:rPr>
+        <w:t xml:space="preserve"> IN 103/2007 do DNRC,</w:t>
       </w:r>
       <w:bookmarkStart w:id="23" w:name="_Hlk179359919"/>
       <w:r>
@@ -9227,6 +9557,7 @@
           <w:sz w:val="24"/>
           <w:szCs w:val="24"/>
         </w:rPr>
+        <w:lastRenderedPageBreak/>
         <w:t>REGULARIDADE TRABALHISTA</w:t>
       </w:r>
     </w:p>
@@ -9259,7 +9590,6 @@
           <w:szCs w:val="24"/>
           <w:u w:val="single"/>
         </w:rPr>
-        <w:lastRenderedPageBreak/>
         <w:t>(Documento 10)</w:t>
       </w:r>
       <w:r>
@@ -10026,7 +10356,16 @@
           <w:sz w:val="24"/>
           <w:szCs w:val="24"/>
         </w:rPr>
-        <w:t xml:space="preserve"> ou instrumento contratual equivalente</w:t>
+        <w:t xml:space="preserve"> ou </w:t>
+      </w:r>
+      <w:r>
+        <w:rPr>
+          <w:rFonts w:ascii="Calibri" w:hAnsi="Calibri" w:cs="Calibri"/>
+          <w:sz w:val="24"/>
+          <w:szCs w:val="24"/>
+        </w:rPr>
+        <w:lastRenderedPageBreak/>
+        <w:t>instrumento contratual equivalente</w:t>
       </w:r>
       <w:r>
         <w:rPr>
@@ -10066,7 +10405,6 @@
           <w:sz w:val="24"/>
           <w:szCs w:val="24"/>
         </w:rPr>
-        <w:lastRenderedPageBreak/>
         <w:t>{{DECL.ADICIONAIS}}</w:t>
       </w:r>
     </w:p>
@@ -10724,7 +11062,16 @@
           <w:sz w:val="24"/>
           <w:szCs w:val="24"/>
         </w:rPr>
-        <w:t>Declaração de ciência quanto à necessidade de manter atualizados, junto à Prefeitura Municipal de São Francisco/SP, todos os dados cadastrais, especialmente o e-mail de contato, comprometendo-se o licitante a acompanhar atentamente toda e qualquer comunicação realizada por esses meios.</w:t>
+        <w:t xml:space="preserve">Declaração de ciência quanto à necessidade de manter atualizados, junto à Prefeitura Municipal de São Francisco/SP, todos os dados cadastrais, especialmente o e-mail de contato, comprometendo-se o licitante a acompanhar atentamente toda e qualquer comunicação </w:t>
+      </w:r>
+      <w:r>
+        <w:rPr>
+          <w:rFonts w:ascii="Calibri" w:hAnsi="Calibri" w:cs="Calibri"/>
+          <w:sz w:val="24"/>
+          <w:szCs w:val="24"/>
+        </w:rPr>
+        <w:lastRenderedPageBreak/>
+        <w:t>realizada por esses meios.</w:t>
       </w:r>
     </w:p>
     <w:p>
@@ -10756,7 +11103,6 @@
           <w:sz w:val="24"/>
           <w:szCs w:val="24"/>
         </w:rPr>
-        <w:lastRenderedPageBreak/>
         <w:t>Declaração de ser OU não ser microempresa OU empresa de pequeno porte OU empresa de médio porte OU grande empresa (alterar conforme o caso), nos termos do enquadramento da LCP 123/2006, cujos termos temos ciência na íntegra;</w:t>
       </w:r>
     </w:p>
@@ -11357,7 +11703,7 @@
           <w:sz w:val="24"/>
           <w:szCs w:val="24"/>
         </w:rPr>
-        <w:t xml:space="preserve">Considera-se empate ficto a situação em que proposta(s) ou lance final apresentado por ME/EPP seja igual ou até 5% (cinco por cento) superior ao da proposta melhor classificada, desde </w:t>
+        <w:t xml:space="preserve">Considera-se empate ficto a situação em que proposta(s) ou lance final apresentado por </w:t>
       </w:r>
       <w:r>
         <w:rPr>
@@ -11367,7 +11713,7 @@
           <w:szCs w:val="24"/>
         </w:rPr>
         <w:lastRenderedPageBreak/>
-        <w:t>que esta não tenha sido ofertada por ME/EPP.</w:t>
+        <w:t>ME/EPP seja igual ou até 5% (cinco por cento) superior ao da proposta melhor classificada, desde que esta não tenha sido ofertada por ME/EPP.</w:t>
       </w:r>
     </w:p>
     <w:p>
@@ -12086,7 +12432,7 @@
           <w:sz w:val="24"/>
           <w:szCs w:val="24"/>
         </w:rPr>
-        <w:t xml:space="preserve"> poderá encaminhar, em qualquer caso, contraproposta ao licitante que tenha apresentado o melhor preço, para que seja obtida melhor proposta, vedada </w:t>
+        <w:t xml:space="preserve"> poderá encaminhar, em qualquer caso, contraproposta ao </w:t>
       </w:r>
       <w:r>
         <w:rPr>
@@ -12096,7 +12442,7 @@
           <w:szCs w:val="24"/>
         </w:rPr>
         <w:lastRenderedPageBreak/>
-        <w:t xml:space="preserve">a negociação em condições diferentes das previstas neste </w:t>
+        <w:t xml:space="preserve">licitante que tenha apresentado o melhor preço, para que seja obtida melhor proposta, vedada a negociação em condições diferentes das previstas neste </w:t>
       </w:r>
       <w:r>
         <w:rPr>
@@ -12704,7 +13050,11 @@
         <w:t xml:space="preserve"> nos termos do §1 do art. 59 da Lei Federal nº 14.133/2021,</w:t>
       </w:r>
       <w:r>
-        <w:t xml:space="preserve"> não implicando, por si só, que a permanência dos demais licitantes na ordem de classificação represente classificação ou habilitação efetiva.</w:t>
+        <w:t xml:space="preserve"> não implicando, por si só, que a permanência dos demais licitantes na ordem de classificação </w:t>
+      </w:r>
+      <w:r>
+        <w:lastRenderedPageBreak/>
+        <w:t>represente classificação ou habilitação efetiva.</w:t>
       </w:r>
     </w:p>
     <w:p>
@@ -12717,7 +13067,6 @@
         <w:ind w:left="0" w:firstLine="0"/>
       </w:pPr>
       <w:r>
-        <w:lastRenderedPageBreak/>
         <w:t xml:space="preserve">Encerrada a etapa </w:t>
       </w:r>
       <w:r>
@@ -13438,7 +13787,11 @@
         <w:t xml:space="preserve">mais </w:t>
       </w:r>
       <w:r>
-        <w:t>permitida a substituição ou a apresentação de novos documentos de habilitação, salvo em sede de diligência, para</w:t>
+        <w:t xml:space="preserve">permitida a substituição ou a apresentação de novos documentos de habilitação, salvo </w:t>
+      </w:r>
+      <w:r>
+        <w:lastRenderedPageBreak/>
+        <w:t>em sede de diligência, para</w:t>
       </w:r>
       <w:r>
         <w:t xml:space="preserve">, com base no art. 64 da </w:t>
@@ -13465,11 +13818,7 @@
         <w:t xml:space="preserve">e </w:t>
       </w:r>
       <w:r>
-        <w:t xml:space="preserve">no §4 do art. </w:t>
-      </w:r>
-      <w:r>
-        <w:lastRenderedPageBreak/>
-        <w:t xml:space="preserve">39 da </w:t>
+        <w:t xml:space="preserve">no §4 do art. 39 da </w:t>
       </w:r>
       <w:r>
         <w:t>I</w:t>
@@ -14018,7 +14367,11 @@
         <w:t>, se for o caso,</w:t>
       </w:r>
       <w:r>
-        <w:t xml:space="preserve"> serão avaliados nos moldes da Súmula nº 24 e 30 do TCE/SP, emitido(s) em conformidade com o §3 do art. 88 da Lei Federal nº 14.133/2021.</w:t>
+        <w:t xml:space="preserve"> serão avaliados nos moldes da Súmula nº 24 e 30 do TCE/SP, emitido(s) em conformidade com o §3 do </w:t>
+      </w:r>
+      <w:r>
+        <w:lastRenderedPageBreak/>
+        <w:t>art. 88 da Lei Federal nº 14.133/2021.</w:t>
       </w:r>
     </w:p>
     <w:p>
@@ -14570,11 +14923,11 @@
         <w:ind w:left="0" w:firstLine="0"/>
       </w:pPr>
       <w:r>
-        <w:t xml:space="preserve">Considerando que o recurso será exercido mediante o direito de petição, assegurado pelo art. 5º, XXXIV, “a”, da Constituição Federal de 1988, o processo será encaminhado diretamente </w:t>
+        <w:t xml:space="preserve">Considerando que o recurso será exercido mediante o direito de petição, assegurado pelo </w:t>
       </w:r>
       <w:r>
         <w:lastRenderedPageBreak/>
-        <w:t xml:space="preserve">para encerramento após </w:t>
+        <w:t xml:space="preserve">art. 5º, XXXIV, “a”, da Constituição Federal de 1988, o processo será encaminhado diretamente para encerramento após </w:t>
       </w:r>
       <w:r>
         <w:t>o julgamento</w:t>
@@ -15166,7 +15519,6 @@
         <w:rPr>
           <w:rFonts w:eastAsia="Arial Unicode MS"/>
         </w:rPr>
-        <w:lastRenderedPageBreak/>
         <w:t>DOS DEMAIS CLASSIFICADOS</w:t>
       </w:r>
       <w:bookmarkEnd w:id="39"/>
@@ -15687,7 +16039,11 @@
         <w:ind w:left="0" w:firstLine="0"/>
       </w:pPr>
       <w:r>
-        <w:t>O recurso e o pedido de reconsideração terão efeito suspensivo do ato ou da decisão recorrida até que sobrevenha decisão final da autoridade competente.</w:t>
+        <w:t xml:space="preserve">O recurso e o pedido de reconsideração terão efeito suspensivo do ato ou da decisão </w:t>
+      </w:r>
+      <w:r>
+        <w:lastRenderedPageBreak/>
+        <w:t>recorrida até que sobrevenha decisão final da autoridade competente.</w:t>
       </w:r>
     </w:p>
     <w:p>
@@ -15700,7 +16056,6 @@
         <w:ind w:left="0" w:firstLine="0"/>
       </w:pPr>
       <w:r>
-        <w:lastRenderedPageBreak/>
         <w:t>Na elaboração de suas decisões, a autoridade competente será auxiliada pelo órgão de assessoramento jurídico, que deverá dirimir dúvidas e subsidiá-la com as informações necessárias.</w:t>
       </w:r>
     </w:p>
@@ -16211,6 +16566,7 @@
         <w:rPr>
           <w:rFonts w:eastAsia="Arial Unicode MS"/>
         </w:rPr>
+        <w:lastRenderedPageBreak/>
         <w:t>A validade dos p</w:t>
       </w:r>
       <w:r>
@@ -16229,14 +16585,7 @@
         <w:rPr>
           <w:rFonts w:eastAsia="Arial Unicode MS"/>
         </w:rPr>
-        <w:t xml:space="preserve">, </w:t>
-      </w:r>
-      <w:r>
-        <w:rPr>
-          <w:rFonts w:eastAsia="Arial Unicode MS"/>
-        </w:rPr>
-        <w:lastRenderedPageBreak/>
-        <w:t>contados a partir</w:t>
+        <w:t>, contados a partir</w:t>
       </w:r>
       <w:r>
         <w:rPr>
@@ -16976,6 +17325,7 @@
           <w:sz w:val="24"/>
           <w:szCs w:val="24"/>
         </w:rPr>
+        <w:lastRenderedPageBreak/>
         <w:t>Fiscalizar a observância das normas de segurança, medicina e higiene do trabalho e de proteção ao meio ambiente durante a execução contratual.</w:t>
       </w:r>
     </w:p>
@@ -17002,24 +17352,795 @@
           <w:sz w:val="24"/>
           <w:szCs w:val="24"/>
         </w:rPr>
+        <w:t>Não responder por compromissos assumidos pela Contratada com terceiros, ainda que vinculados à execução do contrato</w:t>
+      </w:r>
+      <w:r>
+        <w:rPr>
+          <w:rFonts w:ascii="Calibri" w:hAnsi="Calibri" w:cs="Calibri"/>
+          <w:sz w:val="24"/>
+          <w:szCs w:val="24"/>
+        </w:rPr>
+        <w:t xml:space="preserve"> ou instrumento contratual equivalente</w:t>
+      </w:r>
+      <w:r>
+        <w:rPr>
+          <w:rFonts w:ascii="Calibri" w:hAnsi="Calibri" w:cs="Calibri"/>
+          <w:sz w:val="24"/>
+          <w:szCs w:val="24"/>
+        </w:rPr>
+        <w:t>, nem por quaisquer danos causados a terceiros em decorrência de atos, omissões, erros ou negligência da Contratada, de seus empregados, prepostos ou subcontratados.</w:t>
+      </w:r>
+    </w:p>
+    <w:p>
+      <w:pPr>
+        <w:pStyle w:val="PargrafodaLista"/>
+        <w:numPr>
+          <w:ilvl w:val="2"/>
+          <w:numId w:val="19"/>
+        </w:numPr>
+        <w:ind w:left="0" w:firstLine="0"/>
+        <w:jc w:val="both"/>
+        <w:rPr>
+          <w:rFonts w:ascii="Calibri" w:hAnsi="Calibri" w:cs="Calibri"/>
+          <w:b/>
+          <w:bCs/>
+          <w:sz w:val="24"/>
+          <w:szCs w:val="24"/>
+        </w:rPr>
+      </w:pPr>
+      <w:r>
+        <w:rPr>
+          <w:rFonts w:ascii="Calibri" w:hAnsi="Calibri" w:cs="Calibri"/>
+          <w:sz w:val="24"/>
+          <w:szCs w:val="24"/>
+        </w:rPr>
+        <w:t xml:space="preserve">Adotar, quando necessário, medidas de preservação do interesse público e de regular continuidade </w:t>
+      </w:r>
+      <w:r>
+        <w:rPr>
+          <w:rFonts w:ascii="Calibri" w:hAnsi="Calibri" w:cs="Calibri"/>
+          <w:sz w:val="24"/>
+          <w:szCs w:val="24"/>
+        </w:rPr>
+        <w:t>da execução</w:t>
+      </w:r>
+      <w:r>
+        <w:rPr>
+          <w:rFonts w:ascii="Calibri" w:hAnsi="Calibri" w:cs="Calibri"/>
+          <w:sz w:val="24"/>
+          <w:szCs w:val="24"/>
+        </w:rPr>
+        <w:t>, podendo intervir na execução em situações de emergência, risco ou abandono.</w:t>
+      </w:r>
+    </w:p>
+    <w:p>
+      <w:pPr>
+        <w:pStyle w:val="PargrafodaLista"/>
+        <w:numPr>
+          <w:ilvl w:val="2"/>
+          <w:numId w:val="19"/>
+        </w:numPr>
+        <w:ind w:left="0" w:firstLine="0"/>
+        <w:jc w:val="both"/>
+        <w:rPr>
+          <w:rFonts w:ascii="Calibri" w:hAnsi="Calibri" w:cs="Calibri"/>
+          <w:b/>
+          <w:bCs/>
+          <w:sz w:val="24"/>
+          <w:szCs w:val="24"/>
+        </w:rPr>
+      </w:pPr>
+      <w:r>
+        <w:rPr>
+          <w:rFonts w:ascii="Calibri" w:hAnsi="Calibri" w:cs="Calibri"/>
+          <w:sz w:val="24"/>
+          <w:szCs w:val="24"/>
+        </w:rPr>
+        <w:t>{{CONTRATANTE}}</w:t>
+      </w:r>
+    </w:p>
+    <w:p>
+      <w:pPr>
+        <w:pStyle w:val="PargrafodaLista"/>
+        <w:numPr>
+          <w:ilvl w:val="2"/>
+          <w:numId w:val="19"/>
+        </w:numPr>
+        <w:ind w:left="0" w:firstLine="0"/>
+        <w:jc w:val="both"/>
+        <w:rPr>
+          <w:rFonts w:ascii="Calibri" w:hAnsi="Calibri" w:cs="Calibri"/>
+          <w:b/>
+          <w:bCs/>
+          <w:sz w:val="24"/>
+          <w:szCs w:val="24"/>
+        </w:rPr>
+      </w:pPr>
+      <w:r>
+        <w:rPr>
+          <w:rFonts w:ascii="Calibri" w:hAnsi="Calibri" w:cs="Calibri"/>
+          <w:sz w:val="24"/>
+          <w:szCs w:val="24"/>
+        </w:rPr>
+        <w:t>Demais cláusulas do Termo de Referência e instrumento contratual.</w:t>
+      </w:r>
+    </w:p>
+    <w:p>
+      <w:pPr>
+        <w:tabs>
+          <w:tab w:val="left" w:pos="0"/>
+          <w:tab w:val="left" w:pos="426"/>
+        </w:tabs>
+        <w:jc w:val="both"/>
+        <w:rPr>
+          <w:rFonts w:ascii="Calibri" w:hAnsi="Calibri" w:cs="Calibri"/>
+          <w:b/>
+          <w:bCs/>
+          <w:sz w:val="24"/>
+          <w:szCs w:val="24"/>
+        </w:rPr>
+      </w:pPr>
+    </w:p>
+    <w:p>
+      <w:pPr>
+        <w:pStyle w:val="Itensesubitens"/>
+        <w:numPr>
+          <w:ilvl w:val="1"/>
+          <w:numId w:val="19"/>
+        </w:numPr>
+        <w:ind w:left="0" w:firstLine="0"/>
+        <w:rPr>
+          <w:b/>
+        </w:rPr>
+      </w:pPr>
+      <w:r>
+        <w:rPr>
+          <w:b/>
+        </w:rPr>
+        <w:t>São obrigações da Contratada</w:t>
+      </w:r>
+      <w:r>
+        <w:t>,</w:t>
+      </w:r>
+      <w:r>
+        <w:rPr>
+          <w:b/>
+        </w:rPr>
+        <w:t xml:space="preserve"> </w:t>
+      </w:r>
+      <w:r>
+        <w:t xml:space="preserve">além das obrigações resultantes da observância da Lei </w:t>
+      </w:r>
+      <w:r>
+        <w:t xml:space="preserve">Federal </w:t>
+      </w:r>
+      <w:r>
+        <w:t>nº 14.133/2021 e demais constantes do Processo Administrativo em epígrafe</w:t>
+      </w:r>
+      <w:r>
+        <w:rPr>
+          <w:b/>
+        </w:rPr>
+        <w:t>:</w:t>
+      </w:r>
+    </w:p>
+    <w:p>
+      <w:pPr>
+        <w:pStyle w:val="PargrafodaLista"/>
+        <w:numPr>
+          <w:ilvl w:val="2"/>
+          <w:numId w:val="19"/>
+        </w:numPr>
+        <w:ind w:left="0" w:firstLine="0"/>
+        <w:jc w:val="both"/>
+        <w:rPr>
+          <w:rFonts w:ascii="Calibri" w:eastAsia="Arial Unicode MS" w:hAnsi="Calibri" w:cs="Calibri"/>
+          <w:bCs/>
+          <w:iCs/>
+          <w:sz w:val="24"/>
+          <w:szCs w:val="24"/>
+          <w:lang w:eastAsia="en-US" w:bidi="en-US"/>
+        </w:rPr>
+      </w:pPr>
+      <w:r>
+        <w:rPr>
+          <w:rFonts w:ascii="Calibri" w:eastAsia="Arial Unicode MS" w:hAnsi="Calibri" w:cs="Calibri"/>
+          <w:bCs/>
+          <w:iCs/>
+          <w:sz w:val="24"/>
+          <w:szCs w:val="24"/>
+          <w:lang w:eastAsia="en-US" w:bidi="en-US"/>
+        </w:rPr>
+        <w:t xml:space="preserve">Executar integralmente </w:t>
+      </w:r>
+      <w:r>
+        <w:rPr>
+          <w:rFonts w:ascii="Calibri" w:eastAsia="Arial Unicode MS" w:hAnsi="Calibri" w:cs="Calibri"/>
+          <w:bCs/>
+          <w:iCs/>
+          <w:sz w:val="24"/>
+          <w:szCs w:val="24"/>
+          <w:lang w:eastAsia="en-US" w:bidi="en-US"/>
+        </w:rPr>
+        <w:t>o objeto</w:t>
+      </w:r>
+      <w:r>
+        <w:rPr>
+          <w:rFonts w:ascii="Calibri" w:eastAsia="Arial Unicode MS" w:hAnsi="Calibri" w:cs="Calibri"/>
+          <w:bCs/>
+          <w:iCs/>
+          <w:sz w:val="24"/>
+          <w:szCs w:val="24"/>
+          <w:lang w:eastAsia="en-US" w:bidi="en-US"/>
+        </w:rPr>
+        <w:t>, observando rigorosamente descritivos</w:t>
+      </w:r>
+      <w:r>
+        <w:rPr>
+          <w:rFonts w:ascii="Calibri" w:eastAsia="Arial Unicode MS" w:hAnsi="Calibri" w:cs="Calibri"/>
+          <w:bCs/>
+          <w:iCs/>
+          <w:sz w:val="24"/>
+          <w:szCs w:val="24"/>
+          <w:lang w:eastAsia="en-US" w:bidi="en-US"/>
+        </w:rPr>
+        <w:t xml:space="preserve"> e</w:t>
+      </w:r>
+      <w:r>
+        <w:rPr>
+          <w:rFonts w:ascii="Calibri" w:eastAsia="Arial Unicode MS" w:hAnsi="Calibri" w:cs="Calibri"/>
+          <w:bCs/>
+          <w:iCs/>
+          <w:sz w:val="24"/>
+          <w:szCs w:val="24"/>
+          <w:lang w:eastAsia="en-US" w:bidi="en-US"/>
+        </w:rPr>
+        <w:t xml:space="preserve"> especificações técnicas, regulamentos técnicos e demais documentos contratuais.</w:t>
+      </w:r>
+    </w:p>
+    <w:p>
+      <w:pPr>
+        <w:pStyle w:val="PargrafodaLista"/>
+        <w:numPr>
+          <w:ilvl w:val="2"/>
+          <w:numId w:val="19"/>
+        </w:numPr>
+        <w:ind w:left="0" w:firstLine="0"/>
+        <w:jc w:val="both"/>
+        <w:rPr>
+          <w:rFonts w:ascii="Calibri" w:eastAsia="Arial Unicode MS" w:hAnsi="Calibri" w:cs="Calibri"/>
+          <w:bCs/>
+          <w:iCs/>
+          <w:sz w:val="24"/>
+          <w:szCs w:val="24"/>
+          <w:lang w:eastAsia="en-US" w:bidi="en-US"/>
+        </w:rPr>
+      </w:pPr>
+      <w:r>
+        <w:rPr>
+          <w:rFonts w:ascii="Calibri" w:eastAsia="Arial Unicode MS" w:hAnsi="Calibri" w:cs="Calibri"/>
+          <w:bCs/>
+          <w:iCs/>
+          <w:sz w:val="24"/>
+          <w:szCs w:val="24"/>
+          <w:lang w:eastAsia="en-US" w:bidi="en-US"/>
+        </w:rPr>
+        <w:t xml:space="preserve">Substituir, reparar, corrigir ou refazer, às suas expensas e dentro do prazo fixado pela fiscalização, qualquer serviço ou </w:t>
+      </w:r>
+      <w:r>
+        <w:rPr>
+          <w:rFonts w:ascii="Calibri" w:eastAsia="Arial Unicode MS" w:hAnsi="Calibri" w:cs="Calibri"/>
+          <w:bCs/>
+          <w:iCs/>
+          <w:sz w:val="24"/>
+          <w:szCs w:val="24"/>
+          <w:lang w:eastAsia="en-US" w:bidi="en-US"/>
+        </w:rPr>
+        <w:t>material</w:t>
+      </w:r>
+      <w:r>
+        <w:rPr>
+          <w:rFonts w:ascii="Calibri" w:eastAsia="Arial Unicode MS" w:hAnsi="Calibri" w:cs="Calibri"/>
+          <w:bCs/>
+          <w:iCs/>
+          <w:sz w:val="24"/>
+          <w:szCs w:val="24"/>
+          <w:lang w:eastAsia="en-US" w:bidi="en-US"/>
+        </w:rPr>
+        <w:t xml:space="preserve"> que apresente vícios, falhas, defeitos, irregularidades ou não conformidade com o projeto, normas ou especificações.</w:t>
+      </w:r>
+    </w:p>
+    <w:p>
+      <w:pPr>
+        <w:pStyle w:val="PargrafodaLista"/>
+        <w:numPr>
+          <w:ilvl w:val="2"/>
+          <w:numId w:val="19"/>
+        </w:numPr>
+        <w:ind w:left="0" w:firstLine="0"/>
+        <w:jc w:val="both"/>
+        <w:rPr>
+          <w:rFonts w:ascii="Calibri" w:eastAsia="Arial Unicode MS" w:hAnsi="Calibri" w:cs="Calibri"/>
+          <w:bCs/>
+          <w:iCs/>
+          <w:sz w:val="24"/>
+          <w:szCs w:val="24"/>
+          <w:lang w:eastAsia="en-US" w:bidi="en-US"/>
+        </w:rPr>
+      </w:pPr>
+      <w:r>
+        <w:rPr>
+          <w:rFonts w:ascii="Calibri" w:eastAsia="Arial Unicode MS" w:hAnsi="Calibri" w:cs="Calibri"/>
+          <w:bCs/>
+          <w:iCs/>
+          <w:sz w:val="24"/>
+          <w:szCs w:val="24"/>
+          <w:lang w:eastAsia="en-US" w:bidi="en-US"/>
+        </w:rPr>
+        <w:t>Manter, durante toda a execução do contrato</w:t>
+      </w:r>
+      <w:r>
+        <w:rPr>
+          <w:rFonts w:ascii="Calibri" w:eastAsia="Arial Unicode MS" w:hAnsi="Calibri" w:cs="Calibri"/>
+          <w:bCs/>
+          <w:iCs/>
+          <w:sz w:val="24"/>
+          <w:szCs w:val="24"/>
+          <w:lang w:eastAsia="en-US" w:bidi="en-US"/>
+        </w:rPr>
+        <w:t xml:space="preserve"> ou </w:t>
+      </w:r>
+      <w:r>
+        <w:rPr>
+          <w:rFonts w:ascii="Calibri" w:hAnsi="Calibri" w:cs="Calibri"/>
+          <w:sz w:val="24"/>
+          <w:szCs w:val="24"/>
+        </w:rPr>
+        <w:t>instrumento contratual equivalente</w:t>
+      </w:r>
+      <w:r>
+        <w:rPr>
+          <w:rFonts w:ascii="Calibri" w:eastAsia="Arial Unicode MS" w:hAnsi="Calibri" w:cs="Calibri"/>
+          <w:bCs/>
+          <w:iCs/>
+          <w:sz w:val="24"/>
+          <w:szCs w:val="24"/>
+          <w:lang w:eastAsia="en-US" w:bidi="en-US"/>
+        </w:rPr>
+        <w:t>, as condições de habilitação e qualificação exigidas na licitação, inclusive quanto à regularidade fiscal, trabalhista, previdenciária e de responsabilidade técnica.</w:t>
+      </w:r>
+    </w:p>
+    <w:p>
+      <w:pPr>
+        <w:pStyle w:val="PargrafodaLista"/>
+        <w:numPr>
+          <w:ilvl w:val="2"/>
+          <w:numId w:val="19"/>
+        </w:numPr>
+        <w:ind w:left="0" w:firstLine="0"/>
+        <w:jc w:val="both"/>
+        <w:rPr>
+          <w:rFonts w:ascii="Calibri" w:eastAsia="Arial Unicode MS" w:hAnsi="Calibri" w:cs="Calibri"/>
+          <w:bCs/>
+          <w:iCs/>
+          <w:sz w:val="24"/>
+          <w:szCs w:val="24"/>
+          <w:lang w:eastAsia="en-US" w:bidi="en-US"/>
+        </w:rPr>
+      </w:pPr>
+      <w:r>
+        <w:rPr>
+          <w:rFonts w:ascii="Calibri" w:eastAsia="Arial Unicode MS" w:hAnsi="Calibri" w:cs="Calibri"/>
+          <w:bCs/>
+          <w:iCs/>
+          <w:sz w:val="24"/>
+          <w:szCs w:val="24"/>
+          <w:lang w:eastAsia="en-US" w:bidi="en-US"/>
+        </w:rPr>
+        <w:t>Empregar</w:t>
+      </w:r>
+      <w:r>
+        <w:rPr>
+          <w:rFonts w:ascii="Calibri" w:eastAsia="Arial Unicode MS" w:hAnsi="Calibri" w:cs="Calibri"/>
+          <w:bCs/>
+          <w:iCs/>
+          <w:sz w:val="24"/>
+          <w:szCs w:val="24"/>
+          <w:lang w:eastAsia="en-US" w:bidi="en-US"/>
+        </w:rPr>
+        <w:t>, se for o caso,</w:t>
+      </w:r>
+      <w:r>
+        <w:rPr>
+          <w:rFonts w:ascii="Calibri" w:eastAsia="Arial Unicode MS" w:hAnsi="Calibri" w:cs="Calibri"/>
+          <w:bCs/>
+          <w:iCs/>
+          <w:sz w:val="24"/>
+          <w:szCs w:val="24"/>
+          <w:lang w:eastAsia="en-US" w:bidi="en-US"/>
+        </w:rPr>
+        <w:t xml:space="preserve"> materiais e equipamentos novos, de qualidade comprovada e em conformidade com as normas técnicas, sendo vedada a utilização de produtos fora de especificação, de procedência duvidosa ou sem certificação de conformidade.</w:t>
+      </w:r>
+    </w:p>
+    <w:p>
+      <w:pPr>
+        <w:pStyle w:val="PargrafodaLista"/>
+        <w:numPr>
+          <w:ilvl w:val="2"/>
+          <w:numId w:val="19"/>
+        </w:numPr>
+        <w:ind w:left="0" w:firstLine="0"/>
+        <w:jc w:val="both"/>
+        <w:rPr>
+          <w:rFonts w:ascii="Calibri" w:eastAsia="Arial Unicode MS" w:hAnsi="Calibri" w:cs="Calibri"/>
+          <w:bCs/>
+          <w:iCs/>
+          <w:sz w:val="24"/>
+          <w:szCs w:val="24"/>
+          <w:lang w:eastAsia="en-US" w:bidi="en-US"/>
+        </w:rPr>
+      </w:pPr>
+      <w:r>
+        <w:rPr>
+          <w:rFonts w:ascii="Calibri" w:eastAsia="Arial Unicode MS" w:hAnsi="Calibri" w:cs="Calibri"/>
+          <w:bCs/>
+          <w:iCs/>
+          <w:sz w:val="24"/>
+          <w:szCs w:val="24"/>
+          <w:lang w:eastAsia="en-US" w:bidi="en-US"/>
+        </w:rPr>
+        <w:t>Respeitar as normas e condições de segurança e medicina do trabalho, proteção ambiental, acessibilidade e sustentabilidade durante toda a execução, inclusive quanto ao armazenamento, transporte e destinação de resíduos.</w:t>
+      </w:r>
+    </w:p>
+    <w:p>
+      <w:pPr>
+        <w:pStyle w:val="PargrafodaLista"/>
+        <w:numPr>
+          <w:ilvl w:val="2"/>
+          <w:numId w:val="19"/>
+        </w:numPr>
+        <w:ind w:left="0" w:firstLine="0"/>
+        <w:jc w:val="both"/>
+        <w:rPr>
+          <w:rFonts w:ascii="Calibri" w:eastAsia="Arial Unicode MS" w:hAnsi="Calibri" w:cs="Calibri"/>
+          <w:bCs/>
+          <w:iCs/>
+          <w:sz w:val="24"/>
+          <w:szCs w:val="24"/>
+          <w:lang w:eastAsia="en-US" w:bidi="en-US"/>
+        </w:rPr>
+      </w:pPr>
+      <w:r>
+        <w:rPr>
+          <w:rFonts w:ascii="Calibri" w:eastAsia="Arial Unicode MS" w:hAnsi="Calibri" w:cs="Calibri"/>
+          <w:bCs/>
+          <w:iCs/>
+          <w:sz w:val="24"/>
+          <w:szCs w:val="24"/>
+          <w:lang w:eastAsia="en-US" w:bidi="en-US"/>
+        </w:rPr>
+        <w:t>Se for o caso, providenciar</w:t>
+      </w:r>
+      <w:r>
+        <w:rPr>
+          <w:rFonts w:ascii="Calibri" w:eastAsia="Arial Unicode MS" w:hAnsi="Calibri" w:cs="Calibri"/>
+          <w:bCs/>
+          <w:iCs/>
+          <w:sz w:val="24"/>
+          <w:szCs w:val="24"/>
+          <w:lang w:eastAsia="en-US" w:bidi="en-US"/>
+        </w:rPr>
+        <w:t>,</w:t>
+      </w:r>
+      <w:r>
+        <w:rPr>
+          <w:rFonts w:ascii="Calibri" w:eastAsia="Arial Unicode MS" w:hAnsi="Calibri" w:cs="Calibri"/>
+          <w:bCs/>
+          <w:iCs/>
+          <w:sz w:val="24"/>
+          <w:szCs w:val="24"/>
+          <w:lang w:eastAsia="en-US" w:bidi="en-US"/>
+        </w:rPr>
+        <w:t xml:space="preserve"> de acordo com as normas da NR-18 do Ministério do Trabalho, a utilização de EPI (Equipamentos de Proteção Individual) e EPC (Equipamentos de Proteção Coletiva), conforme o caso, obedecendo as normas da NR-</w:t>
+      </w:r>
+      <w:r>
+        <w:rPr>
+          <w:rFonts w:ascii="Calibri" w:eastAsia="Arial Unicode MS" w:hAnsi="Calibri" w:cs="Calibri"/>
+          <w:bCs/>
+          <w:iCs/>
+          <w:sz w:val="24"/>
+          <w:szCs w:val="24"/>
+          <w:lang w:eastAsia="en-US" w:bidi="en-US"/>
+        </w:rPr>
+        <w:t>6 e NR-</w:t>
+      </w:r>
+      <w:r>
+        <w:rPr>
+          <w:rFonts w:ascii="Calibri" w:eastAsia="Arial Unicode MS" w:hAnsi="Calibri" w:cs="Calibri"/>
+          <w:bCs/>
+          <w:iCs/>
+          <w:sz w:val="24"/>
+          <w:szCs w:val="24"/>
+          <w:lang w:eastAsia="en-US" w:bidi="en-US"/>
+        </w:rPr>
+        <w:t>15, inclusive.</w:t>
+      </w:r>
+    </w:p>
+    <w:p>
+      <w:pPr>
+        <w:pStyle w:val="PargrafodaLista"/>
+        <w:numPr>
+          <w:ilvl w:val="2"/>
+          <w:numId w:val="19"/>
+        </w:numPr>
+        <w:ind w:left="0" w:firstLine="0"/>
+        <w:jc w:val="both"/>
+        <w:rPr>
+          <w:rFonts w:ascii="Calibri" w:eastAsia="Arial Unicode MS" w:hAnsi="Calibri" w:cs="Calibri"/>
+          <w:bCs/>
+          <w:iCs/>
+          <w:sz w:val="24"/>
+          <w:szCs w:val="24"/>
+          <w:lang w:eastAsia="en-US" w:bidi="en-US"/>
+        </w:rPr>
+      </w:pPr>
+      <w:r>
+        <w:rPr>
+          <w:rFonts w:ascii="Calibri" w:eastAsia="Arial Unicode MS" w:hAnsi="Calibri" w:cs="Calibri"/>
+          <w:bCs/>
+          <w:iCs/>
+          <w:sz w:val="24"/>
+          <w:szCs w:val="24"/>
+          <w:lang w:eastAsia="en-US" w:bidi="en-US"/>
+        </w:rPr>
+        <w:t>Adotar todas as providências necessárias à preservação do meio ambiente, responsabilizando-se por danos causados por si ou por seus empregados, prepostos, subcontratados ou fornecedores.</w:t>
+      </w:r>
+    </w:p>
+    <w:p>
+      <w:pPr>
+        <w:pStyle w:val="PargrafodaLista"/>
+        <w:numPr>
+          <w:ilvl w:val="2"/>
+          <w:numId w:val="19"/>
+        </w:numPr>
+        <w:ind w:left="0" w:firstLine="0"/>
+        <w:jc w:val="both"/>
+        <w:rPr>
+          <w:rFonts w:ascii="Calibri" w:eastAsia="Arial Unicode MS" w:hAnsi="Calibri" w:cs="Calibri"/>
+          <w:bCs/>
+          <w:iCs/>
+          <w:sz w:val="24"/>
+          <w:szCs w:val="24"/>
+          <w:lang w:eastAsia="en-US" w:bidi="en-US"/>
+        </w:rPr>
+      </w:pPr>
+      <w:r>
+        <w:rPr>
+          <w:rFonts w:ascii="Calibri" w:eastAsia="Arial Unicode MS" w:hAnsi="Calibri" w:cs="Calibri"/>
+          <w:bCs/>
+          <w:iCs/>
+          <w:sz w:val="24"/>
+          <w:szCs w:val="24"/>
+          <w:lang w:eastAsia="en-US" w:bidi="en-US"/>
+        </w:rPr>
+        <w:t>Arcar com todos os custos diretos e indiretos relativos à execução do contrato</w:t>
+      </w:r>
+      <w:r>
+        <w:rPr>
+          <w:rFonts w:ascii="Calibri" w:eastAsia="Arial Unicode MS" w:hAnsi="Calibri" w:cs="Calibri"/>
+          <w:bCs/>
+          <w:iCs/>
+          <w:sz w:val="24"/>
+          <w:szCs w:val="24"/>
+          <w:lang w:eastAsia="en-US" w:bidi="en-US"/>
+        </w:rPr>
+        <w:t xml:space="preserve"> ou </w:t>
+      </w:r>
+      <w:r>
+        <w:rPr>
+          <w:rFonts w:ascii="Calibri" w:hAnsi="Calibri" w:cs="Calibri"/>
+          <w:sz w:val="24"/>
+          <w:szCs w:val="24"/>
+        </w:rPr>
+        <w:t>instrumento contratual equivalente</w:t>
+      </w:r>
+      <w:r>
+        <w:rPr>
+          <w:rFonts w:ascii="Calibri" w:eastAsia="Arial Unicode MS" w:hAnsi="Calibri" w:cs="Calibri"/>
+          <w:bCs/>
+          <w:iCs/>
+          <w:sz w:val="24"/>
+          <w:szCs w:val="24"/>
+          <w:lang w:eastAsia="en-US" w:bidi="en-US"/>
+        </w:rPr>
+        <w:t>, inclusive encargos trabalhistas, previdenciários, fiscais, comerciais, securitários, de transporte, alimentação, equipamentos, energia elétrica e comunicações.</w:t>
+      </w:r>
+    </w:p>
+    <w:p>
+      <w:pPr>
+        <w:pStyle w:val="PargrafodaLista"/>
+        <w:numPr>
+          <w:ilvl w:val="2"/>
+          <w:numId w:val="19"/>
+        </w:numPr>
+        <w:ind w:left="0" w:firstLine="0"/>
+        <w:jc w:val="both"/>
+        <w:rPr>
+          <w:rFonts w:ascii="Calibri" w:eastAsia="Arial Unicode MS" w:hAnsi="Calibri" w:cs="Calibri"/>
+          <w:bCs/>
+          <w:iCs/>
+          <w:sz w:val="24"/>
+          <w:szCs w:val="24"/>
+          <w:lang w:eastAsia="en-US" w:bidi="en-US"/>
+        </w:rPr>
+      </w:pPr>
+      <w:r>
+        <w:rPr>
+          <w:rFonts w:ascii="Calibri" w:eastAsia="Arial Unicode MS" w:hAnsi="Calibri" w:cs="Calibri"/>
+          <w:bCs/>
+          <w:iCs/>
+          <w:sz w:val="24"/>
+          <w:szCs w:val="24"/>
+          <w:lang w:eastAsia="en-US" w:bidi="en-US"/>
+        </w:rPr>
+        <w:t>Responder civil, penal e administrativamente por quaisquer danos materiais, morais</w:t>
+      </w:r>
+      <w:r>
+        <w:rPr>
+          <w:rFonts w:ascii="Calibri" w:eastAsia="Arial Unicode MS" w:hAnsi="Calibri" w:cs="Calibri"/>
+          <w:bCs/>
+          <w:iCs/>
+          <w:sz w:val="24"/>
+          <w:szCs w:val="24"/>
+          <w:lang w:eastAsia="en-US" w:bidi="en-US"/>
+        </w:rPr>
+        <w:t xml:space="preserve"> ou</w:t>
+      </w:r>
+      <w:r>
+        <w:rPr>
+          <w:rFonts w:ascii="Calibri" w:eastAsia="Arial Unicode MS" w:hAnsi="Calibri" w:cs="Calibri"/>
+          <w:bCs/>
+          <w:iCs/>
+          <w:sz w:val="24"/>
+          <w:szCs w:val="24"/>
+          <w:lang w:eastAsia="en-US" w:bidi="en-US"/>
+        </w:rPr>
+        <w:t xml:space="preserve"> ambientais </w:t>
+      </w:r>
+      <w:r>
+        <w:rPr>
+          <w:rFonts w:ascii="Calibri" w:eastAsia="Arial Unicode MS" w:hAnsi="Calibri" w:cs="Calibri"/>
+          <w:bCs/>
+          <w:iCs/>
+          <w:sz w:val="24"/>
+          <w:szCs w:val="24"/>
+          <w:lang w:eastAsia="en-US" w:bidi="en-US"/>
+        </w:rPr>
+        <w:t xml:space="preserve">a patrimônio público ou privado </w:t>
+      </w:r>
+      <w:r>
+        <w:rPr>
+          <w:rFonts w:ascii="Calibri" w:eastAsia="Arial Unicode MS" w:hAnsi="Calibri" w:cs="Calibri"/>
+          <w:bCs/>
+          <w:iCs/>
+          <w:sz w:val="24"/>
+          <w:szCs w:val="24"/>
+          <w:lang w:eastAsia="en-US" w:bidi="en-US"/>
+        </w:rPr>
+        <w:t>ou pessoais decorrentes de sua atuação ou de seus prepostos, independentemente de dolo ou culpa, procedendo às reparações cabíveis.</w:t>
+      </w:r>
+    </w:p>
+    <w:p>
+      <w:pPr>
+        <w:pStyle w:val="PargrafodaLista"/>
+        <w:numPr>
+          <w:ilvl w:val="2"/>
+          <w:numId w:val="19"/>
+        </w:numPr>
+        <w:ind w:left="0" w:firstLine="0"/>
+        <w:jc w:val="both"/>
+        <w:rPr>
+          <w:rFonts w:ascii="Calibri" w:eastAsia="Arial Unicode MS" w:hAnsi="Calibri" w:cs="Calibri"/>
+          <w:bCs/>
+          <w:iCs/>
+          <w:sz w:val="24"/>
+          <w:szCs w:val="24"/>
+          <w:lang w:eastAsia="en-US" w:bidi="en-US"/>
+        </w:rPr>
+      </w:pPr>
+      <w:r>
+        <w:rPr>
+          <w:rFonts w:ascii="Calibri" w:eastAsia="Arial Unicode MS" w:hAnsi="Calibri" w:cs="Calibri"/>
+          <w:bCs/>
+          <w:iCs/>
+          <w:sz w:val="24"/>
+          <w:szCs w:val="24"/>
+          <w:lang w:eastAsia="en-US" w:bidi="en-US"/>
+        </w:rPr>
+        <w:t xml:space="preserve">Não transferir, ceder ou subcontratar total ou parcialmente o objeto sem prévia e expressa autorização da Contratante, sendo vedada a participação de empresas ou pessoas físicas que mantenham vínculo de natureza técnica, comercial, econômica, financeira ou familiar com agentes públicos envolvidos na licitação ou gestão </w:t>
+      </w:r>
+      <w:r>
+        <w:rPr>
+          <w:rFonts w:ascii="Calibri" w:eastAsia="Arial Unicode MS" w:hAnsi="Calibri" w:cs="Calibri"/>
+          <w:bCs/>
+          <w:iCs/>
+          <w:sz w:val="24"/>
+          <w:szCs w:val="24"/>
+          <w:lang w:eastAsia="en-US" w:bidi="en-US"/>
+        </w:rPr>
+        <w:t xml:space="preserve">e fiscalização </w:t>
+      </w:r>
+      <w:r>
+        <w:rPr>
+          <w:rFonts w:ascii="Calibri" w:eastAsia="Arial Unicode MS" w:hAnsi="Calibri" w:cs="Calibri"/>
+          <w:bCs/>
+          <w:iCs/>
+          <w:sz w:val="24"/>
+          <w:szCs w:val="24"/>
+          <w:lang w:eastAsia="en-US" w:bidi="en-US"/>
+        </w:rPr>
+        <w:t>contratual.</w:t>
+      </w:r>
+    </w:p>
+    <w:p>
+      <w:pPr>
+        <w:pStyle w:val="PargrafodaLista"/>
+        <w:numPr>
+          <w:ilvl w:val="2"/>
+          <w:numId w:val="19"/>
+        </w:numPr>
+        <w:ind w:left="0" w:firstLine="0"/>
+        <w:jc w:val="both"/>
+        <w:rPr>
+          <w:rFonts w:ascii="Calibri" w:eastAsia="Arial Unicode MS" w:hAnsi="Calibri" w:cs="Calibri"/>
+          <w:bCs/>
+          <w:iCs/>
+          <w:sz w:val="24"/>
+          <w:szCs w:val="24"/>
+          <w:lang w:eastAsia="en-US" w:bidi="en-US"/>
+        </w:rPr>
+      </w:pPr>
+      <w:r>
+        <w:rPr>
+          <w:rFonts w:ascii="Calibri" w:eastAsia="Arial Unicode MS" w:hAnsi="Calibri" w:cs="Calibri"/>
+          <w:bCs/>
+          <w:iCs/>
+          <w:sz w:val="24"/>
+          <w:szCs w:val="24"/>
+          <w:lang w:eastAsia="en-US" w:bidi="en-US"/>
+        </w:rPr>
         <w:lastRenderedPageBreak/>
-        <w:t>Não responder por compromissos assumidos pela Contratada com terceiros, ainda que vinculados à execução do contrato</w:t>
-      </w:r>
-      <w:r>
-        <w:rPr>
-          <w:rFonts w:ascii="Calibri" w:hAnsi="Calibri" w:cs="Calibri"/>
-          <w:sz w:val="24"/>
-          <w:szCs w:val="24"/>
-        </w:rPr>
-        <w:t xml:space="preserve"> ou instrumento contratual equivalente</w:t>
-      </w:r>
-      <w:r>
-        <w:rPr>
-          <w:rFonts w:ascii="Calibri" w:hAnsi="Calibri" w:cs="Calibri"/>
-          <w:sz w:val="24"/>
-          <w:szCs w:val="24"/>
-        </w:rPr>
-        <w:t>, nem por quaisquer danos causados a terceiros em decorrência de atos, omissões, erros ou negligência da Contratada, de seus empregados, prepostos ou subcontratados.</w:t>
+        <w:t>Permitir, sempre que solicitado, o acesso dos servidores, fiscais, gestores e auditores da Contratante, bem como de órgãos de controle interno e externo, a quaisquer documentos e registros relativos à execução do contrato</w:t>
+      </w:r>
+      <w:r>
+        <w:rPr>
+          <w:rFonts w:ascii="Calibri" w:eastAsia="Arial Unicode MS" w:hAnsi="Calibri" w:cs="Calibri"/>
+          <w:bCs/>
+          <w:iCs/>
+          <w:sz w:val="24"/>
+          <w:szCs w:val="24"/>
+          <w:lang w:eastAsia="en-US" w:bidi="en-US"/>
+        </w:rPr>
+        <w:t xml:space="preserve"> ou </w:t>
+      </w:r>
+      <w:r>
+        <w:rPr>
+          <w:rFonts w:ascii="Calibri" w:hAnsi="Calibri" w:cs="Calibri"/>
+          <w:sz w:val="24"/>
+          <w:szCs w:val="24"/>
+        </w:rPr>
+        <w:t>instrumento contratual equivalente</w:t>
+      </w:r>
+      <w:r>
+        <w:rPr>
+          <w:rFonts w:ascii="Calibri" w:eastAsia="Arial Unicode MS" w:hAnsi="Calibri" w:cs="Calibri"/>
+          <w:bCs/>
+          <w:iCs/>
+          <w:sz w:val="24"/>
+          <w:szCs w:val="24"/>
+          <w:lang w:eastAsia="en-US" w:bidi="en-US"/>
+        </w:rPr>
+        <w:t>.</w:t>
       </w:r>
     </w:p>
     <w:p>
@@ -17032,159 +18153,6 @@
         <w:ind w:left="0" w:firstLine="0"/>
         <w:jc w:val="both"/>
         <w:rPr>
-          <w:rFonts w:ascii="Calibri" w:hAnsi="Calibri" w:cs="Calibri"/>
-          <w:b/>
-          <w:bCs/>
-          <w:sz w:val="24"/>
-          <w:szCs w:val="24"/>
-        </w:rPr>
-      </w:pPr>
-      <w:r>
-        <w:rPr>
-          <w:rFonts w:ascii="Calibri" w:hAnsi="Calibri" w:cs="Calibri"/>
-          <w:sz w:val="24"/>
-          <w:szCs w:val="24"/>
-        </w:rPr>
-        <w:t xml:space="preserve">Adotar, quando necessário, medidas de preservação do interesse público e de regular continuidade </w:t>
-      </w:r>
-      <w:r>
-        <w:rPr>
-          <w:rFonts w:ascii="Calibri" w:hAnsi="Calibri" w:cs="Calibri"/>
-          <w:sz w:val="24"/>
-          <w:szCs w:val="24"/>
-        </w:rPr>
-        <w:t>da execução</w:t>
-      </w:r>
-      <w:r>
-        <w:rPr>
-          <w:rFonts w:ascii="Calibri" w:hAnsi="Calibri" w:cs="Calibri"/>
-          <w:sz w:val="24"/>
-          <w:szCs w:val="24"/>
-        </w:rPr>
-        <w:t>, podendo intervir na execução em situações de emergência, risco ou abandono.</w:t>
-      </w:r>
-    </w:p>
-    <w:p>
-      <w:pPr>
-        <w:pStyle w:val="PargrafodaLista"/>
-        <w:numPr>
-          <w:ilvl w:val="2"/>
-          <w:numId w:val="19"/>
-        </w:numPr>
-        <w:ind w:left="0" w:firstLine="0"/>
-        <w:jc w:val="both"/>
-        <w:rPr>
-          <w:rFonts w:ascii="Calibri" w:hAnsi="Calibri" w:cs="Calibri"/>
-          <w:b/>
-          <w:bCs/>
-          <w:sz w:val="24"/>
-          <w:szCs w:val="24"/>
-        </w:rPr>
-      </w:pPr>
-      <w:r>
-        <w:rPr>
-          <w:rFonts w:ascii="Calibri" w:hAnsi="Calibri" w:cs="Calibri"/>
-          <w:sz w:val="24"/>
-          <w:szCs w:val="24"/>
-        </w:rPr>
-        <w:t>{{CONTRATANTE}}</w:t>
-      </w:r>
-    </w:p>
-    <w:p>
-      <w:pPr>
-        <w:pStyle w:val="PargrafodaLista"/>
-        <w:numPr>
-          <w:ilvl w:val="2"/>
-          <w:numId w:val="19"/>
-        </w:numPr>
-        <w:ind w:left="0" w:firstLine="0"/>
-        <w:jc w:val="both"/>
-        <w:rPr>
-          <w:rFonts w:ascii="Calibri" w:hAnsi="Calibri" w:cs="Calibri"/>
-          <w:b/>
-          <w:bCs/>
-          <w:sz w:val="24"/>
-          <w:szCs w:val="24"/>
-        </w:rPr>
-      </w:pPr>
-      <w:r>
-        <w:rPr>
-          <w:rFonts w:ascii="Calibri" w:hAnsi="Calibri" w:cs="Calibri"/>
-          <w:sz w:val="24"/>
-          <w:szCs w:val="24"/>
-        </w:rPr>
-        <w:t>Demais cláusulas do Termo de Referência e instrumento contratual.</w:t>
-      </w:r>
-    </w:p>
-    <w:p>
-      <w:pPr>
-        <w:tabs>
-          <w:tab w:val="left" w:pos="0"/>
-          <w:tab w:val="left" w:pos="426"/>
-        </w:tabs>
-        <w:jc w:val="both"/>
-        <w:rPr>
-          <w:rFonts w:ascii="Calibri" w:hAnsi="Calibri" w:cs="Calibri"/>
-          <w:b/>
-          <w:bCs/>
-          <w:sz w:val="24"/>
-          <w:szCs w:val="24"/>
-        </w:rPr>
-      </w:pPr>
-    </w:p>
-    <w:p>
-      <w:pPr>
-        <w:pStyle w:val="Itensesubitens"/>
-        <w:numPr>
-          <w:ilvl w:val="1"/>
-          <w:numId w:val="19"/>
-        </w:numPr>
-        <w:ind w:left="0" w:firstLine="0"/>
-        <w:rPr>
-          <w:b/>
-        </w:rPr>
-      </w:pPr>
-      <w:r>
-        <w:rPr>
-          <w:b/>
-        </w:rPr>
-        <w:t>São obrigações da Contratada</w:t>
-      </w:r>
-      <w:r>
-        <w:t>,</w:t>
-      </w:r>
-      <w:r>
-        <w:rPr>
-          <w:b/>
-        </w:rPr>
-        <w:t xml:space="preserve"> </w:t>
-      </w:r>
-      <w:r>
-        <w:t xml:space="preserve">além das obrigações resultantes da observância da Lei </w:t>
-      </w:r>
-      <w:r>
-        <w:t xml:space="preserve">Federal </w:t>
-      </w:r>
-      <w:r>
-        <w:t>nº 14.133/2021 e demais constantes do Processo Administrativo em epígrafe</w:t>
-      </w:r>
-      <w:r>
-        <w:rPr>
-          <w:b/>
-        </w:rPr>
-        <w:t>:</w:t>
-      </w:r>
-    </w:p>
-    <w:p>
-      <w:pPr>
-        <w:pStyle w:val="PargrafodaLista"/>
-        <w:numPr>
-          <w:ilvl w:val="2"/>
-          <w:numId w:val="19"/>
-        </w:numPr>
-        <w:ind w:left="0" w:firstLine="0"/>
-        <w:jc w:val="both"/>
-        <w:rPr>
           <w:rFonts w:ascii="Calibri" w:eastAsia="Arial Unicode MS" w:hAnsi="Calibri" w:cs="Calibri"/>
           <w:bCs/>
           <w:iCs/>
@@ -17202,625 +18170,6 @@
           <w:szCs w:val="24"/>
           <w:lang w:eastAsia="en-US" w:bidi="en-US"/>
         </w:rPr>
-        <w:t xml:space="preserve">Executar integralmente </w:t>
-      </w:r>
-      <w:r>
-        <w:rPr>
-          <w:rFonts w:ascii="Calibri" w:eastAsia="Arial Unicode MS" w:hAnsi="Calibri" w:cs="Calibri"/>
-          <w:bCs/>
-          <w:iCs/>
-          <w:sz w:val="24"/>
-          <w:szCs w:val="24"/>
-          <w:lang w:eastAsia="en-US" w:bidi="en-US"/>
-        </w:rPr>
-        <w:t>o objeto</w:t>
-      </w:r>
-      <w:r>
-        <w:rPr>
-          <w:rFonts w:ascii="Calibri" w:eastAsia="Arial Unicode MS" w:hAnsi="Calibri" w:cs="Calibri"/>
-          <w:bCs/>
-          <w:iCs/>
-          <w:sz w:val="24"/>
-          <w:szCs w:val="24"/>
-          <w:lang w:eastAsia="en-US" w:bidi="en-US"/>
-        </w:rPr>
-        <w:t>, observando rigorosamente descritivos</w:t>
-      </w:r>
-      <w:r>
-        <w:rPr>
-          <w:rFonts w:ascii="Calibri" w:eastAsia="Arial Unicode MS" w:hAnsi="Calibri" w:cs="Calibri"/>
-          <w:bCs/>
-          <w:iCs/>
-          <w:sz w:val="24"/>
-          <w:szCs w:val="24"/>
-          <w:lang w:eastAsia="en-US" w:bidi="en-US"/>
-        </w:rPr>
-        <w:t xml:space="preserve"> e</w:t>
-      </w:r>
-      <w:r>
-        <w:rPr>
-          <w:rFonts w:ascii="Calibri" w:eastAsia="Arial Unicode MS" w:hAnsi="Calibri" w:cs="Calibri"/>
-          <w:bCs/>
-          <w:iCs/>
-          <w:sz w:val="24"/>
-          <w:szCs w:val="24"/>
-          <w:lang w:eastAsia="en-US" w:bidi="en-US"/>
-        </w:rPr>
-        <w:t xml:space="preserve"> especificações técnicas, regulamentos técnicos e demais documentos contratuais.</w:t>
-      </w:r>
-    </w:p>
-    <w:p>
-      <w:pPr>
-        <w:pStyle w:val="PargrafodaLista"/>
-        <w:numPr>
-          <w:ilvl w:val="2"/>
-          <w:numId w:val="19"/>
-        </w:numPr>
-        <w:ind w:left="0" w:firstLine="0"/>
-        <w:jc w:val="both"/>
-        <w:rPr>
-          <w:rFonts w:ascii="Calibri" w:eastAsia="Arial Unicode MS" w:hAnsi="Calibri" w:cs="Calibri"/>
-          <w:bCs/>
-          <w:iCs/>
-          <w:sz w:val="24"/>
-          <w:szCs w:val="24"/>
-          <w:lang w:eastAsia="en-US" w:bidi="en-US"/>
-        </w:rPr>
-      </w:pPr>
-      <w:r>
-        <w:rPr>
-          <w:rFonts w:ascii="Calibri" w:eastAsia="Arial Unicode MS" w:hAnsi="Calibri" w:cs="Calibri"/>
-          <w:bCs/>
-          <w:iCs/>
-          <w:sz w:val="24"/>
-          <w:szCs w:val="24"/>
-          <w:lang w:eastAsia="en-US" w:bidi="en-US"/>
-        </w:rPr>
-        <w:t xml:space="preserve">Substituir, reparar, corrigir ou refazer, às suas expensas e dentro do prazo fixado pela fiscalização, qualquer serviço ou </w:t>
-      </w:r>
-      <w:r>
-        <w:rPr>
-          <w:rFonts w:ascii="Calibri" w:eastAsia="Arial Unicode MS" w:hAnsi="Calibri" w:cs="Calibri"/>
-          <w:bCs/>
-          <w:iCs/>
-          <w:sz w:val="24"/>
-          <w:szCs w:val="24"/>
-          <w:lang w:eastAsia="en-US" w:bidi="en-US"/>
-        </w:rPr>
-        <w:t>material</w:t>
-      </w:r>
-      <w:r>
-        <w:rPr>
-          <w:rFonts w:ascii="Calibri" w:eastAsia="Arial Unicode MS" w:hAnsi="Calibri" w:cs="Calibri"/>
-          <w:bCs/>
-          <w:iCs/>
-          <w:sz w:val="24"/>
-          <w:szCs w:val="24"/>
-          <w:lang w:eastAsia="en-US" w:bidi="en-US"/>
-        </w:rPr>
-        <w:t xml:space="preserve"> que apresente vícios, falhas, defeitos, irregularidades ou não conformidade com o projeto, normas ou especificações.</w:t>
-      </w:r>
-    </w:p>
-    <w:p>
-      <w:pPr>
-        <w:pStyle w:val="PargrafodaLista"/>
-        <w:numPr>
-          <w:ilvl w:val="2"/>
-          <w:numId w:val="19"/>
-        </w:numPr>
-        <w:ind w:left="0" w:firstLine="0"/>
-        <w:jc w:val="both"/>
-        <w:rPr>
-          <w:rFonts w:ascii="Calibri" w:eastAsia="Arial Unicode MS" w:hAnsi="Calibri" w:cs="Calibri"/>
-          <w:bCs/>
-          <w:iCs/>
-          <w:sz w:val="24"/>
-          <w:szCs w:val="24"/>
-          <w:lang w:eastAsia="en-US" w:bidi="en-US"/>
-        </w:rPr>
-      </w:pPr>
-      <w:r>
-        <w:rPr>
-          <w:rFonts w:ascii="Calibri" w:eastAsia="Arial Unicode MS" w:hAnsi="Calibri" w:cs="Calibri"/>
-          <w:bCs/>
-          <w:iCs/>
-          <w:sz w:val="24"/>
-          <w:szCs w:val="24"/>
-          <w:lang w:eastAsia="en-US" w:bidi="en-US"/>
-        </w:rPr>
-        <w:t>Manter, durante toda a execução do contrato</w:t>
-      </w:r>
-      <w:r>
-        <w:rPr>
-          <w:rFonts w:ascii="Calibri" w:eastAsia="Arial Unicode MS" w:hAnsi="Calibri" w:cs="Calibri"/>
-          <w:bCs/>
-          <w:iCs/>
-          <w:sz w:val="24"/>
-          <w:szCs w:val="24"/>
-          <w:lang w:eastAsia="en-US" w:bidi="en-US"/>
-        </w:rPr>
-        <w:t xml:space="preserve"> ou </w:t>
-      </w:r>
-      <w:r>
-        <w:rPr>
-          <w:rFonts w:ascii="Calibri" w:hAnsi="Calibri" w:cs="Calibri"/>
-          <w:sz w:val="24"/>
-          <w:szCs w:val="24"/>
-        </w:rPr>
-        <w:t>instrumento contratual equivalente</w:t>
-      </w:r>
-      <w:r>
-        <w:rPr>
-          <w:rFonts w:ascii="Calibri" w:eastAsia="Arial Unicode MS" w:hAnsi="Calibri" w:cs="Calibri"/>
-          <w:bCs/>
-          <w:iCs/>
-          <w:sz w:val="24"/>
-          <w:szCs w:val="24"/>
-          <w:lang w:eastAsia="en-US" w:bidi="en-US"/>
-        </w:rPr>
-        <w:t>, as condições de habilitação e qualificação exigidas na licitação, inclusive quanto à regularidade fiscal, trabalhista, previdenciária e de responsabilidade técnica.</w:t>
-      </w:r>
-    </w:p>
-    <w:p>
-      <w:pPr>
-        <w:pStyle w:val="PargrafodaLista"/>
-        <w:numPr>
-          <w:ilvl w:val="2"/>
-          <w:numId w:val="19"/>
-        </w:numPr>
-        <w:ind w:left="0" w:firstLine="0"/>
-        <w:jc w:val="both"/>
-        <w:rPr>
-          <w:rFonts w:ascii="Calibri" w:eastAsia="Arial Unicode MS" w:hAnsi="Calibri" w:cs="Calibri"/>
-          <w:bCs/>
-          <w:iCs/>
-          <w:sz w:val="24"/>
-          <w:szCs w:val="24"/>
-          <w:lang w:eastAsia="en-US" w:bidi="en-US"/>
-        </w:rPr>
-      </w:pPr>
-      <w:r>
-        <w:rPr>
-          <w:rFonts w:ascii="Calibri" w:eastAsia="Arial Unicode MS" w:hAnsi="Calibri" w:cs="Calibri"/>
-          <w:bCs/>
-          <w:iCs/>
-          <w:sz w:val="24"/>
-          <w:szCs w:val="24"/>
-          <w:lang w:eastAsia="en-US" w:bidi="en-US"/>
-        </w:rPr>
-        <w:t>Empregar</w:t>
-      </w:r>
-      <w:r>
-        <w:rPr>
-          <w:rFonts w:ascii="Calibri" w:eastAsia="Arial Unicode MS" w:hAnsi="Calibri" w:cs="Calibri"/>
-          <w:bCs/>
-          <w:iCs/>
-          <w:sz w:val="24"/>
-          <w:szCs w:val="24"/>
-          <w:lang w:eastAsia="en-US" w:bidi="en-US"/>
-        </w:rPr>
-        <w:t>, se for o caso,</w:t>
-      </w:r>
-      <w:r>
-        <w:rPr>
-          <w:rFonts w:ascii="Calibri" w:eastAsia="Arial Unicode MS" w:hAnsi="Calibri" w:cs="Calibri"/>
-          <w:bCs/>
-          <w:iCs/>
-          <w:sz w:val="24"/>
-          <w:szCs w:val="24"/>
-          <w:lang w:eastAsia="en-US" w:bidi="en-US"/>
-        </w:rPr>
-        <w:t xml:space="preserve"> materiais e equipamentos novos, de qualidade comprovada e em conformidade com as normas técnicas, sendo vedada a utilização de produtos fora de especificação, de procedência duvidosa ou sem certificação de conformidade.</w:t>
-      </w:r>
-    </w:p>
-    <w:p>
-      <w:pPr>
-        <w:pStyle w:val="PargrafodaLista"/>
-        <w:numPr>
-          <w:ilvl w:val="2"/>
-          <w:numId w:val="19"/>
-        </w:numPr>
-        <w:ind w:left="0" w:firstLine="0"/>
-        <w:jc w:val="both"/>
-        <w:rPr>
-          <w:rFonts w:ascii="Calibri" w:eastAsia="Arial Unicode MS" w:hAnsi="Calibri" w:cs="Calibri"/>
-          <w:bCs/>
-          <w:iCs/>
-          <w:sz w:val="24"/>
-          <w:szCs w:val="24"/>
-          <w:lang w:eastAsia="en-US" w:bidi="en-US"/>
-        </w:rPr>
-      </w:pPr>
-      <w:r>
-        <w:rPr>
-          <w:rFonts w:ascii="Calibri" w:eastAsia="Arial Unicode MS" w:hAnsi="Calibri" w:cs="Calibri"/>
-          <w:bCs/>
-          <w:iCs/>
-          <w:sz w:val="24"/>
-          <w:szCs w:val="24"/>
-          <w:lang w:eastAsia="en-US" w:bidi="en-US"/>
-        </w:rPr>
-        <w:t>Respeitar as normas e condições de segurança e medicina do trabalho, proteção ambiental, acessibilidade e sustentabilidade durante toda a execução, inclusive quanto ao armazenamento, transporte e destinação de resíduos.</w:t>
-      </w:r>
-    </w:p>
-    <w:p>
-      <w:pPr>
-        <w:pStyle w:val="PargrafodaLista"/>
-        <w:numPr>
-          <w:ilvl w:val="2"/>
-          <w:numId w:val="19"/>
-        </w:numPr>
-        <w:ind w:left="0" w:firstLine="0"/>
-        <w:jc w:val="both"/>
-        <w:rPr>
-          <w:rFonts w:ascii="Calibri" w:eastAsia="Arial Unicode MS" w:hAnsi="Calibri" w:cs="Calibri"/>
-          <w:bCs/>
-          <w:iCs/>
-          <w:sz w:val="24"/>
-          <w:szCs w:val="24"/>
-          <w:lang w:eastAsia="en-US" w:bidi="en-US"/>
-        </w:rPr>
-      </w:pPr>
-      <w:r>
-        <w:rPr>
-          <w:rFonts w:ascii="Calibri" w:eastAsia="Arial Unicode MS" w:hAnsi="Calibri" w:cs="Calibri"/>
-          <w:bCs/>
-          <w:iCs/>
-          <w:sz w:val="24"/>
-          <w:szCs w:val="24"/>
-          <w:lang w:eastAsia="en-US" w:bidi="en-US"/>
-        </w:rPr>
-        <w:t>Se for o caso, providenciar</w:t>
-      </w:r>
-      <w:r>
-        <w:rPr>
-          <w:rFonts w:ascii="Calibri" w:eastAsia="Arial Unicode MS" w:hAnsi="Calibri" w:cs="Calibri"/>
-          <w:bCs/>
-          <w:iCs/>
-          <w:sz w:val="24"/>
-          <w:szCs w:val="24"/>
-          <w:lang w:eastAsia="en-US" w:bidi="en-US"/>
-        </w:rPr>
-        <w:t>,</w:t>
-      </w:r>
-      <w:r>
-        <w:rPr>
-          <w:rFonts w:ascii="Calibri" w:eastAsia="Arial Unicode MS" w:hAnsi="Calibri" w:cs="Calibri"/>
-          <w:bCs/>
-          <w:iCs/>
-          <w:sz w:val="24"/>
-          <w:szCs w:val="24"/>
-          <w:lang w:eastAsia="en-US" w:bidi="en-US"/>
-        </w:rPr>
-        <w:t xml:space="preserve"> de acordo com as normas da NR-18 do Ministério do Trabalho, a utilização de EPI (Equipamentos de Proteção Individual) e EPC (Equipamentos de Proteção Coletiva), conforme o caso, obedecendo as normas da NR-</w:t>
-      </w:r>
-      <w:r>
-        <w:rPr>
-          <w:rFonts w:ascii="Calibri" w:eastAsia="Arial Unicode MS" w:hAnsi="Calibri" w:cs="Calibri"/>
-          <w:bCs/>
-          <w:iCs/>
-          <w:sz w:val="24"/>
-          <w:szCs w:val="24"/>
-          <w:lang w:eastAsia="en-US" w:bidi="en-US"/>
-        </w:rPr>
-        <w:t>6 e NR-</w:t>
-      </w:r>
-      <w:r>
-        <w:rPr>
-          <w:rFonts w:ascii="Calibri" w:eastAsia="Arial Unicode MS" w:hAnsi="Calibri" w:cs="Calibri"/>
-          <w:bCs/>
-          <w:iCs/>
-          <w:sz w:val="24"/>
-          <w:szCs w:val="24"/>
-          <w:lang w:eastAsia="en-US" w:bidi="en-US"/>
-        </w:rPr>
-        <w:t>15, inclusive.</w:t>
-      </w:r>
-    </w:p>
-    <w:p>
-      <w:pPr>
-        <w:pStyle w:val="PargrafodaLista"/>
-        <w:numPr>
-          <w:ilvl w:val="2"/>
-          <w:numId w:val="19"/>
-        </w:numPr>
-        <w:ind w:left="0" w:firstLine="0"/>
-        <w:jc w:val="both"/>
-        <w:rPr>
-          <w:rFonts w:ascii="Calibri" w:eastAsia="Arial Unicode MS" w:hAnsi="Calibri" w:cs="Calibri"/>
-          <w:bCs/>
-          <w:iCs/>
-          <w:sz w:val="24"/>
-          <w:szCs w:val="24"/>
-          <w:lang w:eastAsia="en-US" w:bidi="en-US"/>
-        </w:rPr>
-      </w:pPr>
-      <w:r>
-        <w:rPr>
-          <w:rFonts w:ascii="Calibri" w:eastAsia="Arial Unicode MS" w:hAnsi="Calibri" w:cs="Calibri"/>
-          <w:bCs/>
-          <w:iCs/>
-          <w:sz w:val="24"/>
-          <w:szCs w:val="24"/>
-          <w:lang w:eastAsia="en-US" w:bidi="en-US"/>
-        </w:rPr>
-        <w:t>Adotar todas as providências necessárias à preservação do meio ambiente, responsabilizando-se por danos causados por si ou por seus empregados, prepostos, subcontratados ou fornecedores.</w:t>
-      </w:r>
-    </w:p>
-    <w:p>
-      <w:pPr>
-        <w:pStyle w:val="PargrafodaLista"/>
-        <w:numPr>
-          <w:ilvl w:val="2"/>
-          <w:numId w:val="19"/>
-        </w:numPr>
-        <w:ind w:left="0" w:firstLine="0"/>
-        <w:jc w:val="both"/>
-        <w:rPr>
-          <w:rFonts w:ascii="Calibri" w:eastAsia="Arial Unicode MS" w:hAnsi="Calibri" w:cs="Calibri"/>
-          <w:bCs/>
-          <w:iCs/>
-          <w:sz w:val="24"/>
-          <w:szCs w:val="24"/>
-          <w:lang w:eastAsia="en-US" w:bidi="en-US"/>
-        </w:rPr>
-      </w:pPr>
-      <w:r>
-        <w:rPr>
-          <w:rFonts w:ascii="Calibri" w:eastAsia="Arial Unicode MS" w:hAnsi="Calibri" w:cs="Calibri"/>
-          <w:bCs/>
-          <w:iCs/>
-          <w:sz w:val="24"/>
-          <w:szCs w:val="24"/>
-          <w:lang w:eastAsia="en-US" w:bidi="en-US"/>
-        </w:rPr>
-        <w:t>Arcar com todos os custos diretos e indiretos relativos à execução do contrato</w:t>
-      </w:r>
-      <w:r>
-        <w:rPr>
-          <w:rFonts w:ascii="Calibri" w:eastAsia="Arial Unicode MS" w:hAnsi="Calibri" w:cs="Calibri"/>
-          <w:bCs/>
-          <w:iCs/>
-          <w:sz w:val="24"/>
-          <w:szCs w:val="24"/>
-          <w:lang w:eastAsia="en-US" w:bidi="en-US"/>
-        </w:rPr>
-        <w:t xml:space="preserve"> ou </w:t>
-      </w:r>
-      <w:r>
-        <w:rPr>
-          <w:rFonts w:ascii="Calibri" w:hAnsi="Calibri" w:cs="Calibri"/>
-          <w:sz w:val="24"/>
-          <w:szCs w:val="24"/>
-        </w:rPr>
-        <w:t>instrumento contratual equivalente</w:t>
-      </w:r>
-      <w:r>
-        <w:rPr>
-          <w:rFonts w:ascii="Calibri" w:eastAsia="Arial Unicode MS" w:hAnsi="Calibri" w:cs="Calibri"/>
-          <w:bCs/>
-          <w:iCs/>
-          <w:sz w:val="24"/>
-          <w:szCs w:val="24"/>
-          <w:lang w:eastAsia="en-US" w:bidi="en-US"/>
-        </w:rPr>
-        <w:t>, inclusive encargos trabalhistas, previdenciários, fiscais, comerciais, securitários, de transporte, alimentação, equipamentos, energia elétrica e comunicações.</w:t>
-      </w:r>
-    </w:p>
-    <w:p>
-      <w:pPr>
-        <w:pStyle w:val="PargrafodaLista"/>
-        <w:numPr>
-          <w:ilvl w:val="2"/>
-          <w:numId w:val="19"/>
-        </w:numPr>
-        <w:ind w:left="0" w:firstLine="0"/>
-        <w:jc w:val="both"/>
-        <w:rPr>
-          <w:rFonts w:ascii="Calibri" w:eastAsia="Arial Unicode MS" w:hAnsi="Calibri" w:cs="Calibri"/>
-          <w:bCs/>
-          <w:iCs/>
-          <w:sz w:val="24"/>
-          <w:szCs w:val="24"/>
-          <w:lang w:eastAsia="en-US" w:bidi="en-US"/>
-        </w:rPr>
-      </w:pPr>
-      <w:r>
-        <w:rPr>
-          <w:rFonts w:ascii="Calibri" w:eastAsia="Arial Unicode MS" w:hAnsi="Calibri" w:cs="Calibri"/>
-          <w:bCs/>
-          <w:iCs/>
-          <w:sz w:val="24"/>
-          <w:szCs w:val="24"/>
-          <w:lang w:eastAsia="en-US" w:bidi="en-US"/>
-        </w:rPr>
-        <w:t>Responder civil, penal e administrativamente por quaisquer danos materiais, morais</w:t>
-      </w:r>
-      <w:r>
-        <w:rPr>
-          <w:rFonts w:ascii="Calibri" w:eastAsia="Arial Unicode MS" w:hAnsi="Calibri" w:cs="Calibri"/>
-          <w:bCs/>
-          <w:iCs/>
-          <w:sz w:val="24"/>
-          <w:szCs w:val="24"/>
-          <w:lang w:eastAsia="en-US" w:bidi="en-US"/>
-        </w:rPr>
-        <w:t xml:space="preserve"> ou</w:t>
-      </w:r>
-      <w:r>
-        <w:rPr>
-          <w:rFonts w:ascii="Calibri" w:eastAsia="Arial Unicode MS" w:hAnsi="Calibri" w:cs="Calibri"/>
-          <w:bCs/>
-          <w:iCs/>
-          <w:sz w:val="24"/>
-          <w:szCs w:val="24"/>
-          <w:lang w:eastAsia="en-US" w:bidi="en-US"/>
-        </w:rPr>
-        <w:t xml:space="preserve"> ambientais </w:t>
-      </w:r>
-      <w:r>
-        <w:rPr>
-          <w:rFonts w:ascii="Calibri" w:eastAsia="Arial Unicode MS" w:hAnsi="Calibri" w:cs="Calibri"/>
-          <w:bCs/>
-          <w:iCs/>
-          <w:sz w:val="24"/>
-          <w:szCs w:val="24"/>
-          <w:lang w:eastAsia="en-US" w:bidi="en-US"/>
-        </w:rPr>
-        <w:t xml:space="preserve">a patrimônio público ou privado </w:t>
-      </w:r>
-      <w:r>
-        <w:rPr>
-          <w:rFonts w:ascii="Calibri" w:eastAsia="Arial Unicode MS" w:hAnsi="Calibri" w:cs="Calibri"/>
-          <w:bCs/>
-          <w:iCs/>
-          <w:sz w:val="24"/>
-          <w:szCs w:val="24"/>
-          <w:lang w:eastAsia="en-US" w:bidi="en-US"/>
-        </w:rPr>
-        <w:t>ou pessoais decorrentes de sua atuação ou de seus prepostos, independentemente de dolo ou culpa, procedendo às reparações cabíveis.</w:t>
-      </w:r>
-    </w:p>
-    <w:p>
-      <w:pPr>
-        <w:pStyle w:val="PargrafodaLista"/>
-        <w:numPr>
-          <w:ilvl w:val="2"/>
-          <w:numId w:val="19"/>
-        </w:numPr>
-        <w:ind w:left="0" w:firstLine="0"/>
-        <w:jc w:val="both"/>
-        <w:rPr>
-          <w:rFonts w:ascii="Calibri" w:eastAsia="Arial Unicode MS" w:hAnsi="Calibri" w:cs="Calibri"/>
-          <w:bCs/>
-          <w:iCs/>
-          <w:sz w:val="24"/>
-          <w:szCs w:val="24"/>
-          <w:lang w:eastAsia="en-US" w:bidi="en-US"/>
-        </w:rPr>
-      </w:pPr>
-      <w:r>
-        <w:rPr>
-          <w:rFonts w:ascii="Calibri" w:eastAsia="Arial Unicode MS" w:hAnsi="Calibri" w:cs="Calibri"/>
-          <w:bCs/>
-          <w:iCs/>
-          <w:sz w:val="24"/>
-          <w:szCs w:val="24"/>
-          <w:lang w:eastAsia="en-US" w:bidi="en-US"/>
-        </w:rPr>
-        <w:t xml:space="preserve">Não transferir, ceder ou subcontratar total ou parcialmente o objeto sem prévia e expressa autorização da Contratante, sendo vedada a participação de empresas ou pessoas físicas que mantenham vínculo de natureza técnica, comercial, econômica, financeira ou familiar com agentes públicos envolvidos na licitação ou gestão </w:t>
-      </w:r>
-      <w:r>
-        <w:rPr>
-          <w:rFonts w:ascii="Calibri" w:eastAsia="Arial Unicode MS" w:hAnsi="Calibri" w:cs="Calibri"/>
-          <w:bCs/>
-          <w:iCs/>
-          <w:sz w:val="24"/>
-          <w:szCs w:val="24"/>
-          <w:lang w:eastAsia="en-US" w:bidi="en-US"/>
-        </w:rPr>
-        <w:t xml:space="preserve">e fiscalização </w:t>
-      </w:r>
-      <w:r>
-        <w:rPr>
-          <w:rFonts w:ascii="Calibri" w:eastAsia="Arial Unicode MS" w:hAnsi="Calibri" w:cs="Calibri"/>
-          <w:bCs/>
-          <w:iCs/>
-          <w:sz w:val="24"/>
-          <w:szCs w:val="24"/>
-          <w:lang w:eastAsia="en-US" w:bidi="en-US"/>
-        </w:rPr>
-        <w:t>contratual.</w:t>
-      </w:r>
-    </w:p>
-    <w:p>
-      <w:pPr>
-        <w:pStyle w:val="PargrafodaLista"/>
-        <w:numPr>
-          <w:ilvl w:val="2"/>
-          <w:numId w:val="19"/>
-        </w:numPr>
-        <w:ind w:left="0" w:firstLine="0"/>
-        <w:jc w:val="both"/>
-        <w:rPr>
-          <w:rFonts w:ascii="Calibri" w:eastAsia="Arial Unicode MS" w:hAnsi="Calibri" w:cs="Calibri"/>
-          <w:bCs/>
-          <w:iCs/>
-          <w:sz w:val="24"/>
-          <w:szCs w:val="24"/>
-          <w:lang w:eastAsia="en-US" w:bidi="en-US"/>
-        </w:rPr>
-      </w:pPr>
-      <w:r>
-        <w:rPr>
-          <w:rFonts w:ascii="Calibri" w:eastAsia="Arial Unicode MS" w:hAnsi="Calibri" w:cs="Calibri"/>
-          <w:bCs/>
-          <w:iCs/>
-          <w:sz w:val="24"/>
-          <w:szCs w:val="24"/>
-          <w:lang w:eastAsia="en-US" w:bidi="en-US"/>
-        </w:rPr>
-        <w:t>Permitir, sempre que solicitado, o acesso dos servidores, fiscais, gestores e auditores da Contratante, bem como de órgãos de controle interno e externo, a quaisquer documentos e registros relativos à execução do contrato</w:t>
-      </w:r>
-      <w:r>
-        <w:rPr>
-          <w:rFonts w:ascii="Calibri" w:eastAsia="Arial Unicode MS" w:hAnsi="Calibri" w:cs="Calibri"/>
-          <w:bCs/>
-          <w:iCs/>
-          <w:sz w:val="24"/>
-          <w:szCs w:val="24"/>
-          <w:lang w:eastAsia="en-US" w:bidi="en-US"/>
-        </w:rPr>
-        <w:t xml:space="preserve"> ou </w:t>
-      </w:r>
-      <w:r>
-        <w:rPr>
-          <w:rFonts w:ascii="Calibri" w:hAnsi="Calibri" w:cs="Calibri"/>
-          <w:sz w:val="24"/>
-          <w:szCs w:val="24"/>
-        </w:rPr>
-        <w:t>instrumento contratual equivalente</w:t>
-      </w:r>
-      <w:r>
-        <w:rPr>
-          <w:rFonts w:ascii="Calibri" w:eastAsia="Arial Unicode MS" w:hAnsi="Calibri" w:cs="Calibri"/>
-          <w:bCs/>
-          <w:iCs/>
-          <w:sz w:val="24"/>
-          <w:szCs w:val="24"/>
-          <w:lang w:eastAsia="en-US" w:bidi="en-US"/>
-        </w:rPr>
-        <w:t>.</w:t>
-      </w:r>
-    </w:p>
-    <w:p>
-      <w:pPr>
-        <w:pStyle w:val="PargrafodaLista"/>
-        <w:numPr>
-          <w:ilvl w:val="2"/>
-          <w:numId w:val="19"/>
-        </w:numPr>
-        <w:ind w:left="0" w:firstLine="0"/>
-        <w:jc w:val="both"/>
-        <w:rPr>
-          <w:rFonts w:ascii="Calibri" w:eastAsia="Arial Unicode MS" w:hAnsi="Calibri" w:cs="Calibri"/>
-          <w:bCs/>
-          <w:iCs/>
-          <w:sz w:val="24"/>
-          <w:szCs w:val="24"/>
-          <w:lang w:eastAsia="en-US" w:bidi="en-US"/>
-        </w:rPr>
-      </w:pPr>
-      <w:r>
-        <w:rPr>
-          <w:rFonts w:ascii="Calibri" w:eastAsia="Arial Unicode MS" w:hAnsi="Calibri" w:cs="Calibri"/>
-          <w:bCs/>
-          <w:iCs/>
-          <w:sz w:val="24"/>
-          <w:szCs w:val="24"/>
-          <w:lang w:eastAsia="en-US" w:bidi="en-US"/>
-        </w:rPr>
-        <w:lastRenderedPageBreak/>
         <w:t xml:space="preserve">Comunicar imediatamente à Contratante a ocorrência de quaisquer anormalidades, imprevistos, acidentes, fatos supervenientes ou condições que possam comprometer o cronograma, a segurança ou a </w:t>
       </w:r>
       <w:r>
@@ -18505,6 +18854,7 @@
       </w:pPr>
       <w:bookmarkStart w:id="53" w:name="_Hlk218673723"/>
       <w:r>
+        <w:lastRenderedPageBreak/>
         <w:t>{{EXECUCAO}}</w:t>
       </w:r>
     </w:p>
@@ -18522,11 +18872,7 @@
         </w:rPr>
       </w:pPr>
       <w:r>
-        <w:t xml:space="preserve">Será rejeitado o fornecimento de produtos com marca ou modelo diverso do contratado, salvo prévia comunicação e autorização expressa da Administração quanto à substituição </w:t>
-      </w:r>
-      <w:r>
-        <w:lastRenderedPageBreak/>
-        <w:t xml:space="preserve">proposta. </w:t>
+        <w:t xml:space="preserve">Será rejeitado o fornecimento de produtos com marca ou modelo diverso do contratado, salvo prévia comunicação e autorização expressa da Administração quanto à substituição proposta. </w:t>
       </w:r>
     </w:p>
     <w:p>
@@ -18952,7 +19298,15 @@
         <w:t xml:space="preserve"> ou serviço executado</w:t>
       </w:r>
       <w:r>
-        <w:t xml:space="preserve">, sendo formalizado por termo circunstanciado de recebimento definitivo. </w:t>
+        <w:t xml:space="preserve">, sendo formalizado </w:t>
+      </w:r>
+      <w:proofErr w:type="spellStart"/>
+      <w:r>
+        <w:t>por</w:t>
+      </w:r>
+      <w:proofErr w:type="spellEnd"/>
+      <w:r>
+        <w:t xml:space="preserve"> termo circunstanciado de recebimento definitivo. </w:t>
       </w:r>
     </w:p>
     <w:p>
@@ -18983,6 +19337,7 @@
           <w:sz w:val="24"/>
           <w:szCs w:val="24"/>
         </w:rPr>
+        <w:lastRenderedPageBreak/>
         <w:t xml:space="preserve">Caso a verificação não seja realizada dentro do prazo estipulado, considerar-se-á o recebimento definitivo automaticamente consumado na data do seu esgotamento, nos termos da legislação aplicável, hipótese na qual será encaminhado a nota fiscal para pagamento. </w:t>
       </w:r>
     </w:p>
@@ -18996,7 +19351,6 @@
         <w:ind w:left="0" w:firstLine="0"/>
       </w:pPr>
       <w:r>
-        <w:lastRenderedPageBreak/>
         <w:t xml:space="preserve">O objeto do </w:t>
       </w:r>
       <w:r>
@@ -19790,6 +20144,7 @@
           <w:rFonts w:eastAsia="Arial Unicode MS"/>
           <w:bCs/>
         </w:rPr>
+        <w:lastRenderedPageBreak/>
         <w:t>Nas contratações de obras e serviços de engenharia, a diferença percentual entre o valor global do contrato</w:t>
       </w:r>
       <w:r>
@@ -19821,15 +20176,7 @@
           <w:rFonts w:eastAsia="Arial Unicode MS"/>
           <w:bCs/>
         </w:rPr>
-        <w:t xml:space="preserve">e o preço global de referência não poderá ser reduzida em favor do contratado em decorrência de aditamentos que modifiquem a </w:t>
-      </w:r>
-      <w:r>
-        <w:rPr>
-          <w:rFonts w:eastAsia="Arial Unicode MS"/>
-          <w:bCs/>
-        </w:rPr>
-        <w:lastRenderedPageBreak/>
-        <w:t>planilha orçamentária, nos termos do art. 128 da Lei Federal nº 14.133/2021.</w:t>
+        <w:t>e o preço global de referência não poderá ser reduzida em favor do contratado em decorrência de aditamentos que modifiquem a planilha orçamentária, nos termos do art. 128 da Lei Federal nº 14.133/2021.</w:t>
       </w:r>
     </w:p>
     <w:p>
@@ -20186,15 +20533,8 @@
           <w:rFonts w:eastAsia="Arial Unicode MS"/>
           <w:bCs/>
         </w:rPr>
-        <w:t xml:space="preserve">Na hipótese de não comprovação da existência de fato superveniente que inviabilize o preço registrado, o pedido será indeferido pela Administração e o fornecedor deverá cumprir as obrigações estabelecidas no instrumento contratual, sob pena de cancelamento do seu </w:t>
-      </w:r>
-      <w:r>
-        <w:rPr>
-          <w:rFonts w:eastAsia="Arial Unicode MS"/>
-          <w:bCs/>
-        </w:rPr>
         <w:lastRenderedPageBreak/>
-        <w:t>instrumento contratual, sem prejuízo da aplicação das sanções previstas na Lei nº 14.133, de 2021, e na legislação aplicável.</w:t>
+        <w:t>Na hipótese de não comprovação da existência de fato superveniente que inviabilize o preço registrado, o pedido será indeferido pela Administração e o fornecedor deverá cumprir as obrigações estabelecidas no instrumento contratual, sob pena de cancelamento do seu instrumento contratual, sem prejuízo da aplicação das sanções previstas na Lei nº 14.133, de 2021, e na legislação aplicável.</w:t>
       </w:r>
     </w:p>
     <w:p>
@@ -20980,7 +21320,16 @@
           <w:sz w:val="24"/>
           <w:szCs w:val="24"/>
         </w:rPr>
-        <w:t xml:space="preserve">A fiscalização de que trata o subitem acima não exclui nem reduz a responsabilidade do licitante vencedor pelos danos causados diretamente à Contratante ou a terceiros em razão da execução do </w:t>
+        <w:t xml:space="preserve">A fiscalização de que trata o subitem acima não exclui nem reduz a responsabilidade do </w:t>
+      </w:r>
+      <w:r>
+        <w:rPr>
+          <w:rFonts w:ascii="Calibri" w:hAnsi="Calibri" w:cs="Calibri"/>
+          <w:sz w:val="24"/>
+          <w:szCs w:val="24"/>
+        </w:rPr>
+        <w:lastRenderedPageBreak/>
+        <w:t xml:space="preserve">licitante vencedor pelos danos causados diretamente à Contratante ou a terceiros em razão da execução do </w:t>
       </w:r>
       <w:r>
         <w:rPr>
@@ -21603,7 +21952,11 @@
         <w:textAlignment w:val="auto"/>
       </w:pPr>
       <w:r>
-        <w:t>O processo administrativo sancionador obedecerá, dentre outros, aos princípios da transparência, legalidade, finalidade, motivação, razoabilidade, proporcionalidade, moralidade, ampla defesa, contraditório, segurança jurídica, impessoalidade, eficiência, celeridade, oficialidade, publicidade e supremacia do interesse público.</w:t>
+        <w:t xml:space="preserve">O processo administrativo sancionador obedecerá, dentre outros, aos princípios da transparência, legalidade, finalidade, motivação, razoabilidade, proporcionalidade, moralidade, ampla defesa, contraditório, segurança jurídica, impessoalidade, eficiência, celeridade, </w:t>
+      </w:r>
+      <w:r>
+        <w:lastRenderedPageBreak/>
+        <w:t>oficialidade, publicidade e supremacia do interesse público.</w:t>
       </w:r>
     </w:p>
     <w:p>
@@ -21631,8 +21984,15 @@
         <w:textAlignment w:val="auto"/>
       </w:pPr>
       <w:r>
-        <w:lastRenderedPageBreak/>
-        <w:t>I - dar causa à inexecução parcial do instrumento contratual;</w:t>
+        <w:t xml:space="preserve">I - </w:t>
+      </w:r>
+      <w:proofErr w:type="gramStart"/>
+      <w:r>
+        <w:t>dar</w:t>
+      </w:r>
+      <w:proofErr w:type="gramEnd"/>
+      <w:r>
+        <w:t xml:space="preserve"> causa à inexecução parcial do instrumento contratual;</w:t>
       </w:r>
     </w:p>
     <w:p>
@@ -21646,7 +22006,15 @@
         <w:textAlignment w:val="auto"/>
       </w:pPr>
       <w:r>
-        <w:t>II - dar causa à inexecução parcial do instrumento contratual que cause grave dano à administração, ao funcionamento dos serviços públicos ou ao interesse coletivo;</w:t>
+        <w:t xml:space="preserve">II - </w:t>
+      </w:r>
+      <w:proofErr w:type="gramStart"/>
+      <w:r>
+        <w:t>dar</w:t>
+      </w:r>
+      <w:proofErr w:type="gramEnd"/>
+      <w:r>
+        <w:t xml:space="preserve"> causa à inexecução parcial do instrumento contratual que cause grave dano à administração, ao funcionamento dos serviços públicos ou ao interesse coletivo;</w:t>
       </w:r>
     </w:p>
     <w:p>
@@ -21674,7 +22042,15 @@
         <w:textAlignment w:val="auto"/>
       </w:pPr>
       <w:r>
-        <w:t>IV - deixar de entregar a documentação exigida;</w:t>
+        <w:t xml:space="preserve">IV - </w:t>
+      </w:r>
+      <w:proofErr w:type="gramStart"/>
+      <w:r>
+        <w:t>deixar</w:t>
+      </w:r>
+      <w:proofErr w:type="gramEnd"/>
+      <w:r>
+        <w:t xml:space="preserve"> de entregar a documentação exigida;</w:t>
       </w:r>
     </w:p>
     <w:p>
@@ -21688,7 +22064,15 @@
         <w:textAlignment w:val="auto"/>
       </w:pPr>
       <w:r>
-        <w:t>V - não manter a proposta, salvo em decorrência de fato superveniente devidamente justificado;</w:t>
+        <w:t xml:space="preserve">V - </w:t>
+      </w:r>
+      <w:proofErr w:type="gramStart"/>
+      <w:r>
+        <w:t>não</w:t>
+      </w:r>
+      <w:proofErr w:type="gramEnd"/>
+      <w:r>
+        <w:t xml:space="preserve"> manter a proposta, salvo em decorrência de fato superveniente devidamente justificado;</w:t>
       </w:r>
     </w:p>
     <w:p>
@@ -21702,7 +22086,15 @@
         <w:textAlignment w:val="auto"/>
       </w:pPr>
       <w:r>
-        <w:t>VI - não celebrar o instrumento contratual ou não entregar a documentação exigida para a contratação, quando convocado dentro do prazo de validade de sua proposta;</w:t>
+        <w:t xml:space="preserve">VI - </w:t>
+      </w:r>
+      <w:proofErr w:type="gramStart"/>
+      <w:r>
+        <w:t>não</w:t>
+      </w:r>
+      <w:proofErr w:type="gramEnd"/>
+      <w:r>
+        <w:t xml:space="preserve"> celebrar o instrumento contratual ou não entregar a documentação exigida para a contratação, quando convocado dentro do prazo de validade de sua proposta;</w:t>
       </w:r>
     </w:p>
     <w:p>
@@ -21744,7 +22136,15 @@
         <w:textAlignment w:val="auto"/>
       </w:pPr>
       <w:r>
-        <w:t>IX - fraudar a licitação ou praticar ato fraudulento na execução do instrumento contratual;</w:t>
+        <w:t xml:space="preserve">IX - </w:t>
+      </w:r>
+      <w:proofErr w:type="gramStart"/>
+      <w:r>
+        <w:t>fraudar</w:t>
+      </w:r>
+      <w:proofErr w:type="gramEnd"/>
+      <w:r>
+        <w:t xml:space="preserve"> a licitação ou praticar ato fraudulento na execução do instrumento contratual;</w:t>
       </w:r>
     </w:p>
     <w:p>
@@ -21758,7 +22158,15 @@
         <w:textAlignment w:val="auto"/>
       </w:pPr>
       <w:r>
-        <w:t>X - comportar-se de modo inidôneo ou cometer fraude de qualquer natureza;</w:t>
+        <w:t xml:space="preserve">X - </w:t>
+      </w:r>
+      <w:proofErr w:type="gramStart"/>
+      <w:r>
+        <w:t>comportar-se</w:t>
+      </w:r>
+      <w:proofErr w:type="gramEnd"/>
+      <w:r>
+        <w:t xml:space="preserve"> de modo inidôneo ou cometer fraude de qualquer natureza;</w:t>
       </w:r>
     </w:p>
     <w:p>
@@ -21814,7 +22222,15 @@
         <w:textAlignment w:val="auto"/>
       </w:pPr>
       <w:r>
-        <w:t>I - advertência;</w:t>
+        <w:t xml:space="preserve">I - </w:t>
+      </w:r>
+      <w:proofErr w:type="gramStart"/>
+      <w:r>
+        <w:t>advertência</w:t>
+      </w:r>
+      <w:proofErr w:type="gramEnd"/>
+      <w:r>
+        <w:t>;</w:t>
       </w:r>
     </w:p>
     <w:p>
@@ -21828,7 +22244,15 @@
         <w:textAlignment w:val="auto"/>
       </w:pPr>
       <w:r>
-        <w:t>II - multa;</w:t>
+        <w:t xml:space="preserve">II - </w:t>
+      </w:r>
+      <w:proofErr w:type="gramStart"/>
+      <w:r>
+        <w:t>multa</w:t>
+      </w:r>
+      <w:proofErr w:type="gramEnd"/>
+      <w:r>
+        <w:t>;</w:t>
       </w:r>
     </w:p>
     <w:p>
@@ -21856,7 +22280,15 @@
         <w:textAlignment w:val="auto"/>
       </w:pPr>
       <w:r>
-        <w:t>IV - declaração de inidoneidade para licitar ou contratar.</w:t>
+        <w:t xml:space="preserve">IV - </w:t>
+      </w:r>
+      <w:proofErr w:type="gramStart"/>
+      <w:r>
+        <w:t>declaração</w:t>
+      </w:r>
+      <w:proofErr w:type="gramEnd"/>
+      <w:r>
+        <w:t xml:space="preserve"> de inidoneidade para licitar ou contratar.</w:t>
       </w:r>
     </w:p>
     <w:p>
@@ -22011,8 +22443,301 @@
           <w:highlight w:val="yellow"/>
           <w:u w:val="single"/>
         </w:rPr>
-        <w:t xml:space="preserve">A aplicação de multa moratória será em percentual de 1% (um por cento) por dia de atraso na entrega do objeto da contratação ou de eventual obrigação acessória, recaindo o cálculo sobre o valor da parcela inadimplida até o limite de 10% (dez por cento) do instrumento </w:t>
-      </w:r>
+        <w:lastRenderedPageBreak/>
+        <w:t>A aplicação de multa moratória será em percentual de 1% (um por cento) por dia de atraso na entrega do objeto da contratação ou de eventual obrigação acessória, recaindo o cálculo sobre o valor da parcela inadimplida até o limite de 10% (dez por cento) do instrumento contratual ou do instrumento equivalente.</w:t>
+      </w:r>
+    </w:p>
+    <w:p>
+      <w:pPr>
+        <w:pStyle w:val="Itensesubitens"/>
+        <w:numPr>
+          <w:ilvl w:val="1"/>
+          <w:numId w:val="19"/>
+        </w:numPr>
+        <w:ind w:left="0" w:firstLine="0"/>
+        <w:textAlignment w:val="auto"/>
+      </w:pPr>
+      <w:r>
+        <w:t>Se a multa aplicada e as indenizações cabíveis forem superiores ao valor de pagamento eventualmente devido pela administração ao contratado, além da perda desse valor, a diferença poderá ser paga diretamente à administração, descontada da garantia prestada ou cobrada judicialmente.</w:t>
+      </w:r>
+    </w:p>
+    <w:p>
+      <w:pPr>
+        <w:pStyle w:val="Itensesubitens"/>
+        <w:numPr>
+          <w:ilvl w:val="1"/>
+          <w:numId w:val="19"/>
+        </w:numPr>
+        <w:ind w:left="0" w:firstLine="0"/>
+        <w:textAlignment w:val="auto"/>
+      </w:pPr>
+      <w:r>
+        <w:t>A multa inadimplida poderá ser descontada de pagamentos que ocorrerão em outros instrumentos contratuais firmados com a administração municipal, eventualmente devidos ao sancionado.</w:t>
+      </w:r>
+    </w:p>
+    <w:p>
+      <w:pPr>
+        <w:pStyle w:val="Itensesubitens"/>
+        <w:numPr>
+          <w:ilvl w:val="1"/>
+          <w:numId w:val="19"/>
+        </w:numPr>
+        <w:ind w:left="0" w:firstLine="0"/>
+        <w:textAlignment w:val="auto"/>
+      </w:pPr>
+      <w:r>
+        <w:t>A aplicação de multas moratórias ou compensatórias não exclui, em hipótese alguma, a obrigação de reparação integral do dano causado à administração.</w:t>
+      </w:r>
+    </w:p>
+    <w:p>
+      <w:pPr>
+        <w:pStyle w:val="Itensesubitens"/>
+        <w:numPr>
+          <w:ilvl w:val="1"/>
+          <w:numId w:val="19"/>
+        </w:numPr>
+        <w:ind w:left="0" w:firstLine="0"/>
+        <w:textAlignment w:val="auto"/>
+      </w:pPr>
+      <w:r>
+        <w:t>A sanção de impedimento de licitar e contratar será aplicada ao responsável pelas infrações administrativas previstas nos incisos II, III, IV, V, VI e VII, quando não se justificar a imposição de penalidade mais grave, e impedirá o responsável de licitar ou contratar no âmbito da administração direta e indireta do Município de São Francisco, pelo prazo máximo de três anos, ou até que ocorra a reabilitação.</w:t>
+      </w:r>
+    </w:p>
+    <w:p>
+      <w:pPr>
+        <w:pStyle w:val="Itensesubitens"/>
+        <w:numPr>
+          <w:ilvl w:val="1"/>
+          <w:numId w:val="19"/>
+        </w:numPr>
+        <w:ind w:left="0" w:firstLine="0"/>
+        <w:textAlignment w:val="auto"/>
+      </w:pPr>
+      <w:r>
+        <w:t>A sanção de impedimento de licitar e contratar, quando aplicada por qualquer órgão da administração direta ou indireta do Município, no desempenho de sua função administrativa, impedirá o sancionado de licitar e contratar com todos os entes da administração direta e indireta do Município de São Francisco.</w:t>
+      </w:r>
+    </w:p>
+    <w:p>
+      <w:pPr>
+        <w:pStyle w:val="Itensesubitens"/>
+        <w:numPr>
+          <w:ilvl w:val="1"/>
+          <w:numId w:val="19"/>
+        </w:numPr>
+        <w:ind w:left="0" w:firstLine="0"/>
+        <w:textAlignment w:val="auto"/>
+      </w:pPr>
+      <w:r>
+        <w:t>A aplicação reiterada de sanções de advertência ou multa, em um mesmo instrumento contratual, possibilita a aplicação da sanção de impedimento de licitar e contratar.</w:t>
+      </w:r>
+    </w:p>
+    <w:p>
+      <w:pPr>
+        <w:pStyle w:val="Itensesubitens"/>
+        <w:numPr>
+          <w:ilvl w:val="1"/>
+          <w:numId w:val="19"/>
+        </w:numPr>
+        <w:ind w:left="0" w:firstLine="0"/>
+        <w:textAlignment w:val="auto"/>
+      </w:pPr>
+      <w:r>
+        <w:t>Os atos descritos nos incisos IV, V e VI ensejarão a aplicação da sanção de impedimento de licitar e contratar quando praticados durante o procedimento da licitação, devendo ser processados na forma usualmente prevista para a aplicação de tal penalidade.</w:t>
+      </w:r>
+    </w:p>
+    <w:p>
+      <w:pPr>
+        <w:pStyle w:val="Itensesubitens"/>
+        <w:numPr>
+          <w:ilvl w:val="1"/>
+          <w:numId w:val="19"/>
+        </w:numPr>
+        <w:ind w:left="0" w:firstLine="0"/>
+        <w:textAlignment w:val="auto"/>
+      </w:pPr>
+      <w:r>
+        <w:t>A sanção de declaração de inidoneidade para licitar ou contratar impedirá o responsável de licitar ou contratar no âmbito da administração direta e indireta de todos os entes federativos, pelo prazo mínimo de três anos e máximo de seis anos e será aplicada:</w:t>
+      </w:r>
+    </w:p>
+    <w:p>
+      <w:pPr>
+        <w:pStyle w:val="Itensesubitens"/>
+        <w:numPr>
+          <w:ilvl w:val="2"/>
+          <w:numId w:val="19"/>
+        </w:numPr>
+        <w:ind w:left="0" w:firstLine="0"/>
+        <w:textAlignment w:val="auto"/>
+      </w:pPr>
+      <w:r>
+        <w:t xml:space="preserve">I – </w:t>
+      </w:r>
+      <w:proofErr w:type="gramStart"/>
+      <w:r>
+        <w:t>obrigatoriamente</w:t>
+      </w:r>
+      <w:proofErr w:type="gramEnd"/>
+      <w:r>
+        <w:t>, após exame jurídico, ao responsável pelas infrações administrativas previstas nos incisos VIII, IX, X, XI e XII;</w:t>
+      </w:r>
+    </w:p>
+    <w:p>
+      <w:pPr>
+        <w:pStyle w:val="Itensesubitens"/>
+        <w:numPr>
+          <w:ilvl w:val="2"/>
+          <w:numId w:val="19"/>
+        </w:numPr>
+        <w:ind w:left="0" w:firstLine="0"/>
+        <w:textAlignment w:val="auto"/>
+      </w:pPr>
+      <w:r>
+        <w:t xml:space="preserve">II – </w:t>
+      </w:r>
+      <w:proofErr w:type="gramStart"/>
+      <w:r>
+        <w:t>opcionalmente</w:t>
+      </w:r>
+      <w:proofErr w:type="gramEnd"/>
+      <w:r>
+        <w:t>, após exame jurídico que conclua pela excessiva gravidade do ato, quanto às infrações administrativas previstas nos incisos II, III, IV, V, VI e VII, que necessitem de imposição de penalidade mais grave que o impedimento de licitar e contratar com a administração do Município.</w:t>
+      </w:r>
+    </w:p>
+    <w:p>
+      <w:pPr>
+        <w:pStyle w:val="Itensesubitens"/>
+        <w:numPr>
+          <w:ilvl w:val="1"/>
+          <w:numId w:val="19"/>
+        </w:numPr>
+        <w:ind w:left="0" w:firstLine="0"/>
+        <w:textAlignment w:val="auto"/>
+      </w:pPr>
+      <w:r>
+        <w:t>No caso da prática de atos lesivos previstos no art. 5º da Lei Federal nº 12.846, de 1º de agosto de 2013, a que se refere o inciso XII, todas as infrações administrativas conexas serão apuradas e julgadas conjuntamente, nos termos da referida lei e do Decreto nº 16.954, de 2 de agosto de 2018.</w:t>
+      </w:r>
+    </w:p>
+    <w:p>
+      <w:pPr>
+        <w:pStyle w:val="Itensesubitens"/>
+        <w:numPr>
+          <w:ilvl w:val="1"/>
+          <w:numId w:val="19"/>
+        </w:numPr>
+        <w:ind w:left="0" w:firstLine="0"/>
+        <w:textAlignment w:val="auto"/>
+      </w:pPr>
+      <w:r>
+        <w:t>A aplicação da sanção de declaração de inidoneidade para licitar ou contratar será obrigatoriamente precedida de parecer jurídico.</w:t>
+      </w:r>
+    </w:p>
+    <w:p>
+      <w:pPr>
+        <w:pStyle w:val="Itensesubitens"/>
+        <w:numPr>
+          <w:ilvl w:val="1"/>
+          <w:numId w:val="19"/>
+        </w:numPr>
+        <w:ind w:left="0" w:firstLine="0"/>
+        <w:textAlignment w:val="auto"/>
+      </w:pPr>
+      <w:r>
+        <w:t>Constatada a ocorrência de alguma infração administrativa, o responsável pela área de contratações ou o fiscal ou gestor de instrumento contratual deverá:</w:t>
+      </w:r>
+    </w:p>
+    <w:p>
+      <w:pPr>
+        <w:pStyle w:val="Itensesubitens"/>
+        <w:numPr>
+          <w:ilvl w:val="2"/>
+          <w:numId w:val="19"/>
+        </w:numPr>
+        <w:ind w:left="0" w:firstLine="0"/>
+        <w:textAlignment w:val="auto"/>
+      </w:pPr>
+      <w:r>
+        <w:t xml:space="preserve">I – </w:t>
+      </w:r>
+      <w:proofErr w:type="gramStart"/>
+      <w:r>
+        <w:t>notificar</w:t>
+      </w:r>
+      <w:proofErr w:type="gramEnd"/>
+      <w:r>
+        <w:t xml:space="preserve">, no e-mail informado no instrumento contratual ou proposta, o licitante ou o contratado para, no prazo de até 5 (cinco) dias úteis, apresentar justificativa e, em </w:t>
+      </w:r>
+      <w:r>
+        <w:lastRenderedPageBreak/>
+        <w:t>sendo o caso, realizar a correção da irregularidade;</w:t>
+      </w:r>
+    </w:p>
+    <w:p>
+      <w:pPr>
+        <w:pStyle w:val="Itensesubitens"/>
+        <w:numPr>
+          <w:ilvl w:val="2"/>
+          <w:numId w:val="19"/>
+        </w:numPr>
+        <w:ind w:left="0" w:firstLine="0"/>
+        <w:textAlignment w:val="auto"/>
+      </w:pPr>
+      <w:r>
+        <w:t xml:space="preserve">II - </w:t>
+      </w:r>
+      <w:proofErr w:type="gramStart"/>
+      <w:r>
+        <w:t>analisar</w:t>
+      </w:r>
+      <w:proofErr w:type="gramEnd"/>
+      <w:r>
+        <w:t xml:space="preserve"> a justificativa.</w:t>
+      </w:r>
+    </w:p>
+    <w:p>
+      <w:pPr>
+        <w:pStyle w:val="Itensesubitens"/>
+        <w:numPr>
+          <w:ilvl w:val="1"/>
+          <w:numId w:val="19"/>
+        </w:numPr>
+        <w:ind w:left="0" w:firstLine="0"/>
+        <w:textAlignment w:val="auto"/>
+      </w:pPr>
+      <w:r>
+        <w:t>Nos procedimentos licitatórios, a notificação ao licitante poderá ser feita na própria sessão pública, desde que registrada em ata.</w:t>
+      </w:r>
+    </w:p>
+    <w:p>
+      <w:pPr>
+        <w:pStyle w:val="Itensesubitens"/>
+        <w:numPr>
+          <w:ilvl w:val="1"/>
+          <w:numId w:val="19"/>
+        </w:numPr>
+        <w:ind w:left="0" w:firstLine="0"/>
+        <w:textAlignment w:val="auto"/>
+      </w:pPr>
+      <w:r>
+        <w:t>Rejeitada a justificativa de que tratam os incisos I e II, o agente público emitirá parecer técnico fundamentado, ou documento equivalente, e o encaminhará à autoridade competente para autorizar a instauração do processo administrativo sancionador.</w:t>
+      </w:r>
+    </w:p>
+    <w:p>
+      <w:pPr>
+        <w:pStyle w:val="Itensesubitens"/>
+        <w:numPr>
+          <w:ilvl w:val="1"/>
+          <w:numId w:val="19"/>
+        </w:numPr>
+        <w:ind w:left="0" w:firstLine="0"/>
+        <w:textAlignment w:val="auto"/>
+        <w:rPr>
+          <w:b/>
+          <w:bCs/>
+          <w:i/>
+          <w:iCs/>
+          <w:u w:val="single"/>
+        </w:rPr>
+      </w:pPr>
       <w:r>
         <w:rPr>
           <w:b/>
@@ -22022,14 +22747,375 @@
           <w:highlight w:val="yellow"/>
           <w:u w:val="single"/>
         </w:rPr>
+        <w:t>Caso o fiscal ou gestor do contrato entenda adequada e suficiente, como medida coercitiva, a aplicação de multa de natureza moratória, poderá aplicá-la diretamente, sob sua responsabilidade, desde que comprovada a ocorrência do atraso. Nessa hipótese, o respectivo valor poderá ser descontado dos pagamentos devidos ao contratado, dispensado o encaminhamento do caso à Comissão Sancionadora.</w:t>
+      </w:r>
+    </w:p>
+    <w:p>
+      <w:pPr>
+        <w:pStyle w:val="Itensesubitens"/>
+        <w:numPr>
+          <w:ilvl w:val="1"/>
+          <w:numId w:val="19"/>
+        </w:numPr>
+        <w:ind w:left="0" w:firstLine="0"/>
+        <w:textAlignment w:val="auto"/>
+      </w:pPr>
+      <w:r>
+        <w:t>Instaurado o PAS, a Comissão Sancionadora dará impulso ao procedimento, intimando o interessado para, no prazo de 15 (quinze) dias úteis, contado da data da intimação, apresentar defesa escrita e especificar as provas que pretenda produzir.</w:t>
+      </w:r>
+    </w:p>
+    <w:p>
+      <w:pPr>
+        <w:pStyle w:val="Itensesubitens"/>
+        <w:numPr>
+          <w:ilvl w:val="1"/>
+          <w:numId w:val="19"/>
+        </w:numPr>
+        <w:ind w:left="0" w:firstLine="0"/>
+        <w:textAlignment w:val="auto"/>
+      </w:pPr>
+      <w:r>
+        <w:t>Incumbe à intimada alegar na defesa escrita, sob pena de preclusão:</w:t>
+      </w:r>
+    </w:p>
+    <w:p>
+      <w:pPr>
+        <w:pStyle w:val="Itensesubitens"/>
+        <w:numPr>
+          <w:ilvl w:val="2"/>
+          <w:numId w:val="19"/>
+        </w:numPr>
+        <w:ind w:left="0" w:firstLine="0"/>
+        <w:textAlignment w:val="auto"/>
+      </w:pPr>
+      <w:r>
+        <w:t xml:space="preserve">I - </w:t>
+      </w:r>
+      <w:proofErr w:type="gramStart"/>
+      <w:r>
+        <w:t>inexistência ou nulidade</w:t>
+      </w:r>
+      <w:proofErr w:type="gramEnd"/>
+      <w:r>
+        <w:t xml:space="preserve"> da intimação;</w:t>
+      </w:r>
+    </w:p>
+    <w:p>
+      <w:pPr>
+        <w:pStyle w:val="Itensesubitens"/>
+        <w:numPr>
+          <w:ilvl w:val="2"/>
+          <w:numId w:val="19"/>
+        </w:numPr>
+        <w:ind w:left="0" w:firstLine="0"/>
+        <w:textAlignment w:val="auto"/>
+      </w:pPr>
+      <w:r>
+        <w:t xml:space="preserve">II - </w:t>
+      </w:r>
+      <w:proofErr w:type="gramStart"/>
+      <w:r>
+        <w:t>incompetência</w:t>
+      </w:r>
+      <w:proofErr w:type="gramEnd"/>
+      <w:r>
+        <w:t xml:space="preserve"> da autoridade sancionadora;</w:t>
+      </w:r>
+    </w:p>
+    <w:p>
+      <w:pPr>
+        <w:pStyle w:val="Itensesubitens"/>
+        <w:numPr>
+          <w:ilvl w:val="2"/>
+          <w:numId w:val="19"/>
+        </w:numPr>
+        <w:ind w:left="0" w:firstLine="0"/>
+        <w:textAlignment w:val="auto"/>
+      </w:pPr>
+      <w:r>
+        <w:t>III - existência de processo administrativo, em andamento ou já encerrado, com os mesmos fundamentos jurídicos e fáticos;</w:t>
+      </w:r>
+    </w:p>
+    <w:p>
+      <w:pPr>
+        <w:pStyle w:val="Itensesubitens"/>
+        <w:numPr>
+          <w:ilvl w:val="2"/>
+          <w:numId w:val="19"/>
+        </w:numPr>
+        <w:ind w:left="0" w:firstLine="0"/>
+        <w:textAlignment w:val="auto"/>
+      </w:pPr>
+      <w:r>
+        <w:t xml:space="preserve">IV - </w:t>
+      </w:r>
+      <w:proofErr w:type="gramStart"/>
+      <w:r>
+        <w:t>decisão</w:t>
+      </w:r>
+      <w:proofErr w:type="gramEnd"/>
+      <w:r>
+        <w:t xml:space="preserve"> judicial que de qualquer forma obste o regular andamento do processo administrativo;</w:t>
+      </w:r>
+    </w:p>
+    <w:p>
+      <w:pPr>
+        <w:pStyle w:val="Itensesubitens"/>
+        <w:numPr>
+          <w:ilvl w:val="2"/>
+          <w:numId w:val="19"/>
+        </w:numPr>
+        <w:ind w:left="0" w:firstLine="0"/>
+        <w:textAlignment w:val="auto"/>
+      </w:pPr>
+      <w:r>
+        <w:t xml:space="preserve">V - </w:t>
+      </w:r>
+      <w:proofErr w:type="gramStart"/>
+      <w:r>
+        <w:t>decadência ou prescrição</w:t>
+      </w:r>
+      <w:proofErr w:type="gramEnd"/>
+      <w:r>
+        <w:t>;</w:t>
+      </w:r>
+    </w:p>
+    <w:p>
+      <w:pPr>
+        <w:pStyle w:val="Itensesubitens"/>
+        <w:numPr>
+          <w:ilvl w:val="2"/>
+          <w:numId w:val="19"/>
+        </w:numPr>
+        <w:ind w:left="0" w:firstLine="0"/>
+        <w:textAlignment w:val="auto"/>
+      </w:pPr>
+      <w:r>
+        <w:t xml:space="preserve">VI - </w:t>
+      </w:r>
+      <w:proofErr w:type="gramStart"/>
+      <w:r>
+        <w:t>as</w:t>
+      </w:r>
+      <w:proofErr w:type="gramEnd"/>
+      <w:r>
+        <w:t xml:space="preserve"> provas que pretende produzir e os fatos que pretenda comprovar;</w:t>
+      </w:r>
+    </w:p>
+    <w:p>
+      <w:pPr>
+        <w:pStyle w:val="Itensesubitens"/>
+        <w:numPr>
+          <w:ilvl w:val="2"/>
+          <w:numId w:val="19"/>
+        </w:numPr>
+        <w:ind w:left="0" w:firstLine="0"/>
+        <w:textAlignment w:val="auto"/>
+      </w:pPr>
+      <w:r>
+        <w:t>VII - todas as questões e fatos de mérito.</w:t>
+      </w:r>
+    </w:p>
+    <w:p>
+      <w:pPr>
+        <w:pStyle w:val="Itensesubitens"/>
+        <w:numPr>
+          <w:ilvl w:val="1"/>
+          <w:numId w:val="19"/>
+        </w:numPr>
+        <w:ind w:left="0" w:firstLine="0"/>
+        <w:textAlignment w:val="auto"/>
+      </w:pPr>
+      <w:r>
+        <w:t>O Presidente poderá, se entender necessário para a busca da verdade material, determinar a realização de diligências complementares ou colher nova manifestação dos fiscais e/ou gestores, e, em sendo juntado novo documento ou nova informação, deverá intimar o interessado para nova manifestação, no prazo de 15 (quinze) dias úteis.</w:t>
+      </w:r>
+    </w:p>
+    <w:p>
+      <w:pPr>
+        <w:pStyle w:val="Itensesubitens"/>
+        <w:numPr>
+          <w:ilvl w:val="1"/>
+          <w:numId w:val="19"/>
+        </w:numPr>
+        <w:ind w:left="0" w:firstLine="0"/>
+        <w:textAlignment w:val="auto"/>
+      </w:pPr>
+      <w:r>
+        <w:t>Encerrada a instrução, nas hipóteses de infrações passíveis de aplicação das penalidades previstas nos incisos III e IV, caso seja deferido pedido de produção de novas provas ou determinada, pela Comissão, a juntada de provas consideradas indispensáveis à elucidação dos fatos, o licitante ou contratado poderá apresentar alegações finais no prazo de 15 (quinze) dias úteis, contado da data de sua intimação.</w:t>
+      </w:r>
+    </w:p>
+    <w:p>
+      <w:pPr>
+        <w:pStyle w:val="Itensesubitens"/>
+        <w:numPr>
+          <w:ilvl w:val="1"/>
+          <w:numId w:val="19"/>
+        </w:numPr>
+        <w:ind w:left="0" w:firstLine="0"/>
+        <w:textAlignment w:val="auto"/>
+      </w:pPr>
+      <w:r>
+        <w:t>No prazo de 5 (cinco) dias úteis após o encerramento da instrução, a Comissão Sancionadora elaborará relatório no qual mencionará os fatos imputados, os dispositivos legais e regulamentares infringidos, as penas a que está sujeito o infrator, as peças principais dos autos; analisará as manifestações da defesa e indicará as provas em que se baseou para formar sua convicção e critérios de reabilitação, quando for o caso.</w:t>
+      </w:r>
+    </w:p>
+    <w:p>
+      <w:pPr>
+        <w:pStyle w:val="Itensesubitens"/>
+        <w:numPr>
+          <w:ilvl w:val="1"/>
+          <w:numId w:val="19"/>
+        </w:numPr>
+        <w:ind w:left="0" w:firstLine="0"/>
+        <w:textAlignment w:val="auto"/>
+      </w:pPr>
+      <w:r>
+        <w:t>O PAS, com o relatório de autoria da Comissão Sancionadora, será encaminhado para decisão do Presidente.</w:t>
+      </w:r>
+    </w:p>
+    <w:p>
+      <w:pPr>
+        <w:pStyle w:val="Itensesubitens"/>
+        <w:numPr>
+          <w:ilvl w:val="1"/>
+          <w:numId w:val="19"/>
+        </w:numPr>
+        <w:ind w:left="0" w:firstLine="0"/>
+        <w:textAlignment w:val="auto"/>
+      </w:pPr>
+      <w:r>
+        <w:t>Apresentado o relatório, os membros da Comissão Sancionadora ficarão à disposição do Presidente para prestação de qualquer esclarecimento necessário.</w:t>
+      </w:r>
+    </w:p>
+    <w:p>
+      <w:pPr>
+        <w:pStyle w:val="Itensesubitens"/>
+        <w:numPr>
+          <w:ilvl w:val="1"/>
+          <w:numId w:val="19"/>
+        </w:numPr>
+        <w:ind w:left="0" w:firstLine="0"/>
+        <w:textAlignment w:val="auto"/>
+      </w:pPr>
+      <w:r>
+        <w:t>A Comissão Sancionadora poderá solicitar à autoridade julgadora competente apoio contábil ou econômico para definição dos danos decorrentes.</w:t>
+      </w:r>
+    </w:p>
+    <w:p>
+      <w:pPr>
+        <w:pStyle w:val="Itensesubitens"/>
+        <w:numPr>
+          <w:ilvl w:val="1"/>
+          <w:numId w:val="19"/>
+        </w:numPr>
+        <w:ind w:left="0" w:firstLine="0"/>
+        <w:textAlignment w:val="auto"/>
+      </w:pPr>
+      <w:r>
+        <w:t xml:space="preserve">A autoridade competente, considerando o relatório do PAS, ao aplicar as sanções, </w:t>
+      </w:r>
+      <w:r>
         <w:lastRenderedPageBreak/>
-        <w:t>contratual ou do instrumento equivalente.</w:t>
+        <w:t>avaliará:</w:t>
       </w:r>
     </w:p>
     <w:p>
       <w:pPr>
         <w:pStyle w:val="Itensesubitens"/>
         <w:numPr>
+          <w:ilvl w:val="2"/>
+          <w:numId w:val="19"/>
+        </w:numPr>
+        <w:ind w:left="0" w:firstLine="0"/>
+        <w:textAlignment w:val="auto"/>
+      </w:pPr>
+      <w:r>
+        <w:t>I - a natureza e a gravidade da infração cometida;</w:t>
+      </w:r>
+    </w:p>
+    <w:p>
+      <w:pPr>
+        <w:pStyle w:val="Itensesubitens"/>
+        <w:numPr>
+          <w:ilvl w:val="2"/>
+          <w:numId w:val="19"/>
+        </w:numPr>
+        <w:ind w:left="0" w:firstLine="0"/>
+        <w:textAlignment w:val="auto"/>
+      </w:pPr>
+      <w:r>
+        <w:t xml:space="preserve">II - </w:t>
+      </w:r>
+      <w:proofErr w:type="gramStart"/>
+      <w:r>
+        <w:t>as</w:t>
+      </w:r>
+      <w:proofErr w:type="gramEnd"/>
+      <w:r>
+        <w:t xml:space="preserve"> peculiaridades do caso concreto;</w:t>
+      </w:r>
+    </w:p>
+    <w:p>
+      <w:pPr>
+        <w:pStyle w:val="Itensesubitens"/>
+        <w:numPr>
+          <w:ilvl w:val="2"/>
+          <w:numId w:val="19"/>
+        </w:numPr>
+        <w:ind w:left="0" w:firstLine="0"/>
+        <w:textAlignment w:val="auto"/>
+      </w:pPr>
+      <w:r>
+        <w:t>III - as circunstâncias agravantes ou atenuantes;</w:t>
+      </w:r>
+    </w:p>
+    <w:p>
+      <w:pPr>
+        <w:pStyle w:val="Itensesubitens"/>
+        <w:numPr>
+          <w:ilvl w:val="2"/>
+          <w:numId w:val="19"/>
+        </w:numPr>
+        <w:ind w:left="0" w:firstLine="0"/>
+        <w:textAlignment w:val="auto"/>
+      </w:pPr>
+      <w:r>
+        <w:t xml:space="preserve">IV - </w:t>
+      </w:r>
+      <w:proofErr w:type="gramStart"/>
+      <w:r>
+        <w:t>os</w:t>
+      </w:r>
+      <w:proofErr w:type="gramEnd"/>
+      <w:r>
+        <w:t xml:space="preserve"> danos que dela provierem para a Administração Pública;</w:t>
+      </w:r>
+    </w:p>
+    <w:p>
+      <w:pPr>
+        <w:pStyle w:val="Itensesubitens"/>
+        <w:numPr>
+          <w:ilvl w:val="2"/>
+          <w:numId w:val="19"/>
+        </w:numPr>
+        <w:ind w:left="0" w:firstLine="0"/>
+        <w:textAlignment w:val="auto"/>
+      </w:pPr>
+      <w:r>
+        <w:t xml:space="preserve">V - </w:t>
+      </w:r>
+      <w:proofErr w:type="gramStart"/>
+      <w:r>
+        <w:t>a</w:t>
+      </w:r>
+      <w:proofErr w:type="gramEnd"/>
+      <w:r>
+        <w:t xml:space="preserve"> implantação ou o aperfeiçoamento de programa de integridade, conforme normas e orientações dos órgãos de controle.</w:t>
+      </w:r>
+    </w:p>
+    <w:p>
+      <w:pPr>
+        <w:pStyle w:val="Itensesubitens"/>
+        <w:numPr>
           <w:ilvl w:val="1"/>
           <w:numId w:val="19"/>
         </w:numPr>
@@ -22037,13 +23123,137 @@
         <w:textAlignment w:val="auto"/>
       </w:pPr>
       <w:r>
-        <w:t>Se a multa aplicada e as indenizações cabíveis forem superiores ao valor de pagamento eventualmente devido pela administração ao contratado, além da perda desse valor, a diferença poderá ser paga diretamente à administração, descontada da garantia prestada ou cobrada judicialmente.</w:t>
+        <w:t>São circunstâncias que agravam a sanção:</w:t>
       </w:r>
     </w:p>
     <w:p>
       <w:pPr>
         <w:pStyle w:val="Itensesubitens"/>
         <w:numPr>
+          <w:ilvl w:val="3"/>
+          <w:numId w:val="19"/>
+        </w:numPr>
+        <w:ind w:left="0" w:firstLine="0"/>
+        <w:textAlignment w:val="auto"/>
+      </w:pPr>
+      <w:r>
+        <w:t xml:space="preserve">I - </w:t>
+      </w:r>
+      <w:proofErr w:type="gramStart"/>
+      <w:r>
+        <w:t>a</w:t>
+      </w:r>
+      <w:proofErr w:type="gramEnd"/>
+      <w:r>
+        <w:t xml:space="preserve"> reincidência;</w:t>
+      </w:r>
+    </w:p>
+    <w:p>
+      <w:pPr>
+        <w:pStyle w:val="Itensesubitens"/>
+        <w:numPr>
+          <w:ilvl w:val="3"/>
+          <w:numId w:val="19"/>
+        </w:numPr>
+        <w:ind w:left="0" w:firstLine="0"/>
+        <w:textAlignment w:val="auto"/>
+      </w:pPr>
+      <w:r>
+        <w:t xml:space="preserve">II - </w:t>
+      </w:r>
+      <w:proofErr w:type="gramStart"/>
+      <w:r>
+        <w:t>não</w:t>
+      </w:r>
+      <w:proofErr w:type="gramEnd"/>
+      <w:r>
+        <w:t xml:space="preserve"> responder às notificações enviadas pela gestão do instrumento contratual ou correlato quando se tratar de nota de empenho substituta de instrumento contratual;</w:t>
+      </w:r>
+    </w:p>
+    <w:p>
+      <w:pPr>
+        <w:pStyle w:val="Itensesubitens"/>
+        <w:numPr>
+          <w:ilvl w:val="3"/>
+          <w:numId w:val="19"/>
+        </w:numPr>
+        <w:ind w:left="0" w:firstLine="0"/>
+        <w:textAlignment w:val="auto"/>
+      </w:pPr>
+      <w:r>
+        <w:t>III - a prática da infração com violação de dever inerente a cargo, ofício ou profissão;</w:t>
+      </w:r>
+    </w:p>
+    <w:p>
+      <w:pPr>
+        <w:pStyle w:val="Itensesubitens"/>
+        <w:numPr>
+          <w:ilvl w:val="3"/>
+          <w:numId w:val="19"/>
+        </w:numPr>
+        <w:ind w:left="0" w:firstLine="0"/>
+        <w:textAlignment w:val="auto"/>
+      </w:pPr>
+      <w:r>
+        <w:t xml:space="preserve">IV - </w:t>
+      </w:r>
+      <w:proofErr w:type="gramStart"/>
+      <w:r>
+        <w:t>o</w:t>
+      </w:r>
+      <w:proofErr w:type="gramEnd"/>
+      <w:r>
+        <w:t xml:space="preserve"> conluio entre licitantes ou contratados para a prática da infração;</w:t>
+      </w:r>
+    </w:p>
+    <w:p>
+      <w:pPr>
+        <w:pStyle w:val="Itensesubitens"/>
+        <w:numPr>
+          <w:ilvl w:val="3"/>
+          <w:numId w:val="19"/>
+        </w:numPr>
+        <w:ind w:left="0" w:firstLine="0"/>
+        <w:textAlignment w:val="auto"/>
+      </w:pPr>
+      <w:r>
+        <w:t xml:space="preserve">V - </w:t>
+      </w:r>
+      <w:proofErr w:type="gramStart"/>
+      <w:r>
+        <w:t>a</w:t>
+      </w:r>
+      <w:proofErr w:type="gramEnd"/>
+      <w:r>
+        <w:t xml:space="preserve"> apresentação de documento falso no curso do processo administrativo de apuração de responsabilidade;</w:t>
+      </w:r>
+    </w:p>
+    <w:p>
+      <w:pPr>
+        <w:pStyle w:val="Itensesubitens"/>
+        <w:numPr>
+          <w:ilvl w:val="3"/>
+          <w:numId w:val="19"/>
+        </w:numPr>
+        <w:ind w:left="0" w:firstLine="0"/>
+        <w:textAlignment w:val="auto"/>
+      </w:pPr>
+      <w:r>
+        <w:t xml:space="preserve">VI - </w:t>
+      </w:r>
+      <w:proofErr w:type="gramStart"/>
+      <w:r>
+        <w:t>a</w:t>
+      </w:r>
+      <w:proofErr w:type="gramEnd"/>
+      <w:r>
+        <w:t xml:space="preserve"> prática de infrações em outros instrumentos contratuais administrativos celebrados com a administração municipal.</w:t>
+      </w:r>
+    </w:p>
+    <w:p>
+      <w:pPr>
+        <w:pStyle w:val="Itensesubitens"/>
+        <w:numPr>
           <w:ilvl w:val="1"/>
           <w:numId w:val="19"/>
         </w:numPr>
@@ -22051,13 +23261,115 @@
         <w:textAlignment w:val="auto"/>
       </w:pPr>
       <w:r>
-        <w:t>A multa inadimplida poderá ser descontada de pagamentos que ocorrerão em outros instrumentos contratuais firmados com a administração municipal, eventualmente devidos ao sancionado.</w:t>
+        <w:t>São circunstâncias que atenuam a sanção:</w:t>
       </w:r>
     </w:p>
     <w:p>
       <w:pPr>
         <w:pStyle w:val="Itensesubitens"/>
         <w:numPr>
+          <w:ilvl w:val="2"/>
+          <w:numId w:val="19"/>
+        </w:numPr>
+        <w:ind w:left="0" w:firstLine="0"/>
+        <w:textAlignment w:val="auto"/>
+      </w:pPr>
+      <w:r>
+        <w:t xml:space="preserve">I - </w:t>
+      </w:r>
+      <w:proofErr w:type="gramStart"/>
+      <w:r>
+        <w:t>o</w:t>
+      </w:r>
+      <w:proofErr w:type="gramEnd"/>
+      <w:r>
+        <w:t xml:space="preserve"> processado ser Microempresa ou Empresa de Pequeno Porte;</w:t>
+      </w:r>
+    </w:p>
+    <w:p>
+      <w:pPr>
+        <w:pStyle w:val="Itensesubitens"/>
+        <w:numPr>
+          <w:ilvl w:val="2"/>
+          <w:numId w:val="19"/>
+        </w:numPr>
+        <w:ind w:left="0" w:firstLine="0"/>
+        <w:textAlignment w:val="auto"/>
+      </w:pPr>
+      <w:r>
+        <w:t xml:space="preserve">II - </w:t>
+      </w:r>
+      <w:proofErr w:type="gramStart"/>
+      <w:r>
+        <w:t>a</w:t>
+      </w:r>
+      <w:proofErr w:type="gramEnd"/>
+      <w:r>
+        <w:t xml:space="preserve"> primariedade;</w:t>
+      </w:r>
+    </w:p>
+    <w:p>
+      <w:pPr>
+        <w:pStyle w:val="Itensesubitens"/>
+        <w:numPr>
+          <w:ilvl w:val="2"/>
+          <w:numId w:val="19"/>
+        </w:numPr>
+        <w:ind w:left="0" w:firstLine="0"/>
+        <w:textAlignment w:val="auto"/>
+      </w:pPr>
+      <w:r>
+        <w:t>III - procurar evitar ou minorar as consequências da infração antes do julgamento;</w:t>
+      </w:r>
+    </w:p>
+    <w:p>
+      <w:pPr>
+        <w:pStyle w:val="Itensesubitens"/>
+        <w:numPr>
+          <w:ilvl w:val="2"/>
+          <w:numId w:val="19"/>
+        </w:numPr>
+        <w:ind w:left="0" w:firstLine="0"/>
+        <w:textAlignment w:val="auto"/>
+      </w:pPr>
+      <w:r>
+        <w:t xml:space="preserve">IV - </w:t>
+      </w:r>
+      <w:proofErr w:type="gramStart"/>
+      <w:r>
+        <w:t>reparar</w:t>
+      </w:r>
+      <w:proofErr w:type="gramEnd"/>
+      <w:r>
+        <w:t xml:space="preserve"> o dano antes do julgamento;</w:t>
+      </w:r>
+    </w:p>
+    <w:p>
+      <w:pPr>
+        <w:pStyle w:val="Itensesubitens"/>
+        <w:numPr>
+          <w:ilvl w:val="2"/>
+          <w:numId w:val="19"/>
+        </w:numPr>
+        <w:ind w:left="0" w:firstLine="0"/>
+        <w:textAlignment w:val="auto"/>
+      </w:pPr>
+      <w:r>
+        <w:t xml:space="preserve">V - </w:t>
+      </w:r>
+      <w:proofErr w:type="gramStart"/>
+      <w:r>
+        <w:t>confessar</w:t>
+      </w:r>
+      <w:proofErr w:type="gramEnd"/>
+      <w:r>
+        <w:t xml:space="preserve"> a autoria da infração.</w:t>
+      </w:r>
+    </w:p>
+    <w:p>
+      <w:pPr>
+        <w:pStyle w:val="Itensesubitens"/>
+        <w:numPr>
           <w:ilvl w:val="1"/>
           <w:numId w:val="19"/>
         </w:numPr>
@@ -22065,7 +23377,7 @@
         <w:textAlignment w:val="auto"/>
       </w:pPr>
       <w:r>
-        <w:t>A aplicação de multas moratórias ou compensatórias não exclui, em hipótese alguma, a obrigação de reparação integral do dano causado à administração.</w:t>
+        <w:t>O processo será solucionado por decisão do Presidente no prazo de até 10 (dez) dias úteis após encerrada a fase de instrução processual.</w:t>
       </w:r>
     </w:p>
     <w:p>
@@ -22079,7 +23391,7 @@
         <w:textAlignment w:val="auto"/>
       </w:pPr>
       <w:r>
-        <w:t>A sanção de impedimento de licitar e contratar será aplicada ao responsável pelas infrações administrativas previstas nos incisos II, III, IV, V, VI e VII, quando não se justificar a imposição de penalidade mais grave, e impedirá o responsável de licitar ou contratar no âmbito da administração direta e indireta do Município de São Francisco, pelo prazo máximo de três anos, ou até que ocorra a reabilitação.</w:t>
+        <w:t>Caberá recurso, no prazo de 15 (quinze) dias úteis, contado da data da intimação, da decisão que aplica as penalidades de advertência, de multa e de impedimento de licitar e de contratar.</w:t>
       </w:r>
     </w:p>
     <w:p>
@@ -22093,7 +23405,7 @@
         <w:textAlignment w:val="auto"/>
       </w:pPr>
       <w:r>
-        <w:t>A sanção de impedimento de licitar e contratar, quando aplicada por qualquer órgão da administração direta ou indireta do Município, no desempenho de sua função administrativa, impedirá o sancionado de licitar e contratar com todos os entes da administração direta e indireta do Município de São Francisco.</w:t>
+        <w:t>O recurso será dirigido à autoridade que tiver proferido a decisão recorrida, que, se não a reconsiderar no prazo de 5 (cinco) dias úteis, encaminhará o recurso, que deverá ser juntado aos próprios autos do PAS, com sua motivação à autoridade superior, a qual deverá proferir sua decisão no prazo máximo de 20 (vinte) dias úteis, contado do recebimento dos autos.</w:t>
       </w:r>
     </w:p>
     <w:p>
@@ -22107,7 +23419,7 @@
         <w:textAlignment w:val="auto"/>
       </w:pPr>
       <w:r>
-        <w:t>A aplicação reiterada de sanções de advertência ou multa, em um mesmo instrumento contratual, possibilita a aplicação da sanção de impedimento de licitar e contratar.</w:t>
+        <w:t>Caberá pedido de reconsideração, no prazo de 15 (quinze) dias úteis, contado da data da intimação, da decisão que aplica a penalidade de declaração de inidoneidade de licitar e contratar, e será decidido no prazo máximo de 20 (vinte) dias úteis, contado do seu recebimento.</w:t>
       </w:r>
     </w:p>
     <w:p>
@@ -22121,13 +23433,115 @@
         <w:textAlignment w:val="auto"/>
       </w:pPr>
       <w:r>
-        <w:t>Os atos descritos nos incisos IV, V e VI ensejarão a aplicação da sanção de impedimento de licitar e contratar quando praticados durante o procedimento da licitação, devendo ser processados na forma usualmente prevista para a aplicação de tal penalidade.</w:t>
+        <w:t>O recurso e o pedido de reconsideração não serão conhecidos quando interpostos:</w:t>
       </w:r>
     </w:p>
     <w:p>
       <w:pPr>
         <w:pStyle w:val="Itensesubitens"/>
         <w:numPr>
+          <w:ilvl w:val="2"/>
+          <w:numId w:val="19"/>
+        </w:numPr>
+        <w:ind w:left="0" w:firstLine="0"/>
+        <w:textAlignment w:val="auto"/>
+      </w:pPr>
+      <w:r>
+        <w:t xml:space="preserve">I - </w:t>
+      </w:r>
+      <w:proofErr w:type="gramStart"/>
+      <w:r>
+        <w:t>fora</w:t>
+      </w:r>
+      <w:proofErr w:type="gramEnd"/>
+      <w:r>
+        <w:t xml:space="preserve"> do prazo;</w:t>
+      </w:r>
+    </w:p>
+    <w:p>
+      <w:pPr>
+        <w:pStyle w:val="Itensesubitens"/>
+        <w:numPr>
+          <w:ilvl w:val="2"/>
+          <w:numId w:val="19"/>
+        </w:numPr>
+        <w:ind w:left="0" w:firstLine="0"/>
+        <w:textAlignment w:val="auto"/>
+      </w:pPr>
+      <w:r>
+        <w:t xml:space="preserve">II - </w:t>
+      </w:r>
+      <w:proofErr w:type="gramStart"/>
+      <w:r>
+        <w:t>por</w:t>
+      </w:r>
+      <w:proofErr w:type="gramEnd"/>
+      <w:r>
+        <w:t xml:space="preserve"> quem não seja legitimado;</w:t>
+      </w:r>
+    </w:p>
+    <w:p>
+      <w:pPr>
+        <w:pStyle w:val="Itensesubitens"/>
+        <w:numPr>
+          <w:ilvl w:val="2"/>
+          <w:numId w:val="19"/>
+        </w:numPr>
+        <w:ind w:left="0" w:firstLine="0"/>
+        <w:textAlignment w:val="auto"/>
+      </w:pPr>
+      <w:r>
+        <w:t>III - após exaurida a esfera administrativa;</w:t>
+      </w:r>
+    </w:p>
+    <w:p>
+      <w:pPr>
+        <w:pStyle w:val="Itensesubitens"/>
+        <w:numPr>
+          <w:ilvl w:val="2"/>
+          <w:numId w:val="19"/>
+        </w:numPr>
+        <w:ind w:left="0" w:firstLine="0"/>
+        <w:textAlignment w:val="auto"/>
+      </w:pPr>
+      <w:r>
+        <w:t xml:space="preserve">IV - </w:t>
+      </w:r>
+      <w:proofErr w:type="gramStart"/>
+      <w:r>
+        <w:t>por</w:t>
+      </w:r>
+      <w:proofErr w:type="gramEnd"/>
+      <w:r>
+        <w:t xml:space="preserve"> ausência de interesse recursal;</w:t>
+      </w:r>
+    </w:p>
+    <w:p>
+      <w:pPr>
+        <w:pStyle w:val="Itensesubitens"/>
+        <w:numPr>
+          <w:ilvl w:val="2"/>
+          <w:numId w:val="19"/>
+        </w:numPr>
+        <w:ind w:left="0" w:firstLine="0"/>
+        <w:textAlignment w:val="auto"/>
+      </w:pPr>
+      <w:r>
+        <w:t xml:space="preserve">V - </w:t>
+      </w:r>
+      <w:proofErr w:type="gramStart"/>
+      <w:r>
+        <w:t>contra</w:t>
+      </w:r>
+      <w:proofErr w:type="gramEnd"/>
+      <w:r>
+        <w:t xml:space="preserve"> atos de mero expediente ou preparatórios de decisões, bem como em face de análises técnicas e pareceres ou decisões irrecorríveis.</w:t>
+      </w:r>
+    </w:p>
+    <w:p>
+      <w:pPr>
+        <w:pStyle w:val="Itensesubitens"/>
+        <w:numPr>
           <w:ilvl w:val="1"/>
           <w:numId w:val="19"/>
         </w:numPr>
@@ -22135,13 +23549,73 @@
         <w:textAlignment w:val="auto"/>
       </w:pPr>
       <w:r>
-        <w:t>A sanção de declaração de inidoneidade para licitar ou contratar impedirá o responsável de licitar ou contratar no âmbito da administração direta e indireta de todos os entes federativos, pelo prazo mínimo de três anos e máximo de seis anos e será aplicada:</w:t>
+        <w:t>O recurso e o pedido de reconsideração terão efeito suspensivo do ato ou da decisão recorrida até que sobrevenha decisão final da autoridade competente.</w:t>
       </w:r>
     </w:p>
     <w:p>
       <w:pPr>
         <w:pStyle w:val="Itensesubitens"/>
         <w:numPr>
+          <w:ilvl w:val="1"/>
+          <w:numId w:val="19"/>
+        </w:numPr>
+        <w:ind w:left="0" w:firstLine="0"/>
+        <w:textAlignment w:val="auto"/>
+      </w:pPr>
+      <w:r>
+        <w:t xml:space="preserve">O trânsito em julgado da decisão administrativa ocorrerá quando decorridos os prazos </w:t>
+      </w:r>
+      <w:r>
+        <w:lastRenderedPageBreak/>
+        <w:t>para interposição de recurso ou reconsideração da decisão sem sua oposição ou após o julgamento dos recursos ou pedido de reconsideração proferidos pela autoridade competente.</w:t>
+      </w:r>
+    </w:p>
+    <w:p>
+      <w:pPr>
+        <w:pStyle w:val="Itensesubitens"/>
+        <w:numPr>
+          <w:ilvl w:val="1"/>
+          <w:numId w:val="19"/>
+        </w:numPr>
+        <w:ind w:left="0" w:firstLine="0"/>
+        <w:textAlignment w:val="auto"/>
+      </w:pPr>
+      <w:r>
+        <w:t>Encerrado o processo na esfera administrativa, o contratado ou o licitante será notificado da decisão, e a decisão final será publicada no Diário Eletrônico Oficial do Município.</w:t>
+      </w:r>
+    </w:p>
+    <w:p>
+      <w:pPr>
+        <w:pStyle w:val="Itensesubitens"/>
+        <w:numPr>
+          <w:ilvl w:val="1"/>
+          <w:numId w:val="19"/>
+        </w:numPr>
+        <w:ind w:left="0" w:firstLine="0"/>
+        <w:textAlignment w:val="auto"/>
+      </w:pPr>
+      <w:r>
+        <w:t>Decorrido o prazo recursal sem qualquer manifestação da apenada ou verificado o trânsito em julgado administrativo, terá início a execução da sanção imposta e dos registros.</w:t>
+      </w:r>
+    </w:p>
+    <w:p>
+      <w:pPr>
+        <w:pStyle w:val="Itensesubitens"/>
+        <w:numPr>
+          <w:ilvl w:val="1"/>
+          <w:numId w:val="19"/>
+        </w:numPr>
+        <w:ind w:left="0" w:firstLine="0"/>
+        <w:textAlignment w:val="auto"/>
+      </w:pPr>
+      <w:r>
+        <w:t>A multa será executada da seguinte forma:</w:t>
+      </w:r>
+    </w:p>
+    <w:p>
+      <w:pPr>
+        <w:pStyle w:val="Itensesubitens"/>
+        <w:numPr>
           <w:ilvl w:val="2"/>
           <w:numId w:val="19"/>
         </w:numPr>
@@ -22149,7 +23623,15 @@
         <w:textAlignment w:val="auto"/>
       </w:pPr>
       <w:r>
-        <w:t>I – obrigatoriamente, após exame jurídico, ao responsável pelas infrações administrativas previstas nos incisos VIII, IX, X, XI e XII;</w:t>
+        <w:t xml:space="preserve">I - </w:t>
+      </w:r>
+      <w:proofErr w:type="gramStart"/>
+      <w:r>
+        <w:t>descontada</w:t>
+      </w:r>
+      <w:proofErr w:type="gramEnd"/>
+      <w:r>
+        <w:t xml:space="preserve"> do valor de pagamento devido à apenada;</w:t>
       </w:r>
     </w:p>
     <w:p>
@@ -22163,13 +23645,57 @@
         <w:textAlignment w:val="auto"/>
       </w:pPr>
       <w:r>
-        <w:t>II – opcionalmente, após exame jurídico que conclua pela excessiva gravidade do ato, quanto às infrações administrativas previstas nos incisos II, III, IV, V, VI e VII, que necessitem de imposição de penalidade mais grave que o impedimento de licitar e contratar com a administração do Município.</w:t>
+        <w:t xml:space="preserve">II - </w:t>
+      </w:r>
+      <w:proofErr w:type="gramStart"/>
+      <w:r>
+        <w:t>descontada</w:t>
+      </w:r>
+      <w:proofErr w:type="gramEnd"/>
+      <w:r>
+        <w:t xml:space="preserve"> do valor da garantia, se na modalidade caução em dinheiro;</w:t>
       </w:r>
     </w:p>
     <w:p>
       <w:pPr>
         <w:pStyle w:val="Itensesubitens"/>
         <w:numPr>
+          <w:ilvl w:val="2"/>
+          <w:numId w:val="19"/>
+        </w:numPr>
+        <w:ind w:left="0" w:firstLine="0"/>
+        <w:textAlignment w:val="auto"/>
+      </w:pPr>
+      <w:r>
+        <w:t>III - descontada do valor da apólice de seguro ou fiança;</w:t>
+      </w:r>
+    </w:p>
+    <w:p>
+      <w:pPr>
+        <w:pStyle w:val="Itensesubitens"/>
+        <w:numPr>
+          <w:ilvl w:val="2"/>
+          <w:numId w:val="19"/>
+        </w:numPr>
+        <w:ind w:left="0" w:firstLine="0"/>
+        <w:textAlignment w:val="auto"/>
+      </w:pPr>
+      <w:r>
+        <w:t xml:space="preserve">IV - </w:t>
+      </w:r>
+      <w:proofErr w:type="gramStart"/>
+      <w:r>
+        <w:t>paga</w:t>
+      </w:r>
+      <w:proofErr w:type="gramEnd"/>
+      <w:r>
+        <w:t xml:space="preserve"> diretamente ao erário, em parcela única ou parceladamente, conforme o rito previsto pelo Departamento de Tributos e pela legislação para os débitos perante a Fazenda Pública.</w:t>
+      </w:r>
+    </w:p>
+    <w:p>
+      <w:pPr>
+        <w:pStyle w:val="Itensesubitens"/>
+        <w:numPr>
           <w:ilvl w:val="1"/>
           <w:numId w:val="19"/>
         </w:numPr>
@@ -22177,7 +23703,7 @@
         <w:textAlignment w:val="auto"/>
       </w:pPr>
       <w:r>
-        <w:t>No caso da prática de atos lesivos previstos no art. 5º da Lei Federal nº 12.846, de 1º de agosto de 2013, a que se refere o inciso XII, todas as infrações administrativas conexas serão apuradas e julgadas conjuntamente, nos termos da referida lei e do Decreto nº 16.954, de 2 de agosto de 2018.</w:t>
+        <w:t>Caso a execução da multa se dê pela forma prevista nos incisos II e III, a pessoa jurídica penalizada deverá complementar o valor da garantia no prazo de dez dias, sob pena de responsabilização.</w:t>
       </w:r>
     </w:p>
     <w:p>
@@ -22191,7 +23717,7 @@
         <w:textAlignment w:val="auto"/>
       </w:pPr>
       <w:r>
-        <w:t>A aplicação da sanção de declaração de inidoneidade para licitar ou contratar será obrigatoriamente precedida de parecer jurídico.</w:t>
+        <w:t>A Secretaria Administrativa deverá, no prazo máximo de 15 (quinze) dias úteis, contados da data da aplicação da sanção da qual não caiba mais recurso, informar e manter atualizados os dados relativos às sanções aplicadas, para fins de publicidade no Cadastro Nacional de Empresas Inidôneas e Suspensas - CEIS - e no Cadastro Nacional de Empresas Punidas - CNEP, instituídos no âmbito do Poder Executivo federal e no Cadastro de Fornecedores do Município.</w:t>
       </w:r>
     </w:p>
     <w:p>
@@ -22205,13 +23731,27 @@
         <w:textAlignment w:val="auto"/>
       </w:pPr>
       <w:r>
-        <w:t>Constatada a ocorrência de alguma infração administrativa, o responsável pela área de contratações ou o fiscal ou gestor de instrumento contratual deverá:</w:t>
+        <w:t>A personalidade jurídica poderá ser desconsiderada sempre que utilizada com abuso do direito para facilitar, encobrir ou dissimular a prática dos atos ilícitos previstos na Lei Federal nº 14.133, de 2021, ou para provocar confusão patrimonial, e, nesse caso, todos os efeitos das sanções aplicadas à pessoa jurídica serão estendidos aos seus administradores e sócios com poderes de administração, à pessoa jurídica sucessora ou à empresa do mesmo ramo com relação de coligação ou controle, de fato ou de direito, com o sancionado.</w:t>
       </w:r>
     </w:p>
     <w:p>
       <w:pPr>
         <w:pStyle w:val="Itensesubitens"/>
         <w:numPr>
+          <w:ilvl w:val="1"/>
+          <w:numId w:val="19"/>
+        </w:numPr>
+        <w:ind w:left="0" w:firstLine="0"/>
+        <w:textAlignment w:val="auto"/>
+      </w:pPr>
+      <w:r>
+        <w:t>Aplicam-se subsidiariamente, no que couber e na ausência de disposições expressas em contrário:</w:t>
+      </w:r>
+    </w:p>
+    <w:p>
+      <w:pPr>
+        <w:pStyle w:val="Itensesubitens"/>
+        <w:numPr>
           <w:ilvl w:val="2"/>
           <w:numId w:val="19"/>
         </w:numPr>
@@ -22219,7 +23759,15 @@
         <w:textAlignment w:val="auto"/>
       </w:pPr>
       <w:r>
-        <w:t>I – notificar, no e-mail informado no instrumento contratual ou proposta, o licitante ou o contratado para, no prazo de até 5 (cinco) dias úteis, apresentar justificativa e, em sendo o caso, realizar a correção da irregularidade;</w:t>
+        <w:t xml:space="preserve">I - </w:t>
+      </w:r>
+      <w:proofErr w:type="gramStart"/>
+      <w:r>
+        <w:t>o</w:t>
+      </w:r>
+      <w:proofErr w:type="gramEnd"/>
+      <w:r>
+        <w:t xml:space="preserve"> Decreto-Lei Federal nº 4.657, de 4 de setembro de 1942 - Lei de Introdução às Normas do Direito Brasileiro;</w:t>
       </w:r>
     </w:p>
     <w:p>
@@ -22233,927 +23781,51 @@
         <w:textAlignment w:val="auto"/>
       </w:pPr>
       <w:r>
-        <w:t>II - analisar a justificativa.</w:t>
+        <w:t xml:space="preserve">II - </w:t>
+      </w:r>
+      <w:proofErr w:type="gramStart"/>
+      <w:r>
+        <w:t>a</w:t>
+      </w:r>
+      <w:proofErr w:type="gramEnd"/>
+      <w:r>
+        <w:t xml:space="preserve"> Lei Federal nº 9.784, de 29 de janeiro de 1999, que regula o processo administrativo no âmbito da administração pública federal;</w:t>
       </w:r>
     </w:p>
     <w:p>
       <w:pPr>
         <w:pStyle w:val="Itensesubitens"/>
         <w:numPr>
-          <w:ilvl w:val="1"/>
+          <w:ilvl w:val="2"/>
           <w:numId w:val="19"/>
         </w:numPr>
         <w:ind w:left="0" w:firstLine="0"/>
         <w:textAlignment w:val="auto"/>
       </w:pPr>
       <w:r>
-        <w:t xml:space="preserve">Nos procedimentos licitatórios, a notificação ao licitante poderá ser feita na própria </w:t>
-      </w:r>
-      <w:r>
-        <w:lastRenderedPageBreak/>
-        <w:t>sessão pública, desde que registrada em ata.</w:t>
+        <w:t>III - a Lei Federal nº 13.105, de 16 de março de 2015 - Código de Processo Civil;</w:t>
       </w:r>
     </w:p>
     <w:p>
       <w:pPr>
         <w:pStyle w:val="Itensesubitens"/>
         <w:numPr>
-          <w:ilvl w:val="1"/>
+          <w:ilvl w:val="2"/>
           <w:numId w:val="19"/>
         </w:numPr>
         <w:ind w:left="0" w:firstLine="0"/>
         <w:textAlignment w:val="auto"/>
       </w:pPr>
       <w:r>
-        <w:t>Rejeitada a justificativa de que tratam os incisos I e II, o agente público emitirá parecer técnico fundamentado, ou documento equivalente, e o encaminhará à autoridade competente para autorizar a instauração do processo administrativo sancionador.</w:t>
-      </w:r>
-    </w:p>
-    <w:p>
-      <w:pPr>
-        <w:pStyle w:val="Itensesubitens"/>
-        <w:numPr>
-          <w:ilvl w:val="1"/>
-          <w:numId w:val="19"/>
-        </w:numPr>
-        <w:ind w:left="0" w:firstLine="0"/>
-        <w:textAlignment w:val="auto"/>
-        <w:rPr>
-          <w:b/>
-          <w:bCs/>
-          <w:i/>
-          <w:iCs/>
-          <w:u w:val="single"/>
-        </w:rPr>
-      </w:pPr>
-      <w:r>
-        <w:rPr>
-          <w:b/>
-          <w:bCs/>
-          <w:i/>
-          <w:iCs/>
-          <w:highlight w:val="yellow"/>
-          <w:u w:val="single"/>
-        </w:rPr>
-        <w:t>Caso o fiscal ou gestor do contrato entenda adequada e suficiente, como medida coercitiva, a aplicação de multa de natureza moratória, poderá aplicá-la diretamente, sob sua responsabilidade, desde que comprovada a ocorrência do atraso. Nessa hipótese, o respectivo valor poderá ser descontado dos pagamentos devidos ao contratado, dispensado o encaminhamento do caso à Comissão Sancionadora.</w:t>
-      </w:r>
-    </w:p>
-    <w:p>
-      <w:pPr>
-        <w:pStyle w:val="Itensesubitens"/>
-        <w:numPr>
-          <w:ilvl w:val="1"/>
-          <w:numId w:val="19"/>
-        </w:numPr>
-        <w:ind w:left="0" w:firstLine="0"/>
-        <w:textAlignment w:val="auto"/>
-      </w:pPr>
-      <w:r>
-        <w:t>Instaurado o PAS, a Comissão Sancionadora dará impulso ao procedimento, intimando o interessado para, no prazo de 15 (quinze) dias úteis, contado da data da intimação, apresentar defesa escrita e especificar as provas que pretenda produzir.</w:t>
-      </w:r>
-    </w:p>
-    <w:p>
-      <w:pPr>
-        <w:pStyle w:val="Itensesubitens"/>
-        <w:numPr>
-          <w:ilvl w:val="1"/>
-          <w:numId w:val="19"/>
-        </w:numPr>
-        <w:ind w:left="0" w:firstLine="0"/>
-        <w:textAlignment w:val="auto"/>
-      </w:pPr>
-      <w:r>
-        <w:t>Incumbe à intimada alegar na defesa escrita, sob pena de preclusão:</w:t>
-      </w:r>
-    </w:p>
-    <w:p>
-      <w:pPr>
-        <w:pStyle w:val="Itensesubitens"/>
-        <w:numPr>
-          <w:ilvl w:val="2"/>
-          <w:numId w:val="19"/>
-        </w:numPr>
-        <w:ind w:left="0" w:firstLine="0"/>
-        <w:textAlignment w:val="auto"/>
-      </w:pPr>
-      <w:r>
-        <w:t>I - inexistência ou nulidade da intimação;</w:t>
-      </w:r>
-    </w:p>
-    <w:p>
-      <w:pPr>
-        <w:pStyle w:val="Itensesubitens"/>
-        <w:numPr>
-          <w:ilvl w:val="2"/>
-          <w:numId w:val="19"/>
-        </w:numPr>
-        <w:ind w:left="0" w:firstLine="0"/>
-        <w:textAlignment w:val="auto"/>
-      </w:pPr>
-      <w:r>
-        <w:t>II - incompetência da autoridade sancionadora;</w:t>
-      </w:r>
-    </w:p>
-    <w:p>
-      <w:pPr>
-        <w:pStyle w:val="Itensesubitens"/>
-        <w:numPr>
-          <w:ilvl w:val="2"/>
-          <w:numId w:val="19"/>
-        </w:numPr>
-        <w:ind w:left="0" w:firstLine="0"/>
-        <w:textAlignment w:val="auto"/>
-      </w:pPr>
-      <w:r>
-        <w:t>III - existência de processo administrativo, em andamento ou já encerrado, com os mesmos fundamentos jurídicos e fáticos;</w:t>
-      </w:r>
-    </w:p>
-    <w:p>
-      <w:pPr>
-        <w:pStyle w:val="Itensesubitens"/>
-        <w:numPr>
-          <w:ilvl w:val="2"/>
-          <w:numId w:val="19"/>
-        </w:numPr>
-        <w:ind w:left="0" w:firstLine="0"/>
-        <w:textAlignment w:val="auto"/>
-      </w:pPr>
-      <w:r>
-        <w:t>IV - decisão judicial que de qualquer forma obste o regular andamento do processo administrativo;</w:t>
-      </w:r>
-    </w:p>
-    <w:p>
-      <w:pPr>
-        <w:pStyle w:val="Itensesubitens"/>
-        <w:numPr>
-          <w:ilvl w:val="2"/>
-          <w:numId w:val="19"/>
-        </w:numPr>
-        <w:ind w:left="0" w:firstLine="0"/>
-        <w:textAlignment w:val="auto"/>
-      </w:pPr>
-      <w:r>
-        <w:t>V - decadência ou prescrição;</w:t>
-      </w:r>
-    </w:p>
-    <w:p>
-      <w:pPr>
-        <w:pStyle w:val="Itensesubitens"/>
-        <w:numPr>
-          <w:ilvl w:val="2"/>
-          <w:numId w:val="19"/>
-        </w:numPr>
-        <w:ind w:left="0" w:firstLine="0"/>
-        <w:textAlignment w:val="auto"/>
-      </w:pPr>
-      <w:r>
-        <w:t>VI - as provas que pretende produzir e os fatos que pretenda comprovar;</w:t>
-      </w:r>
-    </w:p>
-    <w:p>
-      <w:pPr>
-        <w:pStyle w:val="Itensesubitens"/>
-        <w:numPr>
-          <w:ilvl w:val="2"/>
-          <w:numId w:val="19"/>
-        </w:numPr>
-        <w:ind w:left="0" w:firstLine="0"/>
-        <w:textAlignment w:val="auto"/>
-      </w:pPr>
-      <w:r>
-        <w:t>VII - todas as questões e fatos de mérito.</w:t>
-      </w:r>
-    </w:p>
-    <w:p>
-      <w:pPr>
-        <w:pStyle w:val="Itensesubitens"/>
-        <w:numPr>
-          <w:ilvl w:val="1"/>
-          <w:numId w:val="19"/>
-        </w:numPr>
-        <w:ind w:left="0" w:firstLine="0"/>
-        <w:textAlignment w:val="auto"/>
-      </w:pPr>
-      <w:r>
-        <w:t>O Presidente poderá, se entender necessário para a busca da verdade material, determinar a realização de diligências complementares ou colher nova manifestação dos fiscais e/ou gestores, e, em sendo juntado novo documento ou nova informação, deverá intimar o interessado para nova manifestação, no prazo de 15 (quinze) dias úteis.</w:t>
-      </w:r>
-    </w:p>
-    <w:p>
-      <w:pPr>
-        <w:pStyle w:val="Itensesubitens"/>
-        <w:numPr>
-          <w:ilvl w:val="1"/>
-          <w:numId w:val="19"/>
-        </w:numPr>
-        <w:ind w:left="0" w:firstLine="0"/>
-        <w:textAlignment w:val="auto"/>
-      </w:pPr>
-      <w:r>
-        <w:t>Encerrada a instrução, nas hipóteses de infrações passíveis de aplicação das penalidades previstas nos incisos III e IV, caso seja deferido pedido de produção de novas provas ou determinada, pela Comissão, a juntada de provas consideradas indispensáveis à elucidação dos fatos, o licitante ou contratado poderá apresentar alegações finais no prazo de 15 (quinze) dias úteis, contado da data de sua intimação.</w:t>
-      </w:r>
-    </w:p>
-    <w:p>
-      <w:pPr>
-        <w:pStyle w:val="Itensesubitens"/>
-        <w:numPr>
-          <w:ilvl w:val="1"/>
-          <w:numId w:val="19"/>
-        </w:numPr>
-        <w:ind w:left="0" w:firstLine="0"/>
-        <w:textAlignment w:val="auto"/>
-      </w:pPr>
-      <w:r>
-        <w:t>No prazo de 5 (cinco) dias úteis após o encerramento da instrução, a Comissão Sancionadora elaborará relatório no qual mencionará os fatos imputados, os dispositivos legais e regulamentares infringidos, as penas a que está sujeito o infrator, as peças principais dos autos; analisará as manifestações da defesa e indicará as provas em que se baseou para formar sua convicção e critérios de reabilitação, quando for o caso.</w:t>
-      </w:r>
-    </w:p>
-    <w:p>
-      <w:pPr>
-        <w:pStyle w:val="Itensesubitens"/>
-        <w:numPr>
-          <w:ilvl w:val="1"/>
-          <w:numId w:val="19"/>
-        </w:numPr>
-        <w:ind w:left="0" w:firstLine="0"/>
-        <w:textAlignment w:val="auto"/>
-      </w:pPr>
-      <w:r>
-        <w:t>O PAS, com o relatório de autoria da Comissão Sancionadora, será encaminhado para decisão do Presidente.</w:t>
-      </w:r>
-    </w:p>
-    <w:p>
-      <w:pPr>
-        <w:pStyle w:val="Itensesubitens"/>
-        <w:numPr>
-          <w:ilvl w:val="1"/>
-          <w:numId w:val="19"/>
-        </w:numPr>
-        <w:ind w:left="0" w:firstLine="0"/>
-        <w:textAlignment w:val="auto"/>
-      </w:pPr>
-      <w:r>
-        <w:t>Apresentado o relatório, os membros da Comissão Sancionadora ficarão à disposição do Presidente para prestação de qualquer esclarecimento necessário.</w:t>
-      </w:r>
-    </w:p>
-    <w:p>
-      <w:pPr>
-        <w:pStyle w:val="Itensesubitens"/>
-        <w:numPr>
-          <w:ilvl w:val="1"/>
-          <w:numId w:val="19"/>
-        </w:numPr>
-        <w:ind w:left="0" w:firstLine="0"/>
-        <w:textAlignment w:val="auto"/>
-      </w:pPr>
-      <w:r>
-        <w:t>A Comissão Sancionadora poderá solicitar à autoridade julgadora competente apoio contábil ou econômico para definição dos danos decorrentes.</w:t>
-      </w:r>
-    </w:p>
-    <w:p>
-      <w:pPr>
-        <w:pStyle w:val="Itensesubitens"/>
-        <w:numPr>
-          <w:ilvl w:val="1"/>
-          <w:numId w:val="19"/>
-        </w:numPr>
-        <w:ind w:left="0" w:firstLine="0"/>
-        <w:textAlignment w:val="auto"/>
-      </w:pPr>
-      <w:r>
-        <w:t>A autoridade competente, considerando o relatório do PAS, ao aplicar as sanções, avaliará:</w:t>
-      </w:r>
-    </w:p>
-    <w:p>
-      <w:pPr>
-        <w:pStyle w:val="Itensesubitens"/>
-        <w:numPr>
-          <w:ilvl w:val="2"/>
-          <w:numId w:val="19"/>
-        </w:numPr>
-        <w:ind w:left="0" w:firstLine="0"/>
-        <w:textAlignment w:val="auto"/>
-      </w:pPr>
-      <w:r>
-        <w:t>I - a natureza e a gravidade da infração cometida;</w:t>
-      </w:r>
-    </w:p>
-    <w:p>
-      <w:pPr>
-        <w:pStyle w:val="Itensesubitens"/>
-        <w:numPr>
-          <w:ilvl w:val="2"/>
-          <w:numId w:val="19"/>
-        </w:numPr>
-        <w:ind w:left="0" w:firstLine="0"/>
-        <w:textAlignment w:val="auto"/>
-      </w:pPr>
-      <w:r>
-        <w:t>II - as peculiaridades do caso concreto;</w:t>
-      </w:r>
-    </w:p>
-    <w:p>
-      <w:pPr>
-        <w:pStyle w:val="Itensesubitens"/>
-        <w:numPr>
-          <w:ilvl w:val="2"/>
-          <w:numId w:val="19"/>
-        </w:numPr>
-        <w:ind w:left="0" w:firstLine="0"/>
-        <w:textAlignment w:val="auto"/>
-      </w:pPr>
-      <w:r>
-        <w:lastRenderedPageBreak/>
-        <w:t>III - as circunstâncias agravantes ou atenuantes;</w:t>
-      </w:r>
-    </w:p>
-    <w:p>
-      <w:pPr>
-        <w:pStyle w:val="Itensesubitens"/>
-        <w:numPr>
-          <w:ilvl w:val="2"/>
-          <w:numId w:val="19"/>
-        </w:numPr>
-        <w:ind w:left="0" w:firstLine="0"/>
-        <w:textAlignment w:val="auto"/>
-      </w:pPr>
-      <w:r>
-        <w:t>IV - os danos que dela provierem para a Administração Pública;</w:t>
-      </w:r>
-    </w:p>
-    <w:p>
-      <w:pPr>
-        <w:pStyle w:val="Itensesubitens"/>
-        <w:numPr>
-          <w:ilvl w:val="2"/>
-          <w:numId w:val="19"/>
-        </w:numPr>
-        <w:ind w:left="0" w:firstLine="0"/>
-        <w:textAlignment w:val="auto"/>
-      </w:pPr>
-      <w:r>
-        <w:t>V - a implantação ou o aperfeiçoamento de programa de integridade, conforme normas e orientações dos órgãos de controle.</w:t>
-      </w:r>
-    </w:p>
-    <w:p>
-      <w:pPr>
-        <w:pStyle w:val="Itensesubitens"/>
-        <w:numPr>
-          <w:ilvl w:val="1"/>
-          <w:numId w:val="19"/>
-        </w:numPr>
-        <w:ind w:left="0" w:firstLine="0"/>
-        <w:textAlignment w:val="auto"/>
-      </w:pPr>
-      <w:r>
-        <w:t>São circunstâncias que agravam a sanção:</w:t>
-      </w:r>
-    </w:p>
-    <w:p>
-      <w:pPr>
-        <w:pStyle w:val="Itensesubitens"/>
-        <w:numPr>
-          <w:ilvl w:val="3"/>
-          <w:numId w:val="19"/>
-        </w:numPr>
-        <w:ind w:left="0" w:firstLine="0"/>
-        <w:textAlignment w:val="auto"/>
-      </w:pPr>
-      <w:r>
-        <w:t>I - a reincidência;</w:t>
-      </w:r>
-    </w:p>
-    <w:p>
-      <w:pPr>
-        <w:pStyle w:val="Itensesubitens"/>
-        <w:numPr>
-          <w:ilvl w:val="3"/>
-          <w:numId w:val="19"/>
-        </w:numPr>
-        <w:ind w:left="0" w:firstLine="0"/>
-        <w:textAlignment w:val="auto"/>
-      </w:pPr>
-      <w:r>
-        <w:t>II - não responder às notificações enviadas pela gestão do instrumento contratual ou correlato quando se tratar de nota de empenho substituta de instrumento contratual;</w:t>
-      </w:r>
-    </w:p>
-    <w:p>
-      <w:pPr>
-        <w:pStyle w:val="Itensesubitens"/>
-        <w:numPr>
-          <w:ilvl w:val="3"/>
-          <w:numId w:val="19"/>
-        </w:numPr>
-        <w:ind w:left="0" w:firstLine="0"/>
-        <w:textAlignment w:val="auto"/>
-      </w:pPr>
-      <w:r>
-        <w:t>III - a prática da infração com violação de dever inerente a cargo, ofício ou profissão;</w:t>
-      </w:r>
-    </w:p>
-    <w:p>
-      <w:pPr>
-        <w:pStyle w:val="Itensesubitens"/>
-        <w:numPr>
-          <w:ilvl w:val="3"/>
-          <w:numId w:val="19"/>
-        </w:numPr>
-        <w:ind w:left="0" w:firstLine="0"/>
-        <w:textAlignment w:val="auto"/>
-      </w:pPr>
-      <w:r>
-        <w:t>IV - o conluio entre licitantes ou contratados para a prática da infração;</w:t>
-      </w:r>
-    </w:p>
-    <w:p>
-      <w:pPr>
-        <w:pStyle w:val="Itensesubitens"/>
-        <w:numPr>
-          <w:ilvl w:val="3"/>
-          <w:numId w:val="19"/>
-        </w:numPr>
-        <w:ind w:left="0" w:firstLine="0"/>
-        <w:textAlignment w:val="auto"/>
-      </w:pPr>
-      <w:r>
-        <w:t>V - a apresentação de documento falso no curso do processo administrativo de apuração de responsabilidade;</w:t>
-      </w:r>
-    </w:p>
-    <w:p>
-      <w:pPr>
-        <w:pStyle w:val="Itensesubitens"/>
-        <w:numPr>
-          <w:ilvl w:val="3"/>
-          <w:numId w:val="19"/>
-        </w:numPr>
-        <w:ind w:left="0" w:firstLine="0"/>
-        <w:textAlignment w:val="auto"/>
-      </w:pPr>
-      <w:r>
-        <w:t>VI - a prática de infrações em outros instrumentos contratuais administrativos celebrados com a administração municipal.</w:t>
-      </w:r>
-    </w:p>
-    <w:p>
-      <w:pPr>
-        <w:pStyle w:val="Itensesubitens"/>
-        <w:numPr>
-          <w:ilvl w:val="1"/>
-          <w:numId w:val="19"/>
-        </w:numPr>
-        <w:ind w:left="0" w:firstLine="0"/>
-        <w:textAlignment w:val="auto"/>
-      </w:pPr>
-      <w:r>
-        <w:t>São circunstâncias que atenuam a sanção:</w:t>
-      </w:r>
-    </w:p>
-    <w:p>
-      <w:pPr>
-        <w:pStyle w:val="Itensesubitens"/>
-        <w:numPr>
-          <w:ilvl w:val="2"/>
-          <w:numId w:val="19"/>
-        </w:numPr>
-        <w:ind w:left="0" w:firstLine="0"/>
-        <w:textAlignment w:val="auto"/>
-      </w:pPr>
-      <w:r>
-        <w:t>I - o processado ser Microempresa ou Empresa de Pequeno Porte;</w:t>
-      </w:r>
-    </w:p>
-    <w:p>
-      <w:pPr>
-        <w:pStyle w:val="Itensesubitens"/>
-        <w:numPr>
-          <w:ilvl w:val="2"/>
-          <w:numId w:val="19"/>
-        </w:numPr>
-        <w:ind w:left="0" w:firstLine="0"/>
-        <w:textAlignment w:val="auto"/>
-      </w:pPr>
-      <w:r>
-        <w:t>II - a primariedade;</w:t>
-      </w:r>
-    </w:p>
-    <w:p>
-      <w:pPr>
-        <w:pStyle w:val="Itensesubitens"/>
-        <w:numPr>
-          <w:ilvl w:val="2"/>
-          <w:numId w:val="19"/>
-        </w:numPr>
-        <w:ind w:left="0" w:firstLine="0"/>
-        <w:textAlignment w:val="auto"/>
-      </w:pPr>
-      <w:r>
-        <w:t>III - procurar evitar ou minorar as consequências da infração antes do julgamento;</w:t>
-      </w:r>
-    </w:p>
-    <w:p>
-      <w:pPr>
-        <w:pStyle w:val="Itensesubitens"/>
-        <w:numPr>
-          <w:ilvl w:val="2"/>
-          <w:numId w:val="19"/>
-        </w:numPr>
-        <w:ind w:left="0" w:firstLine="0"/>
-        <w:textAlignment w:val="auto"/>
-      </w:pPr>
-      <w:r>
-        <w:t>IV - reparar o dano antes do julgamento;</w:t>
-      </w:r>
-    </w:p>
-    <w:p>
-      <w:pPr>
-        <w:pStyle w:val="Itensesubitens"/>
-        <w:numPr>
-          <w:ilvl w:val="2"/>
-          <w:numId w:val="19"/>
-        </w:numPr>
-        <w:ind w:left="0" w:firstLine="0"/>
-        <w:textAlignment w:val="auto"/>
-      </w:pPr>
-      <w:r>
-        <w:t>V - confessar a autoria da infração.</w:t>
-      </w:r>
-    </w:p>
-    <w:p>
-      <w:pPr>
-        <w:pStyle w:val="Itensesubitens"/>
-        <w:numPr>
-          <w:ilvl w:val="1"/>
-          <w:numId w:val="19"/>
-        </w:numPr>
-        <w:ind w:left="0" w:firstLine="0"/>
-        <w:textAlignment w:val="auto"/>
-      </w:pPr>
-      <w:r>
-        <w:t>O processo será solucionado por decisão do Presidente no prazo de até 10 (dez) dias úteis após encerrada a fase de instrução processual.</w:t>
-      </w:r>
-    </w:p>
-    <w:p>
-      <w:pPr>
-        <w:pStyle w:val="Itensesubitens"/>
-        <w:numPr>
-          <w:ilvl w:val="1"/>
-          <w:numId w:val="19"/>
-        </w:numPr>
-        <w:ind w:left="0" w:firstLine="0"/>
-        <w:textAlignment w:val="auto"/>
-      </w:pPr>
-      <w:r>
-        <w:t>Caberá recurso, no prazo de 15 (quinze) dias úteis, contado da data da intimação, da decisão que aplica as penalidades de advertência, de multa e de impedimento de licitar e de contratar.</w:t>
-      </w:r>
-    </w:p>
-    <w:p>
-      <w:pPr>
-        <w:pStyle w:val="Itensesubitens"/>
-        <w:numPr>
-          <w:ilvl w:val="1"/>
-          <w:numId w:val="19"/>
-        </w:numPr>
-        <w:ind w:left="0" w:firstLine="0"/>
-        <w:textAlignment w:val="auto"/>
-      </w:pPr>
-      <w:r>
-        <w:t>O recurso será dirigido à autoridade que tiver proferido a decisão recorrida, que, se não a reconsiderar no prazo de 5 (cinco) dias úteis, encaminhará o recurso, que deverá ser juntado aos próprios autos do PAS, com sua motivação à autoridade superior, a qual deverá proferir sua decisão no prazo máximo de 20 (vinte) dias úteis, contado do recebimento dos autos.</w:t>
-      </w:r>
-    </w:p>
-    <w:p>
-      <w:pPr>
-        <w:pStyle w:val="Itensesubitens"/>
-        <w:numPr>
-          <w:ilvl w:val="1"/>
-          <w:numId w:val="19"/>
-        </w:numPr>
-        <w:ind w:left="0" w:firstLine="0"/>
-        <w:textAlignment w:val="auto"/>
-      </w:pPr>
-      <w:r>
-        <w:t>Caberá pedido de reconsideração, no prazo de 15 (quinze) dias úteis, contado da data da intimação, da decisão que aplica a penalidade de declaração de inidoneidade de licitar e contratar, e será decidido no prazo máximo de 20 (vinte) dias úteis, contado do seu recebimento.</w:t>
-      </w:r>
-    </w:p>
-    <w:p>
-      <w:pPr>
-        <w:pStyle w:val="Itensesubitens"/>
-        <w:numPr>
-          <w:ilvl w:val="1"/>
-          <w:numId w:val="19"/>
-        </w:numPr>
-        <w:ind w:left="0" w:firstLine="0"/>
-        <w:textAlignment w:val="auto"/>
-      </w:pPr>
-      <w:r>
-        <w:t>O recurso e o pedido de reconsideração não serão conhecidos quando interpostos:</w:t>
-      </w:r>
-    </w:p>
-    <w:p>
-      <w:pPr>
-        <w:pStyle w:val="Itensesubitens"/>
-        <w:numPr>
-          <w:ilvl w:val="2"/>
-          <w:numId w:val="19"/>
-        </w:numPr>
-        <w:ind w:left="0" w:firstLine="0"/>
-        <w:textAlignment w:val="auto"/>
-      </w:pPr>
-      <w:r>
-        <w:t>I - fora do prazo;</w:t>
-      </w:r>
-    </w:p>
-    <w:p>
-      <w:pPr>
-        <w:pStyle w:val="Itensesubitens"/>
-        <w:numPr>
-          <w:ilvl w:val="2"/>
-          <w:numId w:val="19"/>
-        </w:numPr>
-        <w:ind w:left="0" w:firstLine="0"/>
-        <w:textAlignment w:val="auto"/>
-      </w:pPr>
-      <w:r>
-        <w:t>II - por quem não seja legitimado;</w:t>
-      </w:r>
-    </w:p>
-    <w:p>
-      <w:pPr>
-        <w:pStyle w:val="Itensesubitens"/>
-        <w:numPr>
-          <w:ilvl w:val="2"/>
-          <w:numId w:val="19"/>
-        </w:numPr>
-        <w:ind w:left="0" w:firstLine="0"/>
-        <w:textAlignment w:val="auto"/>
-      </w:pPr>
-      <w:r>
-        <w:t>III - após exaurida a esfera administrativa;</w:t>
-      </w:r>
-    </w:p>
-    <w:p>
-      <w:pPr>
-        <w:pStyle w:val="Itensesubitens"/>
-        <w:numPr>
-          <w:ilvl w:val="2"/>
-          <w:numId w:val="19"/>
-        </w:numPr>
-        <w:ind w:left="0" w:firstLine="0"/>
-        <w:textAlignment w:val="auto"/>
-      </w:pPr>
-      <w:r>
-        <w:t>IV - por ausência de interesse recursal;</w:t>
-      </w:r>
-    </w:p>
-    <w:p>
-      <w:pPr>
-        <w:pStyle w:val="Itensesubitens"/>
-        <w:numPr>
-          <w:ilvl w:val="2"/>
-          <w:numId w:val="19"/>
-        </w:numPr>
-        <w:ind w:left="0" w:firstLine="0"/>
-        <w:textAlignment w:val="auto"/>
-      </w:pPr>
-      <w:r>
-        <w:t>V - contra atos de mero expediente ou preparatórios de decisões, bem como em face de análises técnicas e pareceres ou decisões irrecorríveis.</w:t>
-      </w:r>
-    </w:p>
-    <w:p>
-      <w:pPr>
-        <w:pStyle w:val="Itensesubitens"/>
-        <w:numPr>
-          <w:ilvl w:val="1"/>
-          <w:numId w:val="19"/>
-        </w:numPr>
-        <w:ind w:left="0" w:firstLine="0"/>
-        <w:textAlignment w:val="auto"/>
-      </w:pPr>
-      <w:r>
-        <w:t>O recurso e o pedido de reconsideração terão efeito suspensivo do ato ou da decisão recorrida até que sobrevenha decisão final da autoridade competente.</w:t>
-      </w:r>
-    </w:p>
-    <w:p>
-      <w:pPr>
-        <w:pStyle w:val="Itensesubitens"/>
-        <w:numPr>
-          <w:ilvl w:val="1"/>
-          <w:numId w:val="19"/>
-        </w:numPr>
-        <w:ind w:left="0" w:firstLine="0"/>
-        <w:textAlignment w:val="auto"/>
-      </w:pPr>
-      <w:r>
-        <w:t>O trânsito em julgado da decisão administrativa ocorrerá quando decorridos os prazos para interposição de recurso ou reconsideração da decisão sem sua oposição ou após o julgamento dos recursos ou pedido de reconsideração proferidos pela autoridade competente.</w:t>
-      </w:r>
-    </w:p>
-    <w:p>
-      <w:pPr>
-        <w:pStyle w:val="Itensesubitens"/>
-        <w:numPr>
-          <w:ilvl w:val="1"/>
-          <w:numId w:val="19"/>
-        </w:numPr>
-        <w:ind w:left="0" w:firstLine="0"/>
-        <w:textAlignment w:val="auto"/>
-      </w:pPr>
-      <w:r>
-        <w:t xml:space="preserve">Encerrado o processo na esfera administrativa, o contratado ou o licitante será notificado </w:t>
-      </w:r>
-      <w:r>
-        <w:lastRenderedPageBreak/>
-        <w:t>da decisão, e a decisão final será publicada no Diário Eletrônico Oficial do Município.</w:t>
-      </w:r>
-    </w:p>
-    <w:p>
-      <w:pPr>
-        <w:pStyle w:val="Itensesubitens"/>
-        <w:numPr>
-          <w:ilvl w:val="1"/>
-          <w:numId w:val="19"/>
-        </w:numPr>
-        <w:ind w:left="0" w:firstLine="0"/>
-        <w:textAlignment w:val="auto"/>
-      </w:pPr>
-      <w:r>
-        <w:t>Decorrido o prazo recursal sem qualquer manifestação da apenada ou verificado o trânsito em julgado administrativo, terá início a execução da sanção imposta e dos registros.</w:t>
-      </w:r>
-    </w:p>
-    <w:p>
-      <w:pPr>
-        <w:pStyle w:val="Itensesubitens"/>
-        <w:numPr>
-          <w:ilvl w:val="1"/>
-          <w:numId w:val="19"/>
-        </w:numPr>
-        <w:ind w:left="0" w:firstLine="0"/>
-        <w:textAlignment w:val="auto"/>
-      </w:pPr>
-      <w:r>
-        <w:t>A multa será executada da seguinte forma:</w:t>
-      </w:r>
-    </w:p>
-    <w:p>
-      <w:pPr>
-        <w:pStyle w:val="Itensesubitens"/>
-        <w:numPr>
-          <w:ilvl w:val="2"/>
-          <w:numId w:val="19"/>
-        </w:numPr>
-        <w:ind w:left="0" w:firstLine="0"/>
-        <w:textAlignment w:val="auto"/>
-      </w:pPr>
-      <w:r>
-        <w:t>I - descontada do valor de pagamento devido à apenada;</w:t>
-      </w:r>
-    </w:p>
-    <w:p>
-      <w:pPr>
-        <w:pStyle w:val="Itensesubitens"/>
-        <w:numPr>
-          <w:ilvl w:val="2"/>
-          <w:numId w:val="19"/>
-        </w:numPr>
-        <w:ind w:left="0" w:firstLine="0"/>
-        <w:textAlignment w:val="auto"/>
-      </w:pPr>
-      <w:r>
-        <w:t>II - descontada do valor da garantia, se na modalidade caução em dinheiro;</w:t>
-      </w:r>
-    </w:p>
-    <w:p>
-      <w:pPr>
-        <w:pStyle w:val="Itensesubitens"/>
-        <w:numPr>
-          <w:ilvl w:val="2"/>
-          <w:numId w:val="19"/>
-        </w:numPr>
-        <w:ind w:left="0" w:firstLine="0"/>
-        <w:textAlignment w:val="auto"/>
-      </w:pPr>
-      <w:r>
-        <w:t>III - descontada do valor da apólice de seguro ou fiança;</w:t>
-      </w:r>
-    </w:p>
-    <w:p>
-      <w:pPr>
-        <w:pStyle w:val="Itensesubitens"/>
-        <w:numPr>
-          <w:ilvl w:val="2"/>
-          <w:numId w:val="19"/>
-        </w:numPr>
-        <w:ind w:left="0" w:firstLine="0"/>
-        <w:textAlignment w:val="auto"/>
-      </w:pPr>
-      <w:r>
-        <w:t>IV - paga diretamente ao erário, em parcela única ou parceladamente, conforme o rito previsto pelo Departamento de Tributos e pela legislação para os débitos perante a Fazenda Pública.</w:t>
-      </w:r>
-    </w:p>
-    <w:p>
-      <w:pPr>
-        <w:pStyle w:val="Itensesubitens"/>
-        <w:numPr>
-          <w:ilvl w:val="1"/>
-          <w:numId w:val="19"/>
-        </w:numPr>
-        <w:ind w:left="0" w:firstLine="0"/>
-        <w:textAlignment w:val="auto"/>
-      </w:pPr>
-      <w:r>
-        <w:t>Caso a execução da multa se dê pela forma prevista nos incisos II e III, a pessoa jurídica penalizada deverá complementar o valor da garantia no prazo de dez dias, sob pena de responsabilização.</w:t>
-      </w:r>
-    </w:p>
-    <w:p>
-      <w:pPr>
-        <w:pStyle w:val="Itensesubitens"/>
-        <w:numPr>
-          <w:ilvl w:val="1"/>
-          <w:numId w:val="19"/>
-        </w:numPr>
-        <w:ind w:left="0" w:firstLine="0"/>
-        <w:textAlignment w:val="auto"/>
-      </w:pPr>
-      <w:r>
-        <w:t>A Secretaria Administrativa deverá, no prazo máximo de 15 (quinze) dias úteis, contados da data da aplicação da sanção da qual não caiba mais recurso, informar e manter atualizados os dados relativos às sanções aplicadas, para fins de publicidade no Cadastro Nacional de Empresas Inidôneas e Suspensas - CEIS - e no Cadastro Nacional de Empresas Punidas - CNEP, instituídos no âmbito do Poder Executivo federal e no Cadastro de Fornecedores do Município.</w:t>
-      </w:r>
-    </w:p>
-    <w:p>
-      <w:pPr>
-        <w:pStyle w:val="Itensesubitens"/>
-        <w:numPr>
-          <w:ilvl w:val="1"/>
-          <w:numId w:val="19"/>
-        </w:numPr>
-        <w:ind w:left="0" w:firstLine="0"/>
-        <w:textAlignment w:val="auto"/>
-      </w:pPr>
-      <w:r>
-        <w:t>A personalidade jurídica poderá ser desconsiderada sempre que utilizada com abuso do direito para facilitar, encobrir ou dissimular a prática dos atos ilícitos previstos na Lei Federal nº 14.133, de 2021, ou para provocar confusão patrimonial, e, nesse caso, todos os efeitos das sanções aplicadas à pessoa jurídica serão estendidos aos seus administradores e sócios com poderes de administração, à pessoa jurídica sucessora ou à empresa do mesmo ramo com relação de coligação ou controle, de fato ou de direito, com o sancionado.</w:t>
-      </w:r>
-    </w:p>
-    <w:p>
-      <w:pPr>
-        <w:pStyle w:val="Itensesubitens"/>
-        <w:numPr>
-          <w:ilvl w:val="1"/>
-          <w:numId w:val="19"/>
-        </w:numPr>
-        <w:ind w:left="0" w:firstLine="0"/>
-        <w:textAlignment w:val="auto"/>
-      </w:pPr>
-      <w:r>
-        <w:t>Aplicam-se subsidiariamente, no que couber e na ausência de disposições expressas em contrário:</w:t>
-      </w:r>
-    </w:p>
-    <w:p>
-      <w:pPr>
-        <w:pStyle w:val="Itensesubitens"/>
-        <w:numPr>
-          <w:ilvl w:val="2"/>
-          <w:numId w:val="19"/>
-        </w:numPr>
-        <w:ind w:left="0" w:firstLine="0"/>
-        <w:textAlignment w:val="auto"/>
-      </w:pPr>
-      <w:r>
-        <w:t>I - o Decreto-Lei Federal nº 4.657, de 4 de setembro de 1942 - Lei de Introdução às Normas do Direito Brasileiro;</w:t>
-      </w:r>
-    </w:p>
-    <w:p>
-      <w:pPr>
-        <w:pStyle w:val="Itensesubitens"/>
-        <w:numPr>
-          <w:ilvl w:val="2"/>
-          <w:numId w:val="19"/>
-        </w:numPr>
-        <w:ind w:left="0" w:firstLine="0"/>
-        <w:textAlignment w:val="auto"/>
-      </w:pPr>
-      <w:r>
-        <w:t>II - a Lei Federal nº 9.784, de 29 de janeiro de 1999, que regula o processo administrativo no âmbito da administração pública federal;</w:t>
-      </w:r>
-    </w:p>
-    <w:p>
-      <w:pPr>
-        <w:pStyle w:val="Itensesubitens"/>
-        <w:numPr>
-          <w:ilvl w:val="2"/>
-          <w:numId w:val="19"/>
-        </w:numPr>
-        <w:ind w:left="0" w:firstLine="0"/>
-        <w:textAlignment w:val="auto"/>
-      </w:pPr>
-      <w:r>
-        <w:t>III - a Lei Federal nº 13.105, de 16 de março de 2015 - Código de Processo Civil;</w:t>
-      </w:r>
-    </w:p>
-    <w:p>
-      <w:pPr>
-        <w:pStyle w:val="Itensesubitens"/>
-        <w:numPr>
-          <w:ilvl w:val="2"/>
-          <w:numId w:val="19"/>
-        </w:numPr>
-        <w:ind w:left="0" w:firstLine="0"/>
-        <w:textAlignment w:val="auto"/>
-      </w:pPr>
-      <w:r>
-        <w:t>IV - o Decreto Federal nº 9.830, de 10 de junho de 2019.</w:t>
+        <w:t xml:space="preserve">IV - </w:t>
+      </w:r>
+      <w:proofErr w:type="gramStart"/>
+      <w:r>
+        <w:t>o</w:t>
+      </w:r>
+      <w:proofErr w:type="gramEnd"/>
+      <w:r>
+        <w:t xml:space="preserve"> Decreto Federal nº 9.830, de 10 de junho de 2019.</w:t>
       </w:r>
       <w:r>
         <w:t>  </w:t>
@@ -23269,6 +23941,7 @@
         </w:rPr>
         <w:t xml:space="preserve">não cumprimento ou cumprimento irregular de normas </w:t>
       </w:r>
+      <w:proofErr w:type="spellStart"/>
       <w:r>
         <w:rPr>
           <w:rFonts w:ascii="Calibri" w:hAnsi="Calibri" w:cs="Calibri"/>
@@ -23283,7 +23956,16 @@
           <w:sz w:val="24"/>
           <w:szCs w:val="24"/>
         </w:rPr>
-        <w:t>ícias ou de cláusulas contratuais, de especificações, de projetos ou de prazos;</w:t>
+        <w:t>ícias</w:t>
+      </w:r>
+      <w:proofErr w:type="spellEnd"/>
+      <w:r>
+        <w:rPr>
+          <w:rFonts w:ascii="Calibri" w:hAnsi="Calibri" w:cs="Calibri"/>
+          <w:sz w:val="24"/>
+          <w:szCs w:val="24"/>
+        </w:rPr>
+        <w:t xml:space="preserve"> ou de cláusulas contratuais, de especificações, de projetos ou de prazos;</w:t>
       </w:r>
     </w:p>
     <w:p>
@@ -23351,7 +24033,16 @@
           <w:sz w:val="24"/>
           <w:szCs w:val="24"/>
         </w:rPr>
-        <w:t xml:space="preserve">alteração social ou modificação da finalidade ou da estrutura da empresa que restrinja sua capacidade de concluir o </w:t>
+        <w:t xml:space="preserve">alteração social ou modificação da finalidade ou da estrutura da empresa que restrinja </w:t>
+      </w:r>
+      <w:r>
+        <w:rPr>
+          <w:rFonts w:ascii="Calibri" w:hAnsi="Calibri" w:cs="Calibri"/>
+          <w:sz w:val="24"/>
+          <w:szCs w:val="24"/>
+        </w:rPr>
+        <w:lastRenderedPageBreak/>
+        <w:t xml:space="preserve">sua capacidade de concluir o </w:t>
       </w:r>
       <w:r>
         <w:rPr>
@@ -23435,7 +24126,6 @@
           <w:sz w:val="24"/>
           <w:szCs w:val="24"/>
         </w:rPr>
-        <w:lastRenderedPageBreak/>
         <w:t xml:space="preserve">caso fortuito ou força maior, regularmente comprovados, impeditivos da execução do </w:t>
       </w:r>
       <w:r>
@@ -24013,6 +24703,7 @@
         <w:ind w:left="0" w:firstLine="0"/>
       </w:pPr>
       <w:r>
+        <w:lastRenderedPageBreak/>
         <w:t xml:space="preserve">Os emitentes das garantias previstas no art. 96 da Lei </w:t>
       </w:r>
       <w:r>
@@ -24038,7 +24729,6 @@
         <w:ind w:left="0" w:firstLine="0"/>
       </w:pPr>
       <w:r>
-        <w:lastRenderedPageBreak/>
         <w:t xml:space="preserve">A extinção do </w:t>
       </w:r>
       <w:r>
@@ -24834,6 +25524,7 @@
         <w:ind w:left="0" w:firstLine="0"/>
       </w:pPr>
       <w:r>
+        <w:lastRenderedPageBreak/>
         <w:t xml:space="preserve">As normas disciplinadoras desta </w:t>
       </w:r>
       <w:r>
@@ -24853,7 +25544,6 @@
         <w:ind w:left="0" w:firstLine="0"/>
       </w:pPr>
       <w:r>
-        <w:lastRenderedPageBreak/>
         <w:t>Constatada irregularidade no procedimento licitatório ou na execução contratual, caso não seja possível o saneamento, a decisão sobre a suspensão da execução ou sobre a declaração de nulidade do contrato</w:t>
       </w:r>
       <w:r>
@@ -25702,7 +26392,25 @@
           <w:sz w:val="24"/>
           <w:szCs w:val="24"/>
         </w:rPr>
-        <w:t>PROCESSO Nº {{N.PROCESSO}}</w:t>
+        <w:t>PROCESSO Nº {{</w:t>
+      </w:r>
+      <w:proofErr w:type="gramStart"/>
+      <w:r>
+        <w:rPr>
+          <w:rFonts w:ascii="Calibri" w:hAnsi="Calibri" w:cs="Calibri"/>
+          <w:sz w:val="24"/>
+          <w:szCs w:val="24"/>
+        </w:rPr>
+        <w:t>N.PROCESSO</w:t>
+      </w:r>
+      <w:proofErr w:type="gramEnd"/>
+      <w:r>
+        <w:rPr>
+          <w:rFonts w:ascii="Calibri" w:hAnsi="Calibri" w:cs="Calibri"/>
+          <w:sz w:val="24"/>
+          <w:szCs w:val="24"/>
+        </w:rPr>
+        <w:t>}}</w:t>
       </w:r>
     </w:p>
     <w:p>
@@ -25735,7 +26443,16 @@
           <w:sz w:val="24"/>
           <w:szCs w:val="24"/>
         </w:rPr>
-        <w:t xml:space="preserve"> Nº {{N</w:t>
+        <w:t xml:space="preserve"> Nº {{</w:t>
+      </w:r>
+      <w:proofErr w:type="gramStart"/>
+      <w:r>
+        <w:rPr>
+          <w:rFonts w:ascii="Calibri" w:hAnsi="Calibri" w:cs="Calibri"/>
+          <w:sz w:val="24"/>
+          <w:szCs w:val="24"/>
+        </w:rPr>
+        <w:t>N</w:t>
       </w:r>
       <w:r>
         <w:rPr>
@@ -25751,7 +26468,16 @@
           <w:sz w:val="24"/>
           <w:szCs w:val="24"/>
         </w:rPr>
-        <w:t>MODALIDADE}}</w:t>
+        <w:t>MODALIDADE</w:t>
+      </w:r>
+      <w:proofErr w:type="gramEnd"/>
+      <w:r>
+        <w:rPr>
+          <w:rFonts w:ascii="Calibri" w:hAnsi="Calibri" w:cs="Calibri"/>
+          <w:sz w:val="24"/>
+          <w:szCs w:val="24"/>
+        </w:rPr>
+        <w:t>}}</w:t>
       </w:r>
     </w:p>
     <w:p>
@@ -27193,6 +27919,7 @@
           <w:szCs w:val="24"/>
         </w:rPr>
       </w:pPr>
+      <w:proofErr w:type="spellStart"/>
       <w:r>
         <w:rPr>
           <w:rFonts w:ascii="Calibri" w:hAnsi="Calibri" w:cs="Calibri"/>
@@ -27201,7 +27928,40 @@
           <w:sz w:val="24"/>
           <w:szCs w:val="24"/>
         </w:rPr>
-        <w:t>Obs: esta proposta deverá ser preenchida em papel timbrado da empresa proponente e assinada pelo(s) seu(s) representante(s) legal(is) e/ou procurador(es) devidamente habilitado(s).</w:t>
+        <w:t>Obs</w:t>
+      </w:r>
+      <w:proofErr w:type="spellEnd"/>
+      <w:r>
+        <w:rPr>
+          <w:rFonts w:ascii="Calibri" w:hAnsi="Calibri" w:cs="Calibri"/>
+          <w:b/>
+          <w:bCs/>
+          <w:sz w:val="24"/>
+          <w:szCs w:val="24"/>
+        </w:rPr>
+        <w:t>: esta proposta deverá ser preenchida em papel timbrado da empresa proponente e assinada pelo(s) seu(s) representante(s) legal(</w:t>
+      </w:r>
+      <w:proofErr w:type="spellStart"/>
+      <w:r>
+        <w:rPr>
+          <w:rFonts w:ascii="Calibri" w:hAnsi="Calibri" w:cs="Calibri"/>
+          <w:b/>
+          <w:bCs/>
+          <w:sz w:val="24"/>
+          <w:szCs w:val="24"/>
+        </w:rPr>
+        <w:t>is</w:t>
+      </w:r>
+      <w:proofErr w:type="spellEnd"/>
+      <w:r>
+        <w:rPr>
+          <w:rFonts w:ascii="Calibri" w:hAnsi="Calibri" w:cs="Calibri"/>
+          <w:b/>
+          <w:bCs/>
+          <w:sz w:val="24"/>
+          <w:szCs w:val="24"/>
+        </w:rPr>
+        <w:t>) e/ou procurador(es) devidamente habilitado(s).</w:t>
       </w:r>
     </w:p>
     <w:p>
@@ -27363,7 +28123,25 @@
           <w:sz w:val="24"/>
           <w:szCs w:val="24"/>
         </w:rPr>
-        <w:t>{{N.PROCESSO}}</w:t>
+        <w:t>{{</w:t>
+      </w:r>
+      <w:proofErr w:type="gramStart"/>
+      <w:r>
+        <w:rPr>
+          <w:rFonts w:ascii="Calibri" w:hAnsi="Calibri" w:cs="Calibri"/>
+          <w:sz w:val="24"/>
+          <w:szCs w:val="24"/>
+        </w:rPr>
+        <w:t>N.PROCESSO</w:t>
+      </w:r>
+      <w:proofErr w:type="gramEnd"/>
+      <w:r>
+        <w:rPr>
+          <w:rFonts w:ascii="Calibri" w:hAnsi="Calibri" w:cs="Calibri"/>
+          <w:sz w:val="24"/>
+          <w:szCs w:val="24"/>
+        </w:rPr>
+        <w:t>}}</w:t>
       </w:r>
     </w:p>
     <w:p>
@@ -27404,7 +28182,25 @@
           <w:sz w:val="24"/>
           <w:szCs w:val="24"/>
         </w:rPr>
-        <w:t>{{N.MODALIDADE}}</w:t>
+        <w:t>{{</w:t>
+      </w:r>
+      <w:proofErr w:type="gramStart"/>
+      <w:r>
+        <w:rPr>
+          <w:rFonts w:ascii="Calibri" w:hAnsi="Calibri" w:cs="Calibri"/>
+          <w:sz w:val="24"/>
+          <w:szCs w:val="24"/>
+        </w:rPr>
+        <w:t>N.MODALIDADE</w:t>
+      </w:r>
+      <w:proofErr w:type="gramEnd"/>
+      <w:r>
+        <w:rPr>
+          <w:rFonts w:ascii="Calibri" w:hAnsi="Calibri" w:cs="Calibri"/>
+          <w:sz w:val="24"/>
+          <w:szCs w:val="24"/>
+        </w:rPr>
+        <w:t>}}</w:t>
       </w:r>
     </w:p>
     <w:p>
@@ -28815,22 +29611,19 @@
           <w:sz w:val="24"/>
           <w:szCs w:val="24"/>
         </w:rPr>
-        <w:t>{{N.PROCESSO}}</w:t>
-      </w:r>
-    </w:p>
-    <w:p>
-      <w:pPr>
-        <w:tabs>
-          <w:tab w:val="left" w:pos="0"/>
-        </w:tabs>
-        <w:jc w:val="both"/>
+        <w:t>{{</w:t>
+      </w:r>
+      <w:proofErr w:type="gramStart"/>
+      <w:r>
         <w:rPr>
           <w:rFonts w:ascii="Calibri" w:hAnsi="Calibri" w:cs="Calibri"/>
           <w:b/>
           <w:sz w:val="24"/>
           <w:szCs w:val="24"/>
         </w:rPr>
-      </w:pPr>
+        <w:t>N.PROCESSO</w:t>
+      </w:r>
+      <w:proofErr w:type="gramEnd"/>
       <w:r>
         <w:rPr>
           <w:rFonts w:ascii="Calibri" w:hAnsi="Calibri" w:cs="Calibri"/>
@@ -28838,6 +29631,29 @@
           <w:sz w:val="24"/>
           <w:szCs w:val="24"/>
         </w:rPr>
+        <w:t>}}</w:t>
+      </w:r>
+    </w:p>
+    <w:p>
+      <w:pPr>
+        <w:tabs>
+          <w:tab w:val="left" w:pos="0"/>
+        </w:tabs>
+        <w:jc w:val="both"/>
+        <w:rPr>
+          <w:rFonts w:ascii="Calibri" w:hAnsi="Calibri" w:cs="Calibri"/>
+          <w:b/>
+          <w:sz w:val="24"/>
+          <w:szCs w:val="24"/>
+        </w:rPr>
+      </w:pPr>
+      <w:r>
+        <w:rPr>
+          <w:rFonts w:ascii="Calibri" w:hAnsi="Calibri" w:cs="Calibri"/>
+          <w:b/>
+          <w:sz w:val="24"/>
+          <w:szCs w:val="24"/>
+        </w:rPr>
         <w:t>DISPENSA</w:t>
       </w:r>
       <w:r>
@@ -28856,7 +29672,27 @@
           <w:sz w:val="24"/>
           <w:szCs w:val="24"/>
         </w:rPr>
-        <w:t>{{N.MODALIDADE}}</w:t>
+        <w:t>{{</w:t>
+      </w:r>
+      <w:proofErr w:type="gramStart"/>
+      <w:r>
+        <w:rPr>
+          <w:rFonts w:ascii="Calibri" w:hAnsi="Calibri" w:cs="Calibri"/>
+          <w:b/>
+          <w:sz w:val="24"/>
+          <w:szCs w:val="24"/>
+        </w:rPr>
+        <w:t>N.MODALIDADE</w:t>
+      </w:r>
+      <w:proofErr w:type="gramEnd"/>
+      <w:r>
+        <w:rPr>
+          <w:rFonts w:ascii="Calibri" w:hAnsi="Calibri" w:cs="Calibri"/>
+          <w:b/>
+          <w:sz w:val="24"/>
+          <w:szCs w:val="24"/>
+        </w:rPr>
+        <w:t>}}</w:t>
       </w:r>
     </w:p>
     <w:p>
@@ -29381,7 +30217,15 @@
         <w:t xml:space="preserve">Proc. </w:t>
       </w:r>
       <w:r>
-        <w:t>{{N.PROCESSO}}</w:t>
+        <w:t>{{</w:t>
+      </w:r>
+      <w:proofErr w:type="gramStart"/>
+      <w:r>
+        <w:t>N.PROCESSO</w:t>
+      </w:r>
+      <w:proofErr w:type="gramEnd"/>
+      <w:r>
+        <w:t>}}</w:t>
       </w:r>
       <w:r>
         <w:t xml:space="preserve"> – </w:t>
@@ -29393,7 +30237,15 @@
         <w:t xml:space="preserve"> </w:t>
       </w:r>
       <w:r>
-        <w:t>{{N.MODALIDADE}}</w:t>
+        <w:t>{{</w:t>
+      </w:r>
+      <w:proofErr w:type="gramStart"/>
+      <w:r>
+        <w:t>N.MODALIDADE</w:t>
+      </w:r>
+      <w:proofErr w:type="gramEnd"/>
+      <w:r>
+        <w:t>}}</w:t>
       </w:r>
       <w:r>
         <w:t xml:space="preserve"> </w:t>
@@ -29443,7 +30295,19 @@
         <w:t xml:space="preserve">Federal nº </w:t>
       </w:r>
       <w:r>
-        <w:t>14.133/2021, Decreto Municipal 2056/2024 e demais legislações aplicáveis.</w:t>
+        <w:t>14.133/2021, Decreto Municipal 2056/2024</w:t>
+      </w:r>
+      <w:r>
+        <w:t xml:space="preserve">, </w:t>
+      </w:r>
+      <w:r>
+        <w:rPr>
+          <w:bCs/>
+        </w:rPr>
+        <w:t xml:space="preserve">Decreto Municipal 2249/2026 </w:t>
+      </w:r>
+      <w:r>
+        <w:t>e demais legislações aplicáveis.</w:t>
       </w:r>
     </w:p>
     <w:p>
@@ -29707,7 +30571,16 @@
                 <w:sz w:val="24"/>
                 <w:szCs w:val="24"/>
               </w:rPr>
-              <w:t>VALOR UNIT.</w:t>
+              <w:t xml:space="preserve">VALOR </w:t>
+            </w:r>
+            <w:r>
+              <w:rPr>
+                <w:rFonts w:ascii="Calibri" w:eastAsia="Arial Unicode MS" w:hAnsi="Calibri" w:cs="Calibri"/>
+                <w:sz w:val="24"/>
+                <w:szCs w:val="24"/>
+              </w:rPr>
+              <w:lastRenderedPageBreak/>
+              <w:t>UNIT.</w:t>
             </w:r>
           </w:p>
         </w:tc>
@@ -29738,7 +30611,17 @@
                 <w:sz w:val="24"/>
                 <w:szCs w:val="24"/>
               </w:rPr>
-              <w:t>VALOR TOTAL</w:t>
+              <w:lastRenderedPageBreak/>
+              <w:t xml:space="preserve">VALOR </w:t>
+            </w:r>
+            <w:r>
+              <w:rPr>
+                <w:rFonts w:ascii="Calibri" w:eastAsia="Arial Unicode MS" w:hAnsi="Calibri" w:cs="Calibri"/>
+                <w:sz w:val="24"/>
+                <w:szCs w:val="24"/>
+              </w:rPr>
+              <w:lastRenderedPageBreak/>
+              <w:t>TOTAL</w:t>
             </w:r>
           </w:p>
         </w:tc>
@@ -30413,6 +31296,7 @@
           <w:sz w:val="24"/>
           <w:szCs w:val="24"/>
         </w:rPr>
+        <w:lastRenderedPageBreak/>
         <w:t>Efetuar os pagamentos devidos à Contratada, observadas as condições, prazos e formas estabelecidas neste Contrato, bem como a regularidade fiscal e trabalhista da contratada.</w:t>
       </w:r>
     </w:p>
@@ -30442,7 +31326,6 @@
           <w:sz w:val="24"/>
           <w:szCs w:val="24"/>
         </w:rPr>
-        <w:lastRenderedPageBreak/>
         <w:t>Aplicar, quando cabível, as penalidades previstas neste Contrato e na legislação, em caso de inexecução total ou parcial, irregularidades ou atrasos injustificados.</w:t>
       </w:r>
     </w:p>
@@ -30989,6 +31872,7 @@
           <w:szCs w:val="24"/>
           <w:lang w:eastAsia="en-US" w:bidi="en-US"/>
         </w:rPr>
+        <w:lastRenderedPageBreak/>
         <w:t>Adotar todas as providências necessárias à preservação do meio ambiente, responsabilizando-se por danos causados por si ou por seus empregados, prepostos, subcontratados ou fornecedores.</w:t>
       </w:r>
     </w:p>
@@ -31023,7 +31907,6 @@
           <w:szCs w:val="24"/>
           <w:lang w:eastAsia="en-US" w:bidi="en-US"/>
         </w:rPr>
-        <w:lastRenderedPageBreak/>
         <w:t>Arcar com todos os custos diretos e indiretos relativos à execução do contrato, inclusive encargos trabalhistas, previdenciários, fiscais, comerciais, securitários, de transporte, alimentação, equipamentos, energia elétrica e comunicações.</w:t>
       </w:r>
     </w:p>
@@ -31534,6 +32417,7 @@
           <w:sz w:val="24"/>
           <w:szCs w:val="24"/>
         </w:rPr>
+        <w:lastRenderedPageBreak/>
         <w:t>Cumprir com todas as demais normais que, embora não citadas diretamente, sejam aplicáveis naturalmente à execução.</w:t>
       </w:r>
     </w:p>
@@ -31564,17 +32448,7 @@
           <w:sz w:val="24"/>
           <w:szCs w:val="24"/>
         </w:rPr>
-        <w:t xml:space="preserve">Promover o afastamento, no prazo máximo de 24 (vinte e quatro) horas após o recebimento da notificação, de qualquer dos seus empregados, fornecedores ou prestadores de </w:t>
-      </w:r>
-      <w:r>
-        <w:rPr>
-          <w:rFonts w:ascii="Calibri" w:eastAsiaTheme="minorEastAsia" w:hAnsi="Calibri" w:cs="Calibri"/>
-          <w:color w:val="000000"/>
-          <w:sz w:val="24"/>
-          <w:szCs w:val="24"/>
-        </w:rPr>
-        <w:lastRenderedPageBreak/>
-        <w:t>serviço que não corresponder à confiança ou perturbar a ação de qualquer Departamento da Administração Pública.</w:t>
+        <w:t>Promover o afastamento, no prazo máximo de 24 (vinte e quatro) horas após o recebimento da notificação, de qualquer dos seus empregados, fornecedores ou prestadores de serviço que não corresponder à confiança ou perturbar a ação de qualquer Departamento da Administração Pública.</w:t>
       </w:r>
     </w:p>
     <w:p>
@@ -31950,7 +32824,11 @@
         <w:ind w:left="0" w:firstLine="0"/>
       </w:pPr>
       <w:r>
-        <w:t xml:space="preserve">Os produtos/serviços rejeitados deverão ser substituídos pela Contratada no prazo máximo de </w:t>
+        <w:t xml:space="preserve">Os produtos/serviços rejeitados deverão ser substituídos pela Contratada no prazo </w:t>
+      </w:r>
+      <w:r>
+        <w:lastRenderedPageBreak/>
+        <w:t xml:space="preserve">máximo de </w:t>
       </w:r>
       <w:r>
         <w:t>{{PRAZO DEVOLUCAO}}</w:t>
@@ -31972,11 +32850,7 @@
         <w:ind w:left="0" w:firstLine="0"/>
       </w:pPr>
       <w:r>
-        <w:t xml:space="preserve">Especialmente, mas não limitado, nos casos de prestação de serviços, contínuos ou não, alternativamente ao encaminhamento para comissão sancionadora, a forma de refazimento </w:t>
-      </w:r>
-      <w:r>
-        <w:lastRenderedPageBreak/>
-        <w:t>poderá ser definida pelo fiscal do Contrato, tendo como amparo o CAPÍTULO XII – DOS MEIOS ALTERNATIVOS DE RESOLUÇÃO DE CONTROVÉRSIAS da Lei Federal nº 14.133/2021 e demais normas aplicáveis.</w:t>
+        <w:t>Especialmente, mas não limitado, nos casos de prestação de serviços, contínuos ou não, alternativamente ao encaminhamento para comissão sancionadora, a forma de refazimento poderá ser definida pelo fiscal do Contrato, tendo como amparo o CAPÍTULO XII – DOS MEIOS ALTERNATIVOS DE RESOLUÇÃO DE CONTROVÉRSIAS da Lei Federal nº 14.133/2021 e demais normas aplicáveis.</w:t>
       </w:r>
     </w:p>
     <w:p>
@@ -31989,7 +32863,15 @@
         <w:ind w:left="0" w:firstLine="0"/>
       </w:pPr>
       <w:r>
-        <w:t xml:space="preserve">O recebimento definitivo ocorrerá em até 03 (três) dias úteis após o recebimento provisório, mediante verificação da qualidade, quantidade e conformidade do material entregue ou serviço executado, sendo formalizado por termo circunstanciado de recebimento definitivo. </w:t>
+        <w:t xml:space="preserve">O recebimento definitivo ocorrerá em até 03 (três) dias úteis após o recebimento provisório, mediante verificação da qualidade, quantidade e conformidade do material entregue ou serviço executado, sendo formalizado </w:t>
+      </w:r>
+      <w:proofErr w:type="spellStart"/>
+      <w:r>
+        <w:t>por</w:t>
+      </w:r>
+      <w:proofErr w:type="spellEnd"/>
+      <w:r>
+        <w:t xml:space="preserve"> termo circunstanciado de recebimento definitivo. </w:t>
       </w:r>
     </w:p>
     <w:p>
@@ -32598,7 +33480,17 @@
           <w:sz w:val="24"/>
           <w:szCs w:val="24"/>
         </w:rPr>
-        <w:t>quando necessária a modificação da forma de pagamento por imposição de circunstâncias supervenientes, mantido o valor inicial atualizado e vedada a antecipação do pagamento em relação ao cronograma financeiro fixado sem a correspondente contraprestação de fornecimento de bens ou execução de obra ou serviço;</w:t>
+        <w:t xml:space="preserve">quando necessária a modificação da forma de pagamento por imposição de circunstâncias supervenientes, mantido o valor inicial atualizado e vedada a antecipação do </w:t>
+      </w:r>
+      <w:r>
+        <w:rPr>
+          <w:rFonts w:ascii="Calibri" w:eastAsia="Arial Unicode MS" w:hAnsi="Calibri" w:cs="Calibri"/>
+          <w:bCs/>
+          <w:sz w:val="24"/>
+          <w:szCs w:val="24"/>
+        </w:rPr>
+        <w:lastRenderedPageBreak/>
+        <w:t>pagamento em relação ao cronograma financeiro fixado sem a correspondente contraprestação de fornecimento de bens ou execução de obra ou serviço;</w:t>
       </w:r>
     </w:p>
     <w:p>
@@ -32632,17 +33524,7 @@
           <w:sz w:val="24"/>
           <w:szCs w:val="24"/>
         </w:rPr>
-        <w:t xml:space="preserve">para restabelecer o equilíbrio econômico-financeiro inicial do contrato em caso de força maior, caso fortuito ou fato do príncipe ou em decorrência de fatos imprevisíveis ou </w:t>
-      </w:r>
-      <w:r>
-        <w:rPr>
-          <w:rFonts w:ascii="Calibri" w:eastAsia="Arial Unicode MS" w:hAnsi="Calibri" w:cs="Calibri"/>
-          <w:bCs/>
-          <w:sz w:val="24"/>
-          <w:szCs w:val="24"/>
-        </w:rPr>
-        <w:lastRenderedPageBreak/>
-        <w:t>previsíveis de consequências incalculáveis, que inviabilizem a execução do contrato tal como pactuado, respeitada, em qualquer caso, a repartição objetiva de risco estabelecida no contrato.</w:t>
+        <w:t>para restabelecer o equilíbrio econômico-financeiro inicial do contrato em caso de força maior, caso fortuito ou fato do príncipe ou em decorrência de fatos imprevisíveis ou previsíveis de consequências incalculáveis, que inviabilizem a execução do contrato tal como pactuado, respeitada, em qualquer caso, a repartição objetiva de risco estabelecida no contrato.</w:t>
       </w:r>
     </w:p>
     <w:p>
@@ -32935,7 +33817,15 @@
           <w:rFonts w:eastAsia="Arial Unicode MS"/>
           <w:bCs/>
         </w:rPr>
-        <w:t xml:space="preserve"> e a Contratada não poder cumprir as obrigações estabelecidas no instrumento contratual, será facultado a Contratada requerer à Administração a alteração do preço registrado, mediante comprovação de fato superveniente que o impossibilite de cumprir o compromisso. </w:t>
+        <w:t xml:space="preserve"> e a Contratada não poder cumprir as obrigações estabelecidas no instrumento contratual, será facultado a Contratada requerer à Administração a alteração do </w:t>
+      </w:r>
+      <w:r>
+        <w:rPr>
+          <w:rFonts w:eastAsia="Arial Unicode MS"/>
+          <w:bCs/>
+        </w:rPr>
+        <w:lastRenderedPageBreak/>
+        <w:t xml:space="preserve">preço registrado, mediante comprovação de fato superveniente que o impossibilite de cumprir o compromisso. </w:t>
       </w:r>
     </w:p>
     <w:p>
@@ -32985,7 +33875,6 @@
           <w:rFonts w:eastAsia="Arial Unicode MS"/>
           <w:bCs/>
         </w:rPr>
-        <w:lastRenderedPageBreak/>
         <w:t>inviabilidade do preço registrado em relação às condições inicialmente pactuadas.</w:t>
       </w:r>
     </w:p>
@@ -33601,6 +34490,7 @@
         <w:ind w:left="0" w:firstLine="0"/>
       </w:pPr>
       <w:r>
+        <w:lastRenderedPageBreak/>
         <w:t>Os fiscais e gestor ora designados poderão vir a ser substituídos à critério da Administração.</w:t>
       </w:r>
     </w:p>
@@ -33623,11 +34513,7 @@
         <w:t xml:space="preserve">será exercida por representante da Contratante, ao qual competirá dirimir as dúvidas que surgirem no curso da vigência do </w:t>
       </w:r>
       <w:r>
-        <w:t xml:space="preserve">instrumento </w:t>
-      </w:r>
-      <w:r>
-        <w:lastRenderedPageBreak/>
-        <w:t>contratual</w:t>
+        <w:t>instrumento contratual</w:t>
       </w:r>
       <w:r>
         <w:t xml:space="preserve"> </w:t>
@@ -34133,7 +35019,11 @@
         <w:textAlignment w:val="auto"/>
       </w:pPr>
       <w:r>
-        <w:t>O licitante ou o contratado responderá administrativamente pelas infrações previstas na Lei Federal nº 14.133/2021, no Decreto Municipal nº 2.249/2026, neste Edital e no instrumento contratual, especialmente aquelas relacionadas à inexecução total ou parcial, ao atraso injustificado na execução, à não manutenção da proposta, à recusa em celebrar o contrato, à apresentação de documentação ou declaração falsa, à fraude, ao comportamento inidôneo e aos demais atos previstos na legislação aplicável.</w:t>
+        <w:t xml:space="preserve">O licitante ou o contratado responderá administrativamente pelas infrações previstas na Lei Federal nº 14.133/2021, no Decreto Municipal nº 2.249/2026, neste Edital e no instrumento contratual, especialmente aquelas relacionadas à inexecução total ou parcial, ao atraso injustificado na execução, à não manutenção da proposta, à recusa em celebrar o contrato, à apresentação de documentação ou declaração falsa, à fraude, ao comportamento inidôneo e aos </w:t>
+      </w:r>
+      <w:r>
+        <w:lastRenderedPageBreak/>
+        <w:t>demais atos previstos na legislação aplicável.</w:t>
       </w:r>
     </w:p>
     <w:p>
@@ -34147,11 +35037,7 @@
         <w:textAlignment w:val="auto"/>
       </w:pPr>
       <w:r>
-        <w:t xml:space="preserve">O processo administrativo sancionador obedecerá, dentre outros, aos princípios da transparência, legalidade, finalidade, motivação, razoabilidade, proporcionalidade, moralidade, ampla defesa, contraditório, segurança jurídica, impessoalidade, eficiência, celeridade, </w:t>
-      </w:r>
-      <w:r>
-        <w:lastRenderedPageBreak/>
-        <w:t>oficialidade, publicidade e supremacia do interesse público.</w:t>
+        <w:t>O processo administrativo sancionador obedecerá, dentre outros, aos princípios da transparência, legalidade, finalidade, motivação, razoabilidade, proporcionalidade, moralidade, ampla defesa, contraditório, segurança jurídica, impessoalidade, eficiência, celeridade, oficialidade, publicidade e supremacia do interesse público.</w:t>
       </w:r>
     </w:p>
     <w:p>
@@ -34179,7 +35065,15 @@
         <w:textAlignment w:val="auto"/>
       </w:pPr>
       <w:r>
-        <w:t>I - dar causa à inexecução parcial do instrumento contratual;</w:t>
+        <w:t xml:space="preserve">I - </w:t>
+      </w:r>
+      <w:proofErr w:type="gramStart"/>
+      <w:r>
+        <w:t>dar</w:t>
+      </w:r>
+      <w:proofErr w:type="gramEnd"/>
+      <w:r>
+        <w:t xml:space="preserve"> causa à inexecução parcial do instrumento contratual;</w:t>
       </w:r>
     </w:p>
     <w:p>
@@ -34193,7 +35087,15 @@
         <w:textAlignment w:val="auto"/>
       </w:pPr>
       <w:r>
-        <w:t>II - dar causa à inexecução parcial do instrumento contratual que cause grave dano à administração, ao funcionamento dos serviços públicos ou ao interesse coletivo;</w:t>
+        <w:t xml:space="preserve">II - </w:t>
+      </w:r>
+      <w:proofErr w:type="gramStart"/>
+      <w:r>
+        <w:t>dar</w:t>
+      </w:r>
+      <w:proofErr w:type="gramEnd"/>
+      <w:r>
+        <w:t xml:space="preserve"> causa à inexecução parcial do instrumento contratual que cause grave dano à administração, ao funcionamento dos serviços públicos ou ao interesse coletivo;</w:t>
       </w:r>
     </w:p>
     <w:p>
@@ -34221,7 +35123,15 @@
         <w:textAlignment w:val="auto"/>
       </w:pPr>
       <w:r>
-        <w:t>IV - deixar de entregar a documentação exigida;</w:t>
+        <w:t xml:space="preserve">IV - </w:t>
+      </w:r>
+      <w:proofErr w:type="gramStart"/>
+      <w:r>
+        <w:t>deixar</w:t>
+      </w:r>
+      <w:proofErr w:type="gramEnd"/>
+      <w:r>
+        <w:t xml:space="preserve"> de entregar a documentação exigida;</w:t>
       </w:r>
     </w:p>
     <w:p>
@@ -34235,7 +35145,15 @@
         <w:textAlignment w:val="auto"/>
       </w:pPr>
       <w:r>
-        <w:t>V - não manter a proposta, salvo em decorrência de fato superveniente devidamente justificado;</w:t>
+        <w:t xml:space="preserve">V - </w:t>
+      </w:r>
+      <w:proofErr w:type="gramStart"/>
+      <w:r>
+        <w:t>não</w:t>
+      </w:r>
+      <w:proofErr w:type="gramEnd"/>
+      <w:r>
+        <w:t xml:space="preserve"> manter a proposta, salvo em decorrência de fato superveniente devidamente justificado;</w:t>
       </w:r>
     </w:p>
     <w:p>
@@ -34249,7 +35167,15 @@
         <w:textAlignment w:val="auto"/>
       </w:pPr>
       <w:r>
-        <w:t>VI - não celebrar o instrumento contratual ou não entregar a documentação exigida para a contratação, quando convocado dentro do prazo de validade de sua proposta;</w:t>
+        <w:t xml:space="preserve">VI - </w:t>
+      </w:r>
+      <w:proofErr w:type="gramStart"/>
+      <w:r>
+        <w:t>não</w:t>
+      </w:r>
+      <w:proofErr w:type="gramEnd"/>
+      <w:r>
+        <w:t xml:space="preserve"> celebrar o instrumento contratual ou não entregar a documentação exigida para a contratação, quando convocado dentro do prazo de validade de sua proposta;</w:t>
       </w:r>
     </w:p>
     <w:p>
@@ -34291,7 +35217,15 @@
         <w:textAlignment w:val="auto"/>
       </w:pPr>
       <w:r>
-        <w:t>IX - fraudar a licitação ou praticar ato fraudulento na execução do instrumento contratual;</w:t>
+        <w:t xml:space="preserve">IX - </w:t>
+      </w:r>
+      <w:proofErr w:type="gramStart"/>
+      <w:r>
+        <w:t>fraudar</w:t>
+      </w:r>
+      <w:proofErr w:type="gramEnd"/>
+      <w:r>
+        <w:t xml:space="preserve"> a licitação ou praticar ato fraudulento na execução do instrumento contratual;</w:t>
       </w:r>
     </w:p>
     <w:p>
@@ -34305,7 +35239,15 @@
         <w:textAlignment w:val="auto"/>
       </w:pPr>
       <w:r>
-        <w:t>X - comportar-se de modo inidôneo ou cometer fraude de qualquer natureza;</w:t>
+        <w:t xml:space="preserve">X - </w:t>
+      </w:r>
+      <w:proofErr w:type="gramStart"/>
+      <w:r>
+        <w:t>comportar-se</w:t>
+      </w:r>
+      <w:proofErr w:type="gramEnd"/>
+      <w:r>
+        <w:t xml:space="preserve"> de modo inidôneo ou cometer fraude de qualquer natureza;</w:t>
       </w:r>
     </w:p>
     <w:p>
@@ -34361,7 +35303,15 @@
         <w:textAlignment w:val="auto"/>
       </w:pPr>
       <w:r>
-        <w:t>I - advertência;</w:t>
+        <w:t xml:space="preserve">I - </w:t>
+      </w:r>
+      <w:proofErr w:type="gramStart"/>
+      <w:r>
+        <w:t>advertência</w:t>
+      </w:r>
+      <w:proofErr w:type="gramEnd"/>
+      <w:r>
+        <w:t>;</w:t>
       </w:r>
     </w:p>
     <w:p>
@@ -34375,7 +35325,15 @@
         <w:textAlignment w:val="auto"/>
       </w:pPr>
       <w:r>
-        <w:t>II - multa;</w:t>
+        <w:t xml:space="preserve">II - </w:t>
+      </w:r>
+      <w:proofErr w:type="gramStart"/>
+      <w:r>
+        <w:t>multa</w:t>
+      </w:r>
+      <w:proofErr w:type="gramEnd"/>
+      <w:r>
+        <w:t>;</w:t>
       </w:r>
     </w:p>
     <w:p>
@@ -34403,7 +35361,15 @@
         <w:textAlignment w:val="auto"/>
       </w:pPr>
       <w:r>
-        <w:t>IV - declaração de inidoneidade para licitar ou contratar.</w:t>
+        <w:t xml:space="preserve">IV - </w:t>
+      </w:r>
+      <w:proofErr w:type="gramStart"/>
+      <w:r>
+        <w:t>declaração</w:t>
+      </w:r>
+      <w:proofErr w:type="gramEnd"/>
+      <w:r>
+        <w:t xml:space="preserve"> de inidoneidade para licitar ou contratar.</w:t>
       </w:r>
     </w:p>
     <w:p>
@@ -34515,6 +35481,7 @@
         <w:textAlignment w:val="auto"/>
       </w:pPr>
       <w:r>
+        <w:lastRenderedPageBreak/>
         <w:t>Não serão aplicadas multas moratórias e compensatórias pelo mesmo fato contratual.</w:t>
       </w:r>
     </w:p>
@@ -34558,7 +35525,6 @@
           <w:highlight w:val="yellow"/>
           <w:u w:val="single"/>
         </w:rPr>
-        <w:lastRenderedPageBreak/>
         <w:t>A aplicação de multa moratória será em percentual de 1% (um por cento) por dia de atraso na entrega do objeto da contratação ou de eventual obrigação acessória, recaindo o cálculo sobre o valor da parcela inadimplida até o limite de 10% (dez por cento) do instrumento contratual ou do instrumento equivalente.</w:t>
       </w:r>
     </w:p>
@@ -34685,7 +35651,15 @@
         <w:textAlignment w:val="auto"/>
       </w:pPr>
       <w:r>
-        <w:t>I – obrigatoriamente, após exame jurídico, ao responsável pelas infrações administrativas previstas nos incisos VIII, IX, X, XI e XII;</w:t>
+        <w:t xml:space="preserve">I – </w:t>
+      </w:r>
+      <w:proofErr w:type="gramStart"/>
+      <w:r>
+        <w:t>obrigatoriamente</w:t>
+      </w:r>
+      <w:proofErr w:type="gramEnd"/>
+      <w:r>
+        <w:t>, após exame jurídico, ao responsável pelas infrações administrativas previstas nos incisos VIII, IX, X, XI e XII;</w:t>
       </w:r>
     </w:p>
     <w:p>
@@ -34699,7 +35673,15 @@
         <w:textAlignment w:val="auto"/>
       </w:pPr>
       <w:r>
-        <w:t>II – opcionalmente, após exame jurídico que conclua pela excessiva gravidade do ato, quanto às infrações administrativas previstas nos incisos II, III, IV, V, VI e VII, que necessitem de imposição de penalidade mais grave que o impedimento de licitar e contratar com a administração do Município.</w:t>
+        <w:t xml:space="preserve">II – </w:t>
+      </w:r>
+      <w:proofErr w:type="gramStart"/>
+      <w:r>
+        <w:t>opcionalmente</w:t>
+      </w:r>
+      <w:proofErr w:type="gramEnd"/>
+      <w:r>
+        <w:t>, após exame jurídico que conclua pela excessiva gravidade do ato, quanto às infrações administrativas previstas nos incisos II, III, IV, V, VI e VII, que necessitem de imposição de penalidade mais grave que o impedimento de licitar e contratar com a administração do Município.</w:t>
       </w:r>
     </w:p>
     <w:p>
@@ -34741,6 +35723,7 @@
         <w:textAlignment w:val="auto"/>
       </w:pPr>
       <w:r>
+        <w:lastRenderedPageBreak/>
         <w:t>Constatada a ocorrência de alguma infração administrativa, o responsável pela área de contratações ou o fiscal ou gestor de instrumento contratual deverá:</w:t>
       </w:r>
     </w:p>
@@ -34755,11 +35738,15 @@
         <w:textAlignment w:val="auto"/>
       </w:pPr>
       <w:r>
-        <w:t xml:space="preserve">I – notificar, no e-mail informado no instrumento contratual ou proposta, o licitante ou o contratado para, no prazo de até 5 (cinco) dias úteis, apresentar justificativa e, em </w:t>
-      </w:r>
-      <w:r>
-        <w:lastRenderedPageBreak/>
-        <w:t>sendo o caso, realizar a correção da irregularidade;</w:t>
+        <w:t xml:space="preserve">I – </w:t>
+      </w:r>
+      <w:proofErr w:type="gramStart"/>
+      <w:r>
+        <w:t>notificar</w:t>
+      </w:r>
+      <w:proofErr w:type="gramEnd"/>
+      <w:r>
+        <w:t>, no e-mail informado no instrumento contratual ou proposta, o licitante ou o contratado para, no prazo de até 5 (cinco) dias úteis, apresentar justificativa e, em sendo o caso, realizar a correção da irregularidade;</w:t>
       </w:r>
     </w:p>
     <w:p>
@@ -34773,7 +35760,15 @@
         <w:textAlignment w:val="auto"/>
       </w:pPr>
       <w:r>
-        <w:t>II - analisar a justificativa.</w:t>
+        <w:t xml:space="preserve">II - </w:t>
+      </w:r>
+      <w:proofErr w:type="gramStart"/>
+      <w:r>
+        <w:t>analisar</w:t>
+      </w:r>
+      <w:proofErr w:type="gramEnd"/>
+      <w:r>
+        <w:t xml:space="preserve"> a justificativa.</w:t>
       </w:r>
     </w:p>
     <w:p>
@@ -34872,7 +35867,15 @@
         <w:textAlignment w:val="auto"/>
       </w:pPr>
       <w:r>
-        <w:t>I - inexistência ou nulidade da intimação;</w:t>
+        <w:t xml:space="preserve">I - </w:t>
+      </w:r>
+      <w:proofErr w:type="gramStart"/>
+      <w:r>
+        <w:t>inexistência ou nulidade</w:t>
+      </w:r>
+      <w:proofErr w:type="gramEnd"/>
+      <w:r>
+        <w:t xml:space="preserve"> da intimação;</w:t>
       </w:r>
     </w:p>
     <w:p>
@@ -34886,7 +35889,15 @@
         <w:textAlignment w:val="auto"/>
       </w:pPr>
       <w:r>
-        <w:t>II - incompetência da autoridade sancionadora;</w:t>
+        <w:t xml:space="preserve">II - </w:t>
+      </w:r>
+      <w:proofErr w:type="gramStart"/>
+      <w:r>
+        <w:t>incompetência</w:t>
+      </w:r>
+      <w:proofErr w:type="gramEnd"/>
+      <w:r>
+        <w:t xml:space="preserve"> da autoridade sancionadora;</w:t>
       </w:r>
     </w:p>
     <w:p>
@@ -34914,7 +35925,15 @@
         <w:textAlignment w:val="auto"/>
       </w:pPr>
       <w:r>
-        <w:t>IV - decisão judicial que de qualquer forma obste o regular andamento do processo administrativo;</w:t>
+        <w:t xml:space="preserve">IV - </w:t>
+      </w:r>
+      <w:proofErr w:type="gramStart"/>
+      <w:r>
+        <w:t>decisão</w:t>
+      </w:r>
+      <w:proofErr w:type="gramEnd"/>
+      <w:r>
+        <w:t xml:space="preserve"> judicial que de qualquer forma obste o regular andamento do processo administrativo;</w:t>
       </w:r>
     </w:p>
     <w:p>
@@ -34928,7 +35947,15 @@
         <w:textAlignment w:val="auto"/>
       </w:pPr>
       <w:r>
-        <w:t>V - decadência ou prescrição;</w:t>
+        <w:t xml:space="preserve">V - </w:t>
+      </w:r>
+      <w:proofErr w:type="gramStart"/>
+      <w:r>
+        <w:t>decadência ou prescrição</w:t>
+      </w:r>
+      <w:proofErr w:type="gramEnd"/>
+      <w:r>
+        <w:t>;</w:t>
       </w:r>
     </w:p>
     <w:p>
@@ -34942,7 +35969,15 @@
         <w:textAlignment w:val="auto"/>
       </w:pPr>
       <w:r>
-        <w:t>VI - as provas que pretende produzir e os fatos que pretenda comprovar;</w:t>
+        <w:t xml:space="preserve">VI - </w:t>
+      </w:r>
+      <w:proofErr w:type="gramStart"/>
+      <w:r>
+        <w:t>as</w:t>
+      </w:r>
+      <w:proofErr w:type="gramEnd"/>
+      <w:r>
+        <w:t xml:space="preserve"> provas que pretende produzir e os fatos que pretenda comprovar;</w:t>
       </w:r>
     </w:p>
     <w:p>
@@ -35026,7 +36061,11 @@
         <w:textAlignment w:val="auto"/>
       </w:pPr>
       <w:r>
-        <w:t>Apresentado o relatório, os membros da Comissão Sancionadora ficarão à disposição do Presidente para prestação de qualquer esclarecimento necessário.</w:t>
+        <w:t xml:space="preserve">Apresentado o relatório, os membros da Comissão Sancionadora ficarão à disposição do </w:t>
+      </w:r>
+      <w:r>
+        <w:lastRenderedPageBreak/>
+        <w:t>Presidente para prestação de qualquer esclarecimento necessário.</w:t>
       </w:r>
     </w:p>
     <w:p>
@@ -35054,11 +36093,7 @@
         <w:textAlignment w:val="auto"/>
       </w:pPr>
       <w:r>
-        <w:t xml:space="preserve">A autoridade competente, considerando o relatório do PAS, ao aplicar as sanções, </w:t>
-      </w:r>
-      <w:r>
-        <w:lastRenderedPageBreak/>
-        <w:t>avaliará:</w:t>
+        <w:t>A autoridade competente, considerando o relatório do PAS, ao aplicar as sanções, avaliará:</w:t>
       </w:r>
     </w:p>
     <w:p>
@@ -35086,7 +36121,15 @@
         <w:textAlignment w:val="auto"/>
       </w:pPr>
       <w:r>
-        <w:t>II - as peculiaridades do caso concreto;</w:t>
+        <w:t xml:space="preserve">II - </w:t>
+      </w:r>
+      <w:proofErr w:type="gramStart"/>
+      <w:r>
+        <w:t>as</w:t>
+      </w:r>
+      <w:proofErr w:type="gramEnd"/>
+      <w:r>
+        <w:t xml:space="preserve"> peculiaridades do caso concreto;</w:t>
       </w:r>
     </w:p>
     <w:p>
@@ -35114,7 +36157,15 @@
         <w:textAlignment w:val="auto"/>
       </w:pPr>
       <w:r>
-        <w:t>IV - os danos que dela provierem para a Administração Pública;</w:t>
+        <w:t xml:space="preserve">IV - </w:t>
+      </w:r>
+      <w:proofErr w:type="gramStart"/>
+      <w:r>
+        <w:t>os</w:t>
+      </w:r>
+      <w:proofErr w:type="gramEnd"/>
+      <w:r>
+        <w:t xml:space="preserve"> danos que dela provierem para a Administração Pública;</w:t>
       </w:r>
     </w:p>
     <w:p>
@@ -35128,7 +36179,15 @@
         <w:textAlignment w:val="auto"/>
       </w:pPr>
       <w:r>
-        <w:t>V - a implantação ou o aperfeiçoamento de programa de integridade, conforme normas e orientações dos órgãos de controle.</w:t>
+        <w:t xml:space="preserve">V - </w:t>
+      </w:r>
+      <w:proofErr w:type="gramStart"/>
+      <w:r>
+        <w:t>a</w:t>
+      </w:r>
+      <w:proofErr w:type="gramEnd"/>
+      <w:r>
+        <w:t xml:space="preserve"> implantação ou o aperfeiçoamento de programa de integridade, conforme normas e orientações dos órgãos de controle.</w:t>
       </w:r>
     </w:p>
     <w:p>
@@ -35156,7 +36215,15 @@
         <w:textAlignment w:val="auto"/>
       </w:pPr>
       <w:r>
-        <w:t>I - a reincidência;</w:t>
+        <w:t xml:space="preserve">I - </w:t>
+      </w:r>
+      <w:proofErr w:type="gramStart"/>
+      <w:r>
+        <w:t>a</w:t>
+      </w:r>
+      <w:proofErr w:type="gramEnd"/>
+      <w:r>
+        <w:t xml:space="preserve"> reincidência;</w:t>
       </w:r>
     </w:p>
     <w:p>
@@ -35170,7 +36237,15 @@
         <w:textAlignment w:val="auto"/>
       </w:pPr>
       <w:r>
-        <w:t>II - não responder às notificações enviadas pela gestão do instrumento contratual ou correlato quando se tratar de nota de empenho substituta de instrumento contratual;</w:t>
+        <w:t xml:space="preserve">II - </w:t>
+      </w:r>
+      <w:proofErr w:type="gramStart"/>
+      <w:r>
+        <w:t>não</w:t>
+      </w:r>
+      <w:proofErr w:type="gramEnd"/>
+      <w:r>
+        <w:t xml:space="preserve"> responder às notificações enviadas pela gestão do instrumento contratual ou correlato quando se tratar de nota de empenho substituta de instrumento contratual;</w:t>
       </w:r>
     </w:p>
     <w:p>
@@ -35198,7 +36273,15 @@
         <w:textAlignment w:val="auto"/>
       </w:pPr>
       <w:r>
-        <w:t>IV - o conluio entre licitantes ou contratados para a prática da infração;</w:t>
+        <w:t xml:space="preserve">IV - </w:t>
+      </w:r>
+      <w:proofErr w:type="gramStart"/>
+      <w:r>
+        <w:t>o</w:t>
+      </w:r>
+      <w:proofErr w:type="gramEnd"/>
+      <w:r>
+        <w:t xml:space="preserve"> conluio entre licitantes ou contratados para a prática da infração;</w:t>
       </w:r>
     </w:p>
     <w:p>
@@ -35212,7 +36295,15 @@
         <w:textAlignment w:val="auto"/>
       </w:pPr>
       <w:r>
-        <w:t>V - a apresentação de documento falso no curso do processo administrativo de apuração de responsabilidade;</w:t>
+        <w:t xml:space="preserve">V - </w:t>
+      </w:r>
+      <w:proofErr w:type="gramStart"/>
+      <w:r>
+        <w:t>a</w:t>
+      </w:r>
+      <w:proofErr w:type="gramEnd"/>
+      <w:r>
+        <w:t xml:space="preserve"> apresentação de documento falso no curso do processo administrativo de apuração de responsabilidade;</w:t>
       </w:r>
     </w:p>
     <w:p>
@@ -35226,7 +36317,15 @@
         <w:textAlignment w:val="auto"/>
       </w:pPr>
       <w:r>
-        <w:t>VI - a prática de infrações em outros instrumentos contratuais administrativos celebrados com a administração municipal.</w:t>
+        <w:t xml:space="preserve">VI - </w:t>
+      </w:r>
+      <w:proofErr w:type="gramStart"/>
+      <w:r>
+        <w:t>a</w:t>
+      </w:r>
+      <w:proofErr w:type="gramEnd"/>
+      <w:r>
+        <w:t xml:space="preserve"> prática de infrações em outros instrumentos contratuais administrativos celebrados com a administração municipal.</w:t>
       </w:r>
     </w:p>
     <w:p>
@@ -35254,7 +36353,15 @@
         <w:textAlignment w:val="auto"/>
       </w:pPr>
       <w:r>
-        <w:t>I - o processado ser Microempresa ou Empresa de Pequeno Porte;</w:t>
+        <w:t xml:space="preserve">I - </w:t>
+      </w:r>
+      <w:proofErr w:type="gramStart"/>
+      <w:r>
+        <w:t>o</w:t>
+      </w:r>
+      <w:proofErr w:type="gramEnd"/>
+      <w:r>
+        <w:t xml:space="preserve"> processado ser Microempresa ou Empresa de Pequeno Porte;</w:t>
       </w:r>
     </w:p>
     <w:p>
@@ -35268,7 +36375,15 @@
         <w:textAlignment w:val="auto"/>
       </w:pPr>
       <w:r>
-        <w:t>II - a primariedade;</w:t>
+        <w:t xml:space="preserve">II - </w:t>
+      </w:r>
+      <w:proofErr w:type="gramStart"/>
+      <w:r>
+        <w:t>a</w:t>
+      </w:r>
+      <w:proofErr w:type="gramEnd"/>
+      <w:r>
+        <w:t xml:space="preserve"> primariedade;</w:t>
       </w:r>
     </w:p>
     <w:p>
@@ -35296,7 +36411,15 @@
         <w:textAlignment w:val="auto"/>
       </w:pPr>
       <w:r>
-        <w:t>IV - reparar o dano antes do julgamento;</w:t>
+        <w:t xml:space="preserve">IV - </w:t>
+      </w:r>
+      <w:proofErr w:type="gramStart"/>
+      <w:r>
+        <w:t>reparar</w:t>
+      </w:r>
+      <w:proofErr w:type="gramEnd"/>
+      <w:r>
+        <w:t xml:space="preserve"> o dano antes do julgamento;</w:t>
       </w:r>
     </w:p>
     <w:p>
@@ -35310,7 +36433,15 @@
         <w:textAlignment w:val="auto"/>
       </w:pPr>
       <w:r>
-        <w:t>V - confessar a autoria da infração.</w:t>
+        <w:t xml:space="preserve">V - </w:t>
+      </w:r>
+      <w:proofErr w:type="gramStart"/>
+      <w:r>
+        <w:t>confessar</w:t>
+      </w:r>
+      <w:proofErr w:type="gramEnd"/>
+      <w:r>
+        <w:t xml:space="preserve"> a autoria da infração.</w:t>
       </w:r>
     </w:p>
     <w:p>
@@ -35394,7 +36525,15 @@
         <w:textAlignment w:val="auto"/>
       </w:pPr>
       <w:r>
-        <w:t>I - fora do prazo;</w:t>
+        <w:t xml:space="preserve">I - </w:t>
+      </w:r>
+      <w:proofErr w:type="gramStart"/>
+      <w:r>
+        <w:t>fora</w:t>
+      </w:r>
+      <w:proofErr w:type="gramEnd"/>
+      <w:r>
+        <w:t xml:space="preserve"> do prazo;</w:t>
       </w:r>
     </w:p>
     <w:p>
@@ -35408,7 +36547,15 @@
         <w:textAlignment w:val="auto"/>
       </w:pPr>
       <w:r>
-        <w:t>II - por quem não seja legitimado;</w:t>
+        <w:t xml:space="preserve">II - </w:t>
+      </w:r>
+      <w:proofErr w:type="gramStart"/>
+      <w:r>
+        <w:t>por</w:t>
+      </w:r>
+      <w:proofErr w:type="gramEnd"/>
+      <w:r>
+        <w:t xml:space="preserve"> quem não seja legitimado;</w:t>
       </w:r>
     </w:p>
     <w:p>
@@ -35436,7 +36583,15 @@
         <w:textAlignment w:val="auto"/>
       </w:pPr>
       <w:r>
-        <w:t>IV - por ausência de interesse recursal;</w:t>
+        <w:t xml:space="preserve">IV - </w:t>
+      </w:r>
+      <w:proofErr w:type="gramStart"/>
+      <w:r>
+        <w:t>por</w:t>
+      </w:r>
+      <w:proofErr w:type="gramEnd"/>
+      <w:r>
+        <w:t xml:space="preserve"> ausência de interesse recursal;</w:t>
       </w:r>
     </w:p>
     <w:p>
@@ -35450,7 +36605,19 @@
         <w:textAlignment w:val="auto"/>
       </w:pPr>
       <w:r>
-        <w:t>V - contra atos de mero expediente ou preparatórios de decisões, bem como em face de análises técnicas e pareceres ou decisões irrecorríveis.</w:t>
+        <w:t xml:space="preserve">V - </w:t>
+      </w:r>
+      <w:proofErr w:type="gramStart"/>
+      <w:r>
+        <w:t>contra</w:t>
+      </w:r>
+      <w:proofErr w:type="gramEnd"/>
+      <w:r>
+        <w:t xml:space="preserve"> atos de mero expediente ou preparatórios de decisões, bem como em </w:t>
+      </w:r>
+      <w:r>
+        <w:lastRenderedPageBreak/>
+        <w:t>face de análises técnicas e pareceres ou decisões irrecorríveis.</w:t>
       </w:r>
     </w:p>
     <w:p>
@@ -35478,11 +36645,7 @@
         <w:textAlignment w:val="auto"/>
       </w:pPr>
       <w:r>
-        <w:t xml:space="preserve">O trânsito em julgado da decisão administrativa ocorrerá quando decorridos os prazos </w:t>
-      </w:r>
-      <w:r>
-        <w:lastRenderedPageBreak/>
-        <w:t>para interposição de recurso ou reconsideração da decisão sem sua oposição ou após o julgamento dos recursos ou pedido de reconsideração proferidos pela autoridade competente.</w:t>
+        <w:t>O trânsito em julgado da decisão administrativa ocorrerá quando decorridos os prazos para interposição de recurso ou reconsideração da decisão sem sua oposição ou após o julgamento dos recursos ou pedido de reconsideração proferidos pela autoridade competente.</w:t>
       </w:r>
     </w:p>
     <w:p>
@@ -35538,7 +36701,15 @@
         <w:textAlignment w:val="auto"/>
       </w:pPr>
       <w:r>
-        <w:t>I - descontada do valor de pagamento devido à apenada;</w:t>
+        <w:t xml:space="preserve">I - </w:t>
+      </w:r>
+      <w:proofErr w:type="gramStart"/>
+      <w:r>
+        <w:t>descontada</w:t>
+      </w:r>
+      <w:proofErr w:type="gramEnd"/>
+      <w:r>
+        <w:t xml:space="preserve"> do valor de pagamento devido à apenada;</w:t>
       </w:r>
     </w:p>
     <w:p>
@@ -35552,7 +36723,15 @@
         <w:textAlignment w:val="auto"/>
       </w:pPr>
       <w:r>
-        <w:t>II - descontada do valor da garantia, se na modalidade caução em dinheiro;</w:t>
+        <w:t xml:space="preserve">II - </w:t>
+      </w:r>
+      <w:proofErr w:type="gramStart"/>
+      <w:r>
+        <w:t>descontada</w:t>
+      </w:r>
+      <w:proofErr w:type="gramEnd"/>
+      <w:r>
+        <w:t xml:space="preserve"> do valor da garantia, se na modalidade caução em dinheiro;</w:t>
       </w:r>
     </w:p>
     <w:p>
@@ -35580,7 +36759,15 @@
         <w:textAlignment w:val="auto"/>
       </w:pPr>
       <w:r>
-        <w:t>IV - paga diretamente ao erário, em parcela única ou parceladamente, conforme o rito previsto pelo Departamento de Tributos e pela legislação para os débitos perante a Fazenda Pública.</w:t>
+        <w:t xml:space="preserve">IV - </w:t>
+      </w:r>
+      <w:proofErr w:type="gramStart"/>
+      <w:r>
+        <w:t>paga</w:t>
+      </w:r>
+      <w:proofErr w:type="gramEnd"/>
+      <w:r>
+        <w:t xml:space="preserve"> diretamente ao erário, em parcela única ou parceladamente, conforme o rito previsto pelo Departamento de Tributos e pela legislação para os débitos perante a Fazenda Pública.</w:t>
       </w:r>
     </w:p>
     <w:p>
@@ -35650,7 +36837,15 @@
         <w:textAlignment w:val="auto"/>
       </w:pPr>
       <w:r>
-        <w:t>I - o Decreto-Lei Federal nº 4.657, de 4 de setembro de 1942 - Lei de Introdução às Normas do Direito Brasileiro;</w:t>
+        <w:t xml:space="preserve">I - </w:t>
+      </w:r>
+      <w:proofErr w:type="gramStart"/>
+      <w:r>
+        <w:t>o</w:t>
+      </w:r>
+      <w:proofErr w:type="gramEnd"/>
+      <w:r>
+        <w:t xml:space="preserve"> Decreto-Lei Federal nº 4.657, de 4 de setembro de 1942 - Lei de Introdução às Normas do Direito Brasileiro;</w:t>
       </w:r>
     </w:p>
     <w:p>
@@ -35664,7 +36859,15 @@
         <w:textAlignment w:val="auto"/>
       </w:pPr>
       <w:r>
-        <w:t>II - a Lei Federal nº 9.784, de 29 de janeiro de 1999, que regula o processo administrativo no âmbito da administração pública federal;</w:t>
+        <w:t xml:space="preserve">II - </w:t>
+      </w:r>
+      <w:proofErr w:type="gramStart"/>
+      <w:r>
+        <w:t>a</w:t>
+      </w:r>
+      <w:proofErr w:type="gramEnd"/>
+      <w:r>
+        <w:t xml:space="preserve"> Lei Federal nº 9.784, de 29 de janeiro de 1999, que regula o processo administrativo no âmbito da administração pública federal;</w:t>
       </w:r>
     </w:p>
     <w:p>
@@ -35692,7 +36895,15 @@
         <w:textAlignment w:val="auto"/>
       </w:pPr>
       <w:r>
-        <w:t>IV - o Decreto Federal nº 9.830, de 10 de junho de 2019.</w:t>
+        <w:t xml:space="preserve">IV - </w:t>
+      </w:r>
+      <w:proofErr w:type="gramStart"/>
+      <w:r>
+        <w:t>o</w:t>
+      </w:r>
+      <w:proofErr w:type="gramEnd"/>
+      <w:r>
+        <w:t xml:space="preserve"> Decreto Federal nº 9.830, de 10 de junho de 2019.</w:t>
       </w:r>
       <w:r>
         <w:t> </w:t>
@@ -35803,6 +37014,7 @@
         </w:rPr>
         <w:t xml:space="preserve">não cumprimento ou cumprimento irregular de normas </w:t>
       </w:r>
+      <w:proofErr w:type="spellStart"/>
       <w:r>
         <w:rPr>
           <w:rFonts w:ascii="Calibri" w:hAnsi="Calibri" w:cs="Calibri"/>
@@ -35817,7 +37029,25 @@
           <w:sz w:val="24"/>
           <w:szCs w:val="24"/>
         </w:rPr>
-        <w:t>ícias ou de cláusulas contratuais, de especificações, de projetos ou de prazos;</w:t>
+        <w:t>ícias</w:t>
+      </w:r>
+      <w:proofErr w:type="spellEnd"/>
+      <w:r>
+        <w:rPr>
+          <w:rFonts w:ascii="Calibri" w:hAnsi="Calibri" w:cs="Calibri"/>
+          <w:sz w:val="24"/>
+          <w:szCs w:val="24"/>
+        </w:rPr>
+        <w:t xml:space="preserve"> ou de cláusulas </w:t>
+      </w:r>
+      <w:r>
+        <w:rPr>
+          <w:rFonts w:ascii="Calibri" w:hAnsi="Calibri" w:cs="Calibri"/>
+          <w:sz w:val="24"/>
+          <w:szCs w:val="24"/>
+        </w:rPr>
+        <w:lastRenderedPageBreak/>
+        <w:t>contratuais, de especificações, de projetos ou de prazos;</w:t>
       </w:r>
     </w:p>
     <w:p>
@@ -35879,16 +37109,7 @@
           <w:sz w:val="24"/>
           <w:szCs w:val="24"/>
         </w:rPr>
-        <w:t xml:space="preserve">alteração social ou modificação da finalidade ou da estrutura da empresa que restrinja </w:t>
-      </w:r>
-      <w:r>
-        <w:rPr>
-          <w:rFonts w:ascii="Calibri" w:hAnsi="Calibri" w:cs="Calibri"/>
-          <w:sz w:val="24"/>
-          <w:szCs w:val="24"/>
-        </w:rPr>
-        <w:lastRenderedPageBreak/>
-        <w:t>sua capacidade de concluir o instrumento contratual;</w:t>
+        <w:t>alteração social ou modificação da finalidade ou da estrutura da empresa que restrinja sua capacidade de concluir o instrumento contratual;</w:t>
       </w:r>
     </w:p>
     <w:p>
@@ -36317,7 +37538,16 @@
           <w:sz w:val="24"/>
           <w:szCs w:val="24"/>
         </w:rPr>
-        <w:t>assegurarão ao contratado o direito de optar pela suspensão do cumprimento das obrigações assumidas até a normalização da situação, admitido o restabelecimento do equilíbrio econômico-financeiro do instrumento contratual, na forma da alínea “d” do inciso II do caput do art. 124 da Lei 14.133/21.</w:t>
+        <w:t xml:space="preserve">assegurarão ao contratado o direito de optar pela suspensão do cumprimento das </w:t>
+      </w:r>
+      <w:r>
+        <w:rPr>
+          <w:rFonts w:ascii="Calibri" w:hAnsi="Calibri" w:cs="Calibri"/>
+          <w:sz w:val="24"/>
+          <w:szCs w:val="24"/>
+        </w:rPr>
+        <w:lastRenderedPageBreak/>
+        <w:t>obrigações assumidas até a normalização da situação, admitido o restabelecimento do equilíbrio econômico-financeiro do instrumento contratual, na forma da alínea “d” do inciso II do caput do art. 124 da Lei 14.133/21.</w:t>
       </w:r>
     </w:p>
     <w:p>
@@ -36330,11 +37560,7 @@
         <w:ind w:left="0" w:firstLine="0"/>
       </w:pPr>
       <w:r>
-        <w:t xml:space="preserve">Os emitentes das garantias previstas no art. 96 da Lei 14.133/21, quando for o caso, serão </w:t>
-      </w:r>
-      <w:r>
-        <w:lastRenderedPageBreak/>
-        <w:t>notificados pelo contratante quanto ao início de processo administrativo para apuração de descumprimento de cláusulas contratuais.</w:t>
+        <w:t>Os emitentes das garantias previstas no art. 96 da Lei 14.133/21, quando for o caso, serão notificados pelo contratante quanto ao início de processo administrativo para apuração de descumprimento de cláusulas contratuais.</w:t>
       </w:r>
     </w:p>
     <w:p>
@@ -36944,7 +38170,6 @@
           <w:rFonts w:eastAsiaTheme="minorEastAsia"/>
           <w:color w:val="000000"/>
         </w:rPr>
-        <w:lastRenderedPageBreak/>
         <w:t>As partes se comprometem a manter sigilo e confidencialidade de todas as informações – em especial os dados pessoais e os dados pessoais sensíveis – a que tem acesso em decorrência da execução contratual, em consonância com o disposto na Lei nº 13.709/2018 (Lei Geral de Proteção de Dados Pessoais - LGPD), sendo vedado o repasse das informações a outras empresas ou pessoas, salvo aquelas decorrentes de obrigações legais ou para viabilizar o cumprimento do instrumento contratual.</w:t>
       </w:r>
     </w:p>
@@ -37483,7 +38708,6 @@
           <w:szCs w:val="24"/>
           <w:lang w:eastAsia="en-US" w:bidi="en-US"/>
         </w:rPr>
-        <w:lastRenderedPageBreak/>
         <w:t>As partes elegem o Foro desta Comarca Palmeira D’ Oeste, Estado de São Paulo, para dirimir quaisquer dúvidas oriundas do presente contrato, renunciando a qualquer outro, por mais privilegiado que seja.</w:t>
       </w:r>
     </w:p>
@@ -38404,7 +39628,47 @@
           <w:sz w:val="24"/>
           <w:szCs w:val="24"/>
         </w:rPr>
-        <w:t>PROC. {{N.PROCESSO}}             DISPENSA {{N.MODALIDADE}}</w:t>
+        <w:t>PROC. {{</w:t>
+      </w:r>
+      <w:proofErr w:type="gramStart"/>
+      <w:r>
+        <w:rPr>
+          <w:rFonts w:ascii="Calibri" w:hAnsi="Calibri" w:cs="Calibri"/>
+          <w:b/>
+          <w:sz w:val="24"/>
+          <w:szCs w:val="24"/>
+        </w:rPr>
+        <w:t xml:space="preserve">N.PROCESSO}}   </w:t>
+      </w:r>
+      <w:proofErr w:type="gramEnd"/>
+      <w:r>
+        <w:rPr>
+          <w:rFonts w:ascii="Calibri" w:hAnsi="Calibri" w:cs="Calibri"/>
+          <w:b/>
+          <w:sz w:val="24"/>
+          <w:szCs w:val="24"/>
+        </w:rPr>
+        <w:t xml:space="preserve">          DISPENSA {{</w:t>
+      </w:r>
+      <w:proofErr w:type="gramStart"/>
+      <w:r>
+        <w:rPr>
+          <w:rFonts w:ascii="Calibri" w:hAnsi="Calibri" w:cs="Calibri"/>
+          <w:b/>
+          <w:sz w:val="24"/>
+          <w:szCs w:val="24"/>
+        </w:rPr>
+        <w:t>N.MODALIDADE</w:t>
+      </w:r>
+      <w:proofErr w:type="gramEnd"/>
+      <w:r>
+        <w:rPr>
+          <w:rFonts w:ascii="Calibri" w:hAnsi="Calibri" w:cs="Calibri"/>
+          <w:b/>
+          <w:sz w:val="24"/>
+          <w:szCs w:val="24"/>
+        </w:rPr>
+        <w:t>}}</w:t>
       </w:r>
     </w:p>
     <w:p>
@@ -38660,7 +39924,7 @@
         </w:rPr>
         <w:t xml:space="preserve">: </w:t>
       </w:r>
-      <w:hyperlink r:id="rId19" w:history="1">
+      <w:hyperlink r:id="rId20" w:history="1">
         <w:r>
           <w:rPr>
             <w:rFonts w:ascii="Calibri" w:hAnsi="Calibri" w:cs="Calibri"/>
@@ -38831,7 +40095,43 @@
           <w:sz w:val="24"/>
           <w:szCs w:val="24"/>
         </w:rPr>
-        <w:t>as informações pessoais dos responsáveis pela contratante e interessados estão cadastradas no módulo eletrônico do “Cadastro Corporativo TCESP – CadTCESP”, nos termos previstos no Artigo 2º das Instruções nº01/2020, conforme “Declaração(ões) de Atualização Cadastral” anexa (s);</w:t>
+        <w:t xml:space="preserve">as informações pessoais dos responsáveis pela contratante e interessados estão cadastradas no módulo eletrônico do “Cadastro Corporativo TCESP – </w:t>
+      </w:r>
+      <w:proofErr w:type="spellStart"/>
+      <w:r>
+        <w:rPr>
+          <w:rFonts w:ascii="Calibri" w:hAnsi="Calibri" w:cs="Calibri"/>
+          <w:sz w:val="24"/>
+          <w:szCs w:val="24"/>
+        </w:rPr>
+        <w:t>CadTCESP</w:t>
+      </w:r>
+      <w:proofErr w:type="spellEnd"/>
+      <w:r>
+        <w:rPr>
+          <w:rFonts w:ascii="Calibri" w:hAnsi="Calibri" w:cs="Calibri"/>
+          <w:sz w:val="24"/>
+          <w:szCs w:val="24"/>
+        </w:rPr>
+        <w:t>”, nos termos previstos no Artigo 2º das Instruções nº01/2020, conforme “Declaração(</w:t>
+      </w:r>
+      <w:proofErr w:type="spellStart"/>
+      <w:r>
+        <w:rPr>
+          <w:rFonts w:ascii="Calibri" w:hAnsi="Calibri" w:cs="Calibri"/>
+          <w:sz w:val="24"/>
+          <w:szCs w:val="24"/>
+        </w:rPr>
+        <w:t>ões</w:t>
+      </w:r>
+      <w:proofErr w:type="spellEnd"/>
+      <w:r>
+        <w:rPr>
+          <w:rFonts w:ascii="Calibri" w:hAnsi="Calibri" w:cs="Calibri"/>
+          <w:sz w:val="24"/>
+          <w:szCs w:val="24"/>
+        </w:rPr>
+        <w:t>) de Atualização Cadastral” anexa (s);</w:t>
       </w:r>
     </w:p>
     <w:p>
@@ -39897,7 +41197,25 @@
           <w:sz w:val="24"/>
           <w:szCs w:val="24"/>
         </w:rPr>
-        <w:t xml:space="preserve">(*) - O Termo de Ciência e Notificação e/ou Cadastro do(s) Responsável(is) deve identificar as pessoas físicas que tenham concorrido para a prática do ato jurídico, na condição de ordenador da despesa; de partes contratantes; de responsáveis por ações de acompanhamento, </w:t>
+        <w:t>(*) - O Termo de Ciência e Notificação e/ou Cadastro do(s) Responsável(</w:t>
+      </w:r>
+      <w:proofErr w:type="spellStart"/>
+      <w:r>
+        <w:rPr>
+          <w:rFonts w:ascii="Calibri" w:hAnsi="Calibri" w:cs="Calibri"/>
+          <w:sz w:val="24"/>
+          <w:szCs w:val="24"/>
+        </w:rPr>
+        <w:t>is</w:t>
+      </w:r>
+      <w:proofErr w:type="spellEnd"/>
+      <w:r>
+        <w:rPr>
+          <w:rFonts w:ascii="Calibri" w:hAnsi="Calibri" w:cs="Calibri"/>
+          <w:sz w:val="24"/>
+          <w:szCs w:val="24"/>
+        </w:rPr>
+        <w:t xml:space="preserve">) deve identificar as pessoas físicas que tenham concorrido para a prática do ato jurídico, na condição de ordenador da despesa; de partes contratantes; de responsáveis por ações de acompanhamento, </w:t>
       </w:r>
       <w:r>
         <w:rPr>
@@ -39966,8 +41284,39 @@
           <w:sz w:val="24"/>
           <w:szCs w:val="24"/>
         </w:rPr>
-        <w:t>PROC. {{N.PROCESSO}}             DISPENSA {{N.MODALIDADE</w:t>
-      </w:r>
+        <w:t>PROC. {{</w:t>
+      </w:r>
+      <w:proofErr w:type="gramStart"/>
+      <w:r>
+        <w:rPr>
+          <w:rFonts w:ascii="Calibri" w:hAnsi="Calibri" w:cs="Calibri"/>
+          <w:b/>
+          <w:sz w:val="24"/>
+          <w:szCs w:val="24"/>
+        </w:rPr>
+        <w:t xml:space="preserve">N.PROCESSO}}   </w:t>
+      </w:r>
+      <w:proofErr w:type="gramEnd"/>
+      <w:r>
+        <w:rPr>
+          <w:rFonts w:ascii="Calibri" w:hAnsi="Calibri" w:cs="Calibri"/>
+          <w:b/>
+          <w:sz w:val="24"/>
+          <w:szCs w:val="24"/>
+        </w:rPr>
+        <w:t xml:space="preserve">          DISPENSA {{</w:t>
+      </w:r>
+      <w:proofErr w:type="gramStart"/>
+      <w:r>
+        <w:rPr>
+          <w:rFonts w:ascii="Calibri" w:hAnsi="Calibri" w:cs="Calibri"/>
+          <w:b/>
+          <w:sz w:val="24"/>
+          <w:szCs w:val="24"/>
+        </w:rPr>
+        <w:t>N.MODALIDADE</w:t>
+      </w:r>
+      <w:proofErr w:type="gramEnd"/>
       <w:r>
         <w:rPr>
           <w:rFonts w:ascii="Calibri" w:hAnsi="Calibri" w:cs="Calibri"/>
@@ -40752,7 +42101,21 @@
       <w:rPr>
         <w:rFonts w:ascii="Calibri" w:hAnsi="Calibri" w:cs="Calibri"/>
       </w:rPr>
-      <w:t>{{N.PROCESSO}}</w:t>
+      <w:t>{{</w:t>
+    </w:r>
+    <w:proofErr w:type="gramStart"/>
+    <w:r>
+      <w:rPr>
+        <w:rFonts w:ascii="Calibri" w:hAnsi="Calibri" w:cs="Calibri"/>
+      </w:rPr>
+      <w:t>N.PROCESSO</w:t>
+    </w:r>
+    <w:proofErr w:type="gramEnd"/>
+    <w:r>
+      <w:rPr>
+        <w:rFonts w:ascii="Calibri" w:hAnsi="Calibri" w:cs="Calibri"/>
+      </w:rPr>
+      <w:t>}}</w:t>
     </w:r>
     <w:r>
       <w:rPr>
@@ -40782,7 +42145,21 @@
       <w:rPr>
         <w:rFonts w:ascii="Calibri" w:hAnsi="Calibri" w:cs="Calibri"/>
       </w:rPr>
-      <w:t>{{N.MODALIDADE}}</w:t>
+      <w:t>{{</w:t>
+    </w:r>
+    <w:proofErr w:type="gramStart"/>
+    <w:r>
+      <w:rPr>
+        <w:rFonts w:ascii="Calibri" w:hAnsi="Calibri" w:cs="Calibri"/>
+      </w:rPr>
+      <w:t>N.MODALIDADE</w:t>
+    </w:r>
+    <w:proofErr w:type="gramEnd"/>
+    <w:r>
+      <w:rPr>
+        <w:rFonts w:ascii="Calibri" w:hAnsi="Calibri" w:cs="Calibri"/>
+      </w:rPr>
+      <w:t>}}</w:t>
     </w:r>
   </w:p>
 </w:ftr>
@@ -41045,7 +42422,25 @@
         <w:b/>
         <w:sz w:val="16"/>
       </w:rPr>
-      <w:t xml:space="preserve">FONE: (17) 3693-1101/ 3693-1118  e-mail: </w:t>
+      <w:t>FONE: (17) 3693-1101/ 3693-</w:t>
+    </w:r>
+    <w:proofErr w:type="gramStart"/>
+    <w:r>
+      <w:rPr>
+        <w:rFonts w:ascii="Calibri" w:eastAsia="Calibri" w:hAnsi="Calibri"/>
+        <w:b/>
+        <w:sz w:val="16"/>
+      </w:rPr>
+      <w:t>1118  e-mail</w:t>
+    </w:r>
+    <w:proofErr w:type="gramEnd"/>
+    <w:r>
+      <w:rPr>
+        <w:rFonts w:ascii="Calibri" w:eastAsia="Calibri" w:hAnsi="Calibri"/>
+        <w:b/>
+        <w:sz w:val="16"/>
+      </w:rPr>
+      <w:t xml:space="preserve">: </w:t>
     </w:r>
     <w:r>
       <w:rPr>
@@ -45590,7 +46985,6 @@
   <w:style w:type="character" w:default="1" w:styleId="Fontepargpadro">
     <w:name w:val="Default Paragraph Font"/>
     <w:uiPriority w:val="1"/>
-    <w:semiHidden/>
     <w:unhideWhenUsed/>
   </w:style>
   <w:style w:type="table" w:default="1" w:styleId="Tabelanormal">
